--- a/downloads/workbook/ai-5-week-06.docx
+++ b/downloads/workbook/ai-5-week-06.docx
@@ -920,6 +920,178 @@
         <w:t>Project connection: For your Image-pattern Network Investigation, save the input, procedure, observed result and limitation of this check. Label this worked example as practice; use a different, previously unreviewed case when checking independent understanding.</w:t>
       </w:r>
     </w:p>
+    <w:p>
+      <w:pPr>
+        <w:pStyle w:val="Heading1"/>
+      </w:pPr>
+      <w:r>
+        <w:t>13. Project portfolio milestone</w:t>
+      </w:r>
+    </w:p>
+    <w:p>
+      <w:r>
+        <w:t>Project: Image-pattern Network Investigation</w:t>
+      </w:r>
+    </w:p>
+    <w:p>
+      <w:r>
+        <w:t>Current milestone: Frame the need. Name the user, the problem, allowed inputs and a safe simple starting method.</w:t>
+      </w:r>
+    </w:p>
+    <w:p>
+      <w:r>
+        <w:t>For your Image-pattern Network Investigation, save the input, procedure, observed result and limitation of this check. Label this worked example as practice; use a different, previously unreviewed case when checking independent understanding.</w:t>
+      </w:r>
+    </w:p>
+    <w:tbl>
+      <w:tblPr>
+        <w:tblStyle w:val="LightShading-Accent1"/>
+        <w:tblW w:type="auto" w:w="0"/>
+        <w:tblLook w:firstColumn="1" w:firstRow="1" w:lastColumn="0" w:lastRow="0" w:noHBand="0" w:noVBand="1" w:val="04A0"/>
+      </w:tblPr>
+      <w:tblGrid>
+        <w:gridCol w:w="5112"/>
+        <w:gridCol w:w="5112"/>
+      </w:tblGrid>
+      <w:tr>
+        <w:trPr>
+          <w:tblHeader/>
+        </w:trPr>
+        <w:tc>
+          <w:tcPr>
+            <w:tcW w:type="dxa" w:w="5112"/>
+          </w:tcPr>
+          <w:p>
+            <w:r>
+              <w:t>Evidence to keep</w:t>
+            </w:r>
+          </w:p>
+        </w:tc>
+        <w:tc>
+          <w:tcPr>
+            <w:tcW w:type="dxa" w:w="5112"/>
+          </w:tcPr>
+          <w:p>
+            <w:r>
+              <w:t>My record</w:t>
+            </w:r>
+          </w:p>
+        </w:tc>
+      </w:tr>
+      <w:tr>
+        <w:tc>
+          <w:tcPr>
+            <w:tcW w:type="dxa" w:w="5112"/>
+          </w:tcPr>
+          <w:p>
+            <w:r>
+              <w:t>This week’s input and deciding step</w:t>
+            </w:r>
+          </w:p>
+        </w:tc>
+        <w:tc>
+          <w:tcPr>
+            <w:tcW w:type="dxa" w:w="5112"/>
+          </w:tcPr>
+          <w:p>
+            <w:r/>
+          </w:p>
+        </w:tc>
+      </w:tr>
+      <w:tr>
+        <w:tc>
+          <w:tcPr>
+            <w:tcW w:type="dxa" w:w="5112"/>
+          </w:tcPr>
+          <w:p>
+            <w:r>
+              <w:t>Prediction and actual result (or labelled paper trace)</w:t>
+            </w:r>
+          </w:p>
+        </w:tc>
+        <w:tc>
+          <w:tcPr>
+            <w:tcW w:type="dxa" w:w="5112"/>
+          </w:tcPr>
+          <w:p>
+            <w:r/>
+          </w:p>
+        </w:tc>
+      </w:tr>
+      <w:tr>
+        <w:tc>
+          <w:tcPr>
+            <w:tcW w:type="dxa" w:w="5112"/>
+          </w:tcPr>
+          <w:p>
+            <w:r>
+              <w:t>One change since the previous checkpoint and why</w:t>
+            </w:r>
+          </w:p>
+        </w:tc>
+        <w:tc>
+          <w:tcPr>
+            <w:tcW w:type="dxa" w:w="5112"/>
+          </w:tcPr>
+          <w:p>
+            <w:r/>
+          </w:p>
+        </w:tc>
+      </w:tr>
+      <w:tr>
+        <w:tc>
+          <w:tcPr>
+            <w:tcW w:type="dxa" w:w="5112"/>
+          </w:tcPr>
+          <w:p>
+            <w:r>
+              <w:t>One error or limit and the next test</w:t>
+            </w:r>
+          </w:p>
+        </w:tc>
+        <w:tc>
+          <w:tcPr>
+            <w:tcW w:type="dxa" w:w="5112"/>
+          </w:tcPr>
+          <w:p>
+            <w:r/>
+          </w:p>
+        </w:tc>
+      </w:tr>
+    </w:tbl>
+    <w:p>
+      <w:pPr>
+        <w:pStyle w:val="Heading3"/>
+      </w:pPr>
+      <w:r>
+        <w:t>Explain what this week adds to your project. Reuse last week’s record rather than starting again.</w:t>
+      </w:r>
+    </w:p>
+    <w:p>
+      <w:r>
+        <w:t>________________________________________________________________</w:t>
+      </w:r>
+    </w:p>
+    <w:p>
+      <w:r>
+        <w:t>________________________________________________________________</w:t>
+      </w:r>
+    </w:p>
+    <w:p>
+      <w:r>
+        <w:t>________________________________________________________________</w:t>
+      </w:r>
+    </w:p>
+    <w:p>
+      <w:r>
+        <w:t>________________________________________________________________</w:t>
+      </w:r>
+    </w:p>
+    <w:p>
+      <w:r>
+        <w:t>________________________________________________________________</w:t>
+      </w:r>
+    </w:p>
     <w:sectPr>
       <w:pgSz w:w="12240" w:h="15840"/>
       <w:pgMar w:top="936" w:right="1008" w:bottom="936" w:left="1008" w:header="720" w:footer="720" w:gutter="0"/>

--- a/downloads/workbook/ai-5-week-06.docx
+++ b/downloads/workbook/ai-5-week-06.docx
@@ -1092,6 +1092,243 @@
         <w:t>________________________________________________________________</w:t>
       </w:r>
     </w:p>
+    <w:p>
+      <w:pPr>
+        <w:pStyle w:val="Heading1"/>
+      </w:pPr>
+      <w:r>
+        <w:t>14. Supported practice and learning evidence</w:t>
+      </w:r>
+    </w:p>
+    <w:p>
+      <w:r>
+        <w:t>Use this supported practice once, in the browser or on paper. Keep the reserved independent assessment for a separate first attempt before teacher feedback.</w:t>
+      </w:r>
+    </w:p>
+    <w:p>
+      <w:r>
+        <w:t>Audit a forward pass by writing every value at its correct stage.</w:t>
+      </w:r>
+    </w:p>
+    <w:p>
+      <w:pPr>
+        <w:pStyle w:val="Heading3"/>
+      </w:pPr>
+      <w:r>
+        <w:t>Practice 1: explain the deciding evidence</w:t>
+      </w:r>
+    </w:p>
+    <w:p>
+      <w:r>
+        <w:t>Which labelled step matches this detail? Outputs are4 and 1 respectively.</w:t>
+      </w:r>
+    </w:p>
+    <w:p>
+      <w:r>
+        <w:t>1. Preactivation</w:t>
+      </w:r>
+    </w:p>
+    <w:p>
+      <w:r>
+        <w:t>2. Output</w:t>
+      </w:r>
+    </w:p>
+    <w:p>
+      <w:r>
+        <w:t>3. Activation</w:t>
+      </w:r>
+    </w:p>
+    <w:p>
+      <w:pPr>
+        <w:pStyle w:val="Heading3"/>
+      </w:pPr>
+      <w:r>
+        <w:t>My selected conclusion, deciding fact and explanation</w:t>
+      </w:r>
+    </w:p>
+    <w:p>
+      <w:r>
+        <w:t>________________________________________________________________</w:t>
+      </w:r>
+    </w:p>
+    <w:p>
+      <w:r>
+        <w:t>________________________________________________________________</w:t>
+      </w:r>
+    </w:p>
+    <w:p>
+      <w:r>
+        <w:t>________________________________________________________________</w:t>
+      </w:r>
+    </w:p>
+    <w:p>
+      <w:r>
+        <w:t>________________________________________________________________</w:t>
+      </w:r>
+    </w:p>
+    <w:p>
+      <w:r>
+        <w:t>________________________________________________________________</w:t>
+      </w:r>
+    </w:p>
+    <w:p>
+      <w:r>
+        <w:t>Hint if needed: Read the steps in the pictorial case. Match the supplied detail to the stage that performs or records it.</w:t>
+      </w:r>
+    </w:p>
+    <w:p>
+      <w:r>
+        <w:t>After your attempt, compare with the supported explanation: Output Outputs are4 and 1 respectively. A forward pass applies a fixed network to an input; it does not update weights. Keep the preactivation z, activated value h and final output y in separate trace columns. For zero, ReLU changes minus one to zero. Using the earlier minus one in the output layer is the first error, even if later arithmetic follows that mistaken value correctly.</w:t>
+      </w:r>
+    </w:p>
+    <w:p>
+      <w:pPr>
+        <w:pStyle w:val="Heading3"/>
+      </w:pPr>
+      <w:r>
+        <w:t>Practice 2: explain the deciding evidence</w:t>
+      </w:r>
+    </w:p>
+    <w:p>
+      <w:r>
+        <w:t>Changed-case practice: A submitted x = 0 trace uses h=-1 and y = 5. Which conclusion is supported by the supplied facts?</w:t>
+      </w:r>
+    </w:p>
+    <w:p>
+      <w:r>
+        <w:t>1. Its first error is retaining the negative value after ReLU; correct h = 0 gives y = 4.</w:t>
+      </w:r>
+    </w:p>
+    <w:p>
+      <w:r>
+        <w:t>2. This one example guarantees correct results for every future input.</w:t>
+      </w:r>
+    </w:p>
+    <w:p>
+      <w:r>
+        <w:t>3. We can decide the result without examining the changed input or the procedure.</w:t>
+      </w:r>
+    </w:p>
+    <w:p>
+      <w:pPr>
+        <w:pStyle w:val="Heading3"/>
+      </w:pPr>
+      <w:r>
+        <w:t>My selected conclusion, deciding fact and explanation</w:t>
+      </w:r>
+    </w:p>
+    <w:p>
+      <w:r>
+        <w:t>________________________________________________________________</w:t>
+      </w:r>
+    </w:p>
+    <w:p>
+      <w:r>
+        <w:t>________________________________________________________________</w:t>
+      </w:r>
+    </w:p>
+    <w:p>
+      <w:r>
+        <w:t>________________________________________________________________</w:t>
+      </w:r>
+    </w:p>
+    <w:p>
+      <w:r>
+        <w:t>________________________________________________________________</w:t>
+      </w:r>
+    </w:p>
+    <w:p>
+      <w:r>
+        <w:t>________________________________________________________________</w:t>
+      </w:r>
+    </w:p>
+    <w:p>
+      <w:r>
+        <w:t>Hint if needed: Use the changed condition and the deciding step in the pictorial trace. The answer must say what follows from those facts.</w:t>
+      </w:r>
+    </w:p>
+    <w:p>
+      <w:r>
+        <w:t>After your attempt, compare with the supported explanation: Its first error is retaining the negative value after ReLU; correct h = 0 gives y = 4. ReLU(-1)=0, so the output must use0, not the earlier preactivation.</w:t>
+      </w:r>
+    </w:p>
+    <w:p>
+      <w:pPr>
+        <w:pStyle w:val="Heading3"/>
+      </w:pPr>
+      <w:r>
+        <w:t>Repair a missing building block</w:t>
+      </w:r>
+    </w:p>
+    <w:p>
+      <w:r>
+        <w:t>Review Composing layers (ai-5/5). Goal: Trace how one layer supplies the next layer inputs. Short practice: What intermediate value explains the changed output? Point to the relevant step in the picture, then write the changed result and the rule or evidence that supports it.. Return to this week and explain what you changed.</w:t>
+      </w:r>
+    </w:p>
+    <w:p>
+      <w:r>
+        <w:t>Review Bias terms and decision boundaries (ai-5/3). Goal: Calculate a weighted score with a bias term. Short practice: Is B positive under the original or changed model? Point to the relevant step in the picture, then write the changed result and the rule or evidence that supports it.. Return to this week and explain what you changed.</w:t>
+      </w:r>
+    </w:p>
+    <w:p>
+      <w:pPr>
+        <w:pStyle w:val="Heading3"/>
+      </w:pPr>
+      <w:r>
+        <w:t>Predict, run and debug</w:t>
+      </w:r>
+    </w:p>
+    <w:p>
+      <w:r>
+        <w:t>The browser lab lets you edit the supported Python examples already included in this lesson. Predict first, run, inspect the actual output or error, change one input, then run again. Keep code, predictions, actual results and a reasoned revision together. On paper, label your result as a trace rather than an execution.</w:t>
+      </w:r>
+    </w:p>
+    <w:p>
+      <w:pPr>
+        <w:pStyle w:val="Heading3"/>
+      </w:pPr>
+      <w:r>
+        <w:t>Keep your completed work</w:t>
+      </w:r>
+    </w:p>
+    <w:p>
+      <w:r>
+        <w:t>Use Download completed work in the hosted lesson to export your answers, reflections, practice feedback and code-run evidence. Open the HTML copy to read or print it. Drafts stay in this browser when storage is available; clear drafts on a shared device.</w:t>
+      </w:r>
+    </w:p>
+    <w:p>
+      <w:pPr>
+        <w:pStyle w:val="Heading3"/>
+      </w:pPr>
+      <w:r>
+        <w:t>What I repaired, the evidence I kept and the next test</w:t>
+      </w:r>
+    </w:p>
+    <w:p>
+      <w:r>
+        <w:t>________________________________________________________________</w:t>
+      </w:r>
+    </w:p>
+    <w:p>
+      <w:r>
+        <w:t>________________________________________________________________</w:t>
+      </w:r>
+    </w:p>
+    <w:p>
+      <w:r>
+        <w:t>________________________________________________________________</w:t>
+      </w:r>
+    </w:p>
+    <w:p>
+      <w:r>
+        <w:t>________________________________________________________________</w:t>
+      </w:r>
+    </w:p>
+    <w:p>
+      <w:r>
+        <w:t>________________________________________________________________</w:t>
+      </w:r>
+    </w:p>
     <w:sectPr>
       <w:pgSz w:w="12240" w:h="15840"/>
       <w:pgMar w:top="936" w:right="1008" w:bottom="936" w:left="1008" w:header="720" w:footer="720" w:gutter="0"/>

--- a/downloads/workbook/ai-5-week-06.docx
+++ b/downloads/workbook/ai-5-week-06.docx
@@ -30,33 +30,45 @@
     </w:p>
     <w:p>
       <w:r>
-        <w:t>Try the recall before opening notes. Then use a different colour or a labelled second line to correct your explanation.</w:t>
+        <w:t>Record your starting explanation for Forward passes by hand before opening notes. Show any later correction separately.</w:t>
       </w:r>
     </w:p>
     <w:p>
       <w:pPr>
-        <w:pStyle w:val="Heading3"/>
-      </w:pPr>
-      <w:r>
-        <w:t>Composing layers</w:t>
+        <w:spacing w:line="336" w:lineRule="auto" w:after="180"/>
+      </w:pPr>
+      <w:r>
+        <w:rPr>
+          <w:b w:val="0"/>
+        </w:rPr>
+        <w:t>Try the recall before opening notes. Then use a different colour or a labelled second line to correct your explanation.</w:t>
       </w:r>
     </w:p>
     <w:p>
-      <w:r>
-        <w:t>Without opening the old lesson, explain one key idea from Composing layers. Give an example and a mistake that the idea helps you avoid.</w:t>
+      <w:pPr>
+        <w:pStyle w:val="Heading3"/>
+      </w:pPr>
+      <w:r>
+        <w:t>Composing layers</w:t>
       </w:r>
     </w:p>
     <w:p>
       <w:pPr>
-        <w:pStyle w:val="Heading3"/>
-      </w:pPr>
-      <w:r>
-        <w:t>My remembered idea, example and correction</w:t>
+        <w:spacing w:line="336" w:lineRule="auto" w:after="180"/>
+      </w:pPr>
+      <w:r>
+        <w:rPr>
+          <w:b w:val="0"/>
+        </w:rPr>
+        <w:t>Without opening the old lesson, explain one key idea from Composing layers. Give an example and a mistake that the idea helps you avoid.</w:t>
       </w:r>
     </w:p>
     <w:p>
-      <w:r>
-        <w:t>________________________________________________________________</w:t>
+      <w:pPr>
+        <w:pStyle w:val="Heading3"/>
+      </w:pPr>
+      <w:r>
+        <w:t>My remembered idea, example and correction</w:t>
       </w:r>
     </w:p>
     <w:p>
@@ -70,29 +82,35 @@
       </w:r>
     </w:p>
     <w:p>
-      <w:pPr>
-        <w:pStyle w:val="Heading3"/>
-      </w:pPr>
-      <w:r>
-        <w:t>Bias terms and decision boundaries</w:t>
+      <w:r>
+        <w:t>________________________________________________________________</w:t>
       </w:r>
     </w:p>
     <w:p>
-      <w:r>
-        <w:t>Without opening the old lesson, explain one key idea from Bias terms and decision boundaries. Give an example and a mistake that the idea helps you avoid.</w:t>
+      <w:pPr>
+        <w:pStyle w:val="Heading3"/>
+      </w:pPr>
+      <w:r>
+        <w:t>Bias terms and decision boundaries</w:t>
       </w:r>
     </w:p>
     <w:p>
       <w:pPr>
-        <w:pStyle w:val="Heading3"/>
-      </w:pPr>
-      <w:r>
-        <w:t>My remembered idea, example and correction</w:t>
+        <w:spacing w:line="336" w:lineRule="auto" w:after="180"/>
+      </w:pPr>
+      <w:r>
+        <w:rPr>
+          <w:b w:val="0"/>
+        </w:rPr>
+        <w:t>Without opening the old lesson, explain one key idea from Bias terms and decision boundaries. Give an example and a mistake that the idea helps you avoid.</w:t>
       </w:r>
     </w:p>
     <w:p>
-      <w:r>
-        <w:t>________________________________________________________________</w:t>
+      <w:pPr>
+        <w:pStyle w:val="Heading3"/>
+      </w:pPr>
+      <w:r>
+        <w:t>My remembered idea, example and correction</w:t>
       </w:r>
     </w:p>
     <w:p>
@@ -106,15 +124,31 @@
       </w:r>
     </w:p>
     <w:p>
-      <w:pPr>
-        <w:pStyle w:val="Heading1"/>
-      </w:pPr>
-      <w:r>
-        <w:t>02. Practise with fading help</w:t>
+      <w:r>
+        <w:t>________________________________________________________________</w:t>
       </w:r>
     </w:p>
     <w:p>
-      <w:r>
+      <w:pPr>
+        <w:pStyle w:val="Heading1"/>
+      </w:pPr>
+      <w:r>
+        <w:t>02. Practise with fading help</w:t>
+      </w:r>
+    </w:p>
+    <w:p>
+      <w:r>
+        <w:t>Complete the supported Forward passes by hand trace and record the first step you can explain without help.</w:t>
+      </w:r>
+    </w:p>
+    <w:p>
+      <w:pPr>
+        <w:spacing w:line="336" w:lineRule="auto" w:after="180"/>
+      </w:pPr>
+      <w:r>
+        <w:rPr>
+          <w:b w:val="0"/>
+        </w:rPr>
         <w:t>Use W2: Locate a bias omission for Forward passes by hand. Record the answer once; the lesson and workbook refer to the same attempt.</w:t>
       </w:r>
     </w:p>
@@ -243,25 +277,49 @@
     </w:p>
     <w:p>
       <w:r>
-        <w:t>Use the worked case for Forward passes by hand. Proposed explanation: “ReLU means the output cannot be negative”. Decide whether this explanation is supported. Point to the step or supplied fact that decides; explain your repair if needed.</w:t>
+        <w:t>Check the proposed Forward passes by hand explanation against the supplied facts before discussing it.</w:t>
       </w:r>
     </w:p>
     <w:p>
       <w:pPr>
-        <w:pStyle w:val="Heading3"/>
-      </w:pPr>
-      <w:r>
-        <w:t>My explanation before partner discussion</w:t>
+        <w:spacing w:line="336" w:lineRule="auto" w:after="180"/>
+      </w:pPr>
+      <w:r>
+        <w:rPr>
+          <w:b w:val="0"/>
+        </w:rPr>
+        <w:t xml:space="preserve">Use the worked case for Forward passes by hand. Proposed explanation: “ReLU means the </w:t>
+      </w:r>
+      <w:r>
+        <w:rPr>
+          <w:b/>
+        </w:rPr>
+        <w:t>output</w:t>
+      </w:r>
+      <w:r>
+        <w:rPr>
+          <w:b w:val="0"/>
+        </w:rPr>
+        <w:t xml:space="preserve"> cannot be negative”. Decide whether this explanation is supported.</w:t>
       </w:r>
     </w:p>
     <w:p>
-      <w:r>
-        <w:t>________________________________________________________________</w:t>
+      <w:pPr>
+        <w:spacing w:line="336" w:lineRule="auto" w:after="180"/>
+      </w:pPr>
+      <w:r>
+        <w:rPr>
+          <w:b w:val="0"/>
+        </w:rPr>
+        <w:t>Point to the step or supplied fact that decides; explain your repair if needed.</w:t>
       </w:r>
     </w:p>
     <w:p>
-      <w:r>
-        <w:t>________________________________________________________________</w:t>
+      <w:pPr>
+        <w:pStyle w:val="Heading3"/>
+      </w:pPr>
+      <w:r>
+        <w:t>My explanation before partner discussion</w:t>
       </w:r>
     </w:p>
     <w:p>
@@ -275,47 +333,77 @@
       </w:r>
     </w:p>
     <w:p>
-      <w:pPr>
-        <w:pStyle w:val="Heading1"/>
-      </w:pPr>
-      <w:r>
-        <w:t>04. Independent transfer case</w:t>
+      <w:r>
+        <w:t>________________________________________________________________</w:t>
       </w:r>
     </w:p>
     <w:p>
-      <w:pPr>
-        <w:pStyle w:val="Heading3"/>
-      </w:pPr>
-      <w:r>
-        <w:t>Independent case: Audit a different network independently</w:t>
+      <w:r>
+        <w:t>________________________________________________________________</w:t>
       </w:r>
     </w:p>
     <w:p>
-      <w:r>
-        <w:t>Use z1 = x + 1, z2 = 2 - 2x, h = ReLU(z) component by component, and y = 2h1 + h2 - 3. Trace x = 0 and x = 2. A submitted x = 2 trace uses h = [3, -2] and y = 1. Find its first error and correct all later values.</w:t>
+      <w:pPr>
+        <w:pStyle w:val="Heading1"/>
+      </w:pPr>
+      <w:r>
+        <w:t>04. Independent transfer case</w:t>
       </w:r>
     </w:p>
     <w:p>
-      <w:pPr>
-        <w:pStyle w:val="Heading3"/>
-      </w:pPr>
-      <w:r>
-        <w:t>My independent explanation, trace and limits</w:t>
+      <w:r>
+        <w:t>Write one first attempt at the reserved independent case before feedback. Repeated copies of that case refer to the same recorded attempt.</w:t>
       </w:r>
     </w:p>
     <w:p>
-      <w:r>
-        <w:t>________________________________________________________________</w:t>
+      <w:pPr>
+        <w:pStyle w:val="Heading3"/>
+      </w:pPr>
+      <w:r>
+        <w:t>Independent case: Audit a different network independently</w:t>
       </w:r>
     </w:p>
     <w:p>
-      <w:r>
-        <w:t>________________________________________________________________</w:t>
+      <w:pPr>
+        <w:spacing w:line="336" w:lineRule="auto" w:after="180"/>
+      </w:pPr>
+      <w:r>
+        <w:rPr>
+          <w:b w:val="0"/>
+        </w:rPr>
+        <w:t xml:space="preserve">Use z1 = x + 1, z2 = 2 - 2x, h = ReLU(z) component by component, and y = 2h1 + h2 - 3. </w:t>
+      </w:r>
+      <w:r>
+        <w:rPr>
+          <w:b/>
+        </w:rPr>
+        <w:t>Trace</w:t>
+      </w:r>
+      <w:r>
+        <w:rPr>
+          <w:b w:val="0"/>
+        </w:rPr>
+        <w:t xml:space="preserve"> x = 0 and x = 2. A submitted x = 2 </w:t>
+      </w:r>
+      <w:r>
+        <w:rPr>
+          <w:b/>
+        </w:rPr>
+        <w:t>trace</w:t>
+      </w:r>
+      <w:r>
+        <w:rPr>
+          <w:b w:val="0"/>
+        </w:rPr>
+        <w:t xml:space="preserve"> uses h = [3, -2] and y = 1. Find its first error and correct all later values.</w:t>
       </w:r>
     </w:p>
     <w:p>
-      <w:r>
-        <w:t>________________________________________________________________</w:t>
+      <w:pPr>
+        <w:pStyle w:val="Heading3"/>
+      </w:pPr>
+      <w:r>
+        <w:t>My independent explanation, trace and limits</w:t>
       </w:r>
     </w:p>
     <w:p>
@@ -340,48 +428,66 @@
     </w:p>
     <w:p>
       <w:r>
-        <w:t>Attempt this case before feedback. Record any help. Earlier examples below are further practice; a case already practised with feedback cannot establish fresh transfer.</w:t>
+        <w:t>________________________________________________________________</w:t>
       </w:r>
     </w:p>
     <w:p>
-      <w:pPr>
-        <w:pStyle w:val="Heading1"/>
-      </w:pPr>
-      <w:r>
-        <w:t>05. W1 Complete a fresh row</w:t>
+      <w:r>
+        <w:t>________________________________________________________________</w:t>
       </w:r>
     </w:p>
     <w:p>
       <w:r>
-        <w:t>Trace x = -1 through the lesson network. Record z, h and y.</w:t>
+        <w:t>________________________________________________________________</w:t>
       </w:r>
     </w:p>
     <w:p>
       <w:pPr>
-        <w:pStyle w:val="Heading3"/>
-      </w:pPr>
-      <w:r>
-        <w:t>My reasoning and evidence</w:t>
+        <w:spacing w:line="336" w:lineRule="auto" w:after="180"/>
+      </w:pPr>
+      <w:r>
+        <w:rPr>
+          <w:b w:val="0"/>
+        </w:rPr>
+        <w:t>Attempt this case before feedback. Record any help. Earlier examples below are further practice; a case already practised with feedback cannot establish fresh transfer.</w:t>
       </w:r>
     </w:p>
     <w:p>
-      <w:r>
-        <w:t>________________________________________________________________</w:t>
+      <w:pPr>
+        <w:pStyle w:val="Heading1"/>
+      </w:pPr>
+      <w:r>
+        <w:t>05. W1 Complete a fresh row</w:t>
       </w:r>
     </w:p>
     <w:p>
       <w:r>
-        <w:t>________________________________________________________________</w:t>
+        <w:t>Complete a fresh row. Apply the supplied Forward passes by hand facts and keep your reasoning.</w:t>
       </w:r>
     </w:p>
     <w:p>
-      <w:r>
-        <w:t>________________________________________________________________</w:t>
+      <w:pPr>
+        <w:spacing w:line="336" w:lineRule="auto" w:after="180"/>
+      </w:pPr>
+      <w:r>
+        <w:rPr>
+          <w:b/>
+        </w:rPr>
+        <w:t>Trace</w:t>
+      </w:r>
+      <w:r>
+        <w:rPr>
+          <w:b w:val="0"/>
+        </w:rPr>
+        <w:t xml:space="preserve"> x = -1 through the lesson network. Record z, h and y.</w:t>
       </w:r>
     </w:p>
     <w:p>
-      <w:r>
-        <w:t>________________________________________________________________</w:t>
+      <w:pPr>
+        <w:pStyle w:val="Heading3"/>
+      </w:pPr>
+      <w:r>
+        <w:t>My reasoning and evidence</w:t>
       </w:r>
     </w:p>
     <w:p>
@@ -395,24 +501,18 @@
       </w:r>
     </w:p>
     <w:p>
-      <w:pPr>
-        <w:pStyle w:val="Heading1"/>
-      </w:pPr>
-      <w:r>
-        <w:t>06. W2 Locate a bias omission</w:t>
+      <w:r>
+        <w:t>________________________________________________________________</w:t>
       </w:r>
     </w:p>
     <w:p>
       <w:r>
-        <w:t>At x = 3 a trace gives z = [5, -1], h = [5, 0] and y = 5. Identify the first incorrect stage and repair it.</w:t>
+        <w:t>________________________________________________________________</w:t>
       </w:r>
     </w:p>
     <w:p>
-      <w:pPr>
-        <w:pStyle w:val="Heading3"/>
-      </w:pPr>
-      <w:r>
-        <w:t>My reasoning and evidence</w:t>
+      <w:r>
+        <w:t>________________________________________________________________</w:t>
       </w:r>
     </w:p>
     <w:p>
@@ -421,23 +521,47 @@
       </w:r>
     </w:p>
     <w:p>
-      <w:r>
-        <w:t>________________________________________________________________</w:t>
+      <w:pPr>
+        <w:pStyle w:val="Heading1"/>
+      </w:pPr>
+      <w:r>
+        <w:t>06. W2 Locate a bias omission</w:t>
       </w:r>
     </w:p>
     <w:p>
       <w:r>
-        <w:t>________________________________________________________________</w:t>
+        <w:t>Locate a bias omission. Apply the supplied Forward passes by hand facts and keep your reasoning.</w:t>
       </w:r>
     </w:p>
     <w:p>
-      <w:r>
-        <w:t>________________________________________________________________</w:t>
+      <w:pPr>
+        <w:spacing w:line="336" w:lineRule="auto" w:after="180"/>
+      </w:pPr>
+      <w:r>
+        <w:rPr>
+          <w:b w:val="0"/>
+        </w:rPr>
+        <w:t xml:space="preserve">At x = 3 a </w:t>
+      </w:r>
+      <w:r>
+        <w:rPr>
+          <w:b/>
+        </w:rPr>
+        <w:t>trace</w:t>
+      </w:r>
+      <w:r>
+        <w:rPr>
+          <w:b w:val="0"/>
+        </w:rPr>
+        <w:t xml:space="preserve"> gives z = [5, -1], h = [5, 0] and y = 5. Identify the first incorrect stage and repair it.</w:t>
       </w:r>
     </w:p>
     <w:p>
-      <w:r>
-        <w:t>________________________________________________________________</w:t>
+      <w:pPr>
+        <w:pStyle w:val="Heading3"/>
+      </w:pPr>
+      <w:r>
+        <w:t>My reasoning and evidence</w:t>
       </w:r>
     </w:p>
     <w:p>
@@ -446,24 +570,18 @@
       </w:r>
     </w:p>
     <w:p>
-      <w:pPr>
-        <w:pStyle w:val="Heading1"/>
-      </w:pPr>
-      <w:r>
-        <w:t>07. W3 Check both boundaries</w:t>
+      <w:r>
+        <w:t>________________________________________________________________</w:t>
       </w:r>
     </w:p>
     <w:p>
       <w:r>
-        <w:t>Trace x = 0.5 and x = 2. Which hidden score is zero in each case?</w:t>
+        <w:t>________________________________________________________________</w:t>
       </w:r>
     </w:p>
     <w:p>
-      <w:pPr>
-        <w:pStyle w:val="Heading3"/>
-      </w:pPr>
-      <w:r>
-        <w:t>My reasoning and evidence</w:t>
+      <w:r>
+        <w:t>________________________________________________________________</w:t>
       </w:r>
     </w:p>
     <w:p>
@@ -477,44 +595,57 @@
       </w:r>
     </w:p>
     <w:p>
-      <w:r>
-        <w:t>________________________________________________________________</w:t>
+      <w:pPr>
+        <w:pStyle w:val="Heading1"/>
+      </w:pPr>
+      <w:r>
+        <w:t>07. W3 Check both boundaries</w:t>
       </w:r>
     </w:p>
     <w:p>
       <w:r>
-        <w:t>________________________________________________________________</w:t>
+        <w:t>Check both boundaries. Apply the supplied Forward passes by hand facts and keep your reasoning.</w:t>
       </w:r>
     </w:p>
     <w:p>
-      <w:r>
-        <w:t>________________________________________________________________</w:t>
+      <w:pPr>
+        <w:spacing w:line="336" w:lineRule="auto" w:after="180"/>
+        <w:shd w:fill="F5F1FB"/>
+      </w:pPr>
+      <w:r>
+        <w:rPr>
+          <w:b/>
+        </w:rPr>
+        <w:t>Trace</w:t>
+      </w:r>
+      <w:r>
+        <w:rPr>
+          <w:b w:val="0"/>
+        </w:rPr>
+        <w:t xml:space="preserve"> x = 0.5 and x = 2. Which hidden score is zero in each case?</w:t>
       </w:r>
     </w:p>
     <w:p>
-      <w:r>
-        <w:t>________________________________________________________________</w:t>
+      <w:pPr>
+        <w:pStyle w:val="Heading3"/>
+      </w:pPr>
+      <w:r>
+        <w:t>My reasoning and evidence</w:t>
       </w:r>
     </w:p>
     <w:p>
-      <w:pPr>
-        <w:pStyle w:val="Heading1"/>
-      </w:pPr>
-      <w:r>
-        <w:t>08. W4 Audit a different network independently</w:t>
+      <w:r>
+        <w:t>________________________________________________________________</w:t>
       </w:r>
     </w:p>
     <w:p>
       <w:r>
-        <w:t>Use z1 = x + 1, z2 = 2 - 2x, h = ReLU(z) component by component, and y = 2h1 + h2 - 3. Trace x = 0 and x = 2. A submitted x = 2 trace uses h = [3, -2] and y = 1. Find its first error and correct all later values.</w:t>
+        <w:t>________________________________________________________________</w:t>
       </w:r>
     </w:p>
     <w:p>
-      <w:pPr>
-        <w:pStyle w:val="Heading3"/>
-      </w:pPr>
-      <w:r>
-        <w:t>My reasoning and evidence</w:t>
+      <w:r>
+        <w:t>________________________________________________________________</w:t>
       </w:r>
     </w:p>
     <w:p>
@@ -533,23 +664,59 @@
       </w:r>
     </w:p>
     <w:p>
-      <w:r>
-        <w:t>________________________________________________________________</w:t>
+      <w:pPr>
+        <w:pStyle w:val="Heading1"/>
+      </w:pPr>
+      <w:r>
+        <w:t>08. W4 Audit a different network independently</w:t>
       </w:r>
     </w:p>
     <w:p>
       <w:r>
-        <w:t>________________________________________________________________</w:t>
+        <w:t>Attempt before feedback. If this repeats the selected independent case, reuse that first attempt; otherwise keep a separate record. Audit a different network independently. Apply the supplied Forward passes by hand facts and keep your reasoning.</w:t>
       </w:r>
     </w:p>
     <w:p>
-      <w:r>
-        <w:t>________________________________________________________________</w:t>
+      <w:pPr>
+        <w:spacing w:line="336" w:lineRule="auto" w:after="180"/>
+      </w:pPr>
+      <w:r>
+        <w:rPr>
+          <w:b w:val="0"/>
+        </w:rPr>
+        <w:t xml:space="preserve">Use z1 = x + 1, z2 = 2 - 2x, h = ReLU(z) component by component, and y = 2h1 + h2 - 3. </w:t>
+      </w:r>
+      <w:r>
+        <w:rPr>
+          <w:b/>
+        </w:rPr>
+        <w:t>Trace</w:t>
+      </w:r>
+      <w:r>
+        <w:rPr>
+          <w:b w:val="0"/>
+        </w:rPr>
+        <w:t xml:space="preserve"> x = 0 and x = 2. A submitted x = 2 </w:t>
+      </w:r>
+      <w:r>
+        <w:rPr>
+          <w:b/>
+        </w:rPr>
+        <w:t>trace</w:t>
+      </w:r>
+      <w:r>
+        <w:rPr>
+          <w:b w:val="0"/>
+        </w:rPr>
+        <w:t xml:space="preserve"> uses h = [3, -2] and y = 1. Find its first error and correct all later values.</w:t>
       </w:r>
     </w:p>
     <w:p>
-      <w:r>
-        <w:t>________________________________________________________________</w:t>
+      <w:pPr>
+        <w:pStyle w:val="Heading3"/>
+      </w:pPr>
+      <w:r>
+        <w:t>My reasoning and evidence</w:t>
       </w:r>
     </w:p>
     <w:p>
@@ -558,24 +725,18 @@
       </w:r>
     </w:p>
     <w:p>
-      <w:pPr>
-        <w:pStyle w:val="Heading1"/>
-      </w:pPr>
-      <w:r>
-        <w:t>09. W5 Limit a passing test</w:t>
+      <w:r>
+        <w:t>________________________________________________________________</w:t>
       </w:r>
     </w:p>
     <w:p>
       <w:r>
-        <w:t>Explain why testing only x = 1 in the lesson model may miss a hidden-order swap.</w:t>
+        <w:t>________________________________________________________________</w:t>
       </w:r>
     </w:p>
     <w:p>
-      <w:pPr>
-        <w:pStyle w:val="Heading3"/>
-      </w:pPr>
-      <w:r>
-        <w:t>My reasoning and evidence</w:t>
+      <w:r>
+        <w:t>________________________________________________________________</w:t>
       </w:r>
     </w:p>
     <w:p>
@@ -599,34 +760,40 @@
       </w:r>
     </w:p>
     <w:p>
-      <w:r>
-        <w:t>________________________________________________________________</w:t>
+      <w:pPr>
+        <w:pStyle w:val="Heading1"/>
+      </w:pPr>
+      <w:r>
+        <w:t>09. W5 Limit a passing test</w:t>
       </w:r>
     </w:p>
     <w:p>
       <w:r>
-        <w:t>________________________________________________________________</w:t>
+        <w:t>Limit a passing test. Apply the supplied Forward passes by hand facts and keep your reasoning.</w:t>
       </w:r>
     </w:p>
     <w:p>
       <w:pPr>
-        <w:pStyle w:val="Heading1"/>
-      </w:pPr>
-      <w:r>
-        <w:t>10. Project checkpoint and reflection</w:t>
+        <w:spacing w:line="336" w:lineRule="auto" w:after="180"/>
+      </w:pPr>
+      <w:r>
+        <w:rPr>
+          <w:b w:val="0"/>
+        </w:rPr>
+        <w:t>Explain why testing only x = 1 in the lesson model may miss a hidden-order swap.</w:t>
       </w:r>
     </w:p>
     <w:p>
-      <w:r>
-        <w:t>Add a labelled forward passes by hand evidence sheet to Image-pattern Network Investigation. Show how you can record scores and activations in dependency order. Use the supplied fictional case and keep its inputs, intermediate steps, calculation or prediction, and limitation. Connect this record to last week’s record; a matching answer without a trace is insufficient.</w:t>
+      <w:pPr>
+        <w:pStyle w:val="Heading3"/>
+      </w:pPr>
+      <w:r>
+        <w:t>My reasoning and evidence</w:t>
       </w:r>
     </w:p>
     <w:p>
-      <w:pPr>
-        <w:pStyle w:val="Heading3"/>
-      </w:pPr>
-      <w:r>
-        <w:t>My project change, supporting evidence and remaining limit</w:t>
+      <w:r>
+        <w:t>________________________________________________________________</w:t>
       </w:r>
     </w:p>
     <w:p>
@@ -655,16 +822,149 @@
       </w:r>
     </w:p>
     <w:p>
-      <w:r>
-        <w:t>________________________________________________________________</w:t>
+      <w:pPr>
+        <w:pStyle w:val="Heading1"/>
+      </w:pPr>
+      <w:r>
+        <w:t>10. Project checkpoint and reflection</w:t>
       </w:r>
     </w:p>
     <w:p>
+      <w:r>
+        <w:t>Connect Forward passes by hand to Image-pattern Network Investigation, identify a limit and choose the next useful test.</w:t>
+      </w:r>
+    </w:p>
+    <w:p>
+      <w:pPr>
+        <w:spacing w:line="336" w:lineRule="auto" w:after="180"/>
+      </w:pPr>
+      <w:r>
+        <w:rPr>
+          <w:b w:val="0"/>
+        </w:rPr>
+        <w:t xml:space="preserve">Add a labelled forward passes by hand </w:t>
+      </w:r>
+      <w:r>
+        <w:rPr>
+          <w:b/>
+        </w:rPr>
+        <w:t>evidence</w:t>
+      </w:r>
+      <w:r>
+        <w:rPr>
+          <w:b w:val="0"/>
+        </w:rPr>
+        <w:t xml:space="preserve"> sheet to Image-pattern Network Investigation. Show how you can record scores and activations in </w:t>
+      </w:r>
+      <w:r>
+        <w:rPr>
+          <w:b/>
+        </w:rPr>
+        <w:t>dependency</w:t>
+      </w:r>
+      <w:r>
+        <w:rPr>
+          <w:b w:val="0"/>
+        </w:rPr>
+        <w:t xml:space="preserve"> order.</w:t>
+      </w:r>
+    </w:p>
+    <w:p>
+      <w:pPr>
+        <w:spacing w:line="336" w:lineRule="auto" w:after="180"/>
+      </w:pPr>
+      <w:r>
+        <w:rPr>
+          <w:b w:val="0"/>
+        </w:rPr>
+        <w:t xml:space="preserve">Use the supplied fictional case and keep its </w:t>
+      </w:r>
+      <w:r>
+        <w:rPr>
+          <w:b/>
+        </w:rPr>
+        <w:t>input</w:t>
+      </w:r>
+      <w:r>
+        <w:rPr>
+          <w:b w:val="0"/>
+        </w:rPr>
+        <w:t xml:space="preserve">s, intermediate steps, calculation or </w:t>
+      </w:r>
+      <w:r>
+        <w:rPr>
+          <w:b/>
+        </w:rPr>
+        <w:t>prediction</w:t>
+      </w:r>
+      <w:r>
+        <w:rPr>
+          <w:b w:val="0"/>
+        </w:rPr>
+        <w:t xml:space="preserve">, and limitation. Connect this record to last week’s record; a matching answer without a </w:t>
+      </w:r>
+      <w:r>
+        <w:rPr>
+          <w:b/>
+        </w:rPr>
+        <w:t>trace</w:t>
+      </w:r>
+      <w:r>
+        <w:rPr>
+          <w:b w:val="0"/>
+        </w:rPr>
+        <w:t xml:space="preserve"> is insufficient.</w:t>
+      </w:r>
+    </w:p>
+    <w:p>
+      <w:pPr>
+        <w:pStyle w:val="Heading3"/>
+      </w:pPr>
+      <w:r>
+        <w:t>My project change, supporting evidence and remaining limit</w:t>
+      </w:r>
+    </w:p>
+    <w:p>
+      <w:r>
+        <w:t>________________________________________________________________</w:t>
+      </w:r>
+    </w:p>
+    <w:p>
+      <w:r>
+        <w:t>________________________________________________________________</w:t>
+      </w:r>
+    </w:p>
+    <w:p>
+      <w:r>
+        <w:t>________________________________________________________________</w:t>
+      </w:r>
+    </w:p>
+    <w:p>
+      <w:r>
+        <w:t>________________________________________________________________</w:t>
+      </w:r>
+    </w:p>
+    <w:p>
+      <w:r>
+        <w:t>________________________________________________________________</w:t>
+      </w:r>
+    </w:p>
+    <w:p>
+      <w:r>
+        <w:t>________________________________________________________________</w:t>
+      </w:r>
+    </w:p>
+    <w:p>
       <w:pPr>
         <w:pStyle w:val="Heading1"/>
       </w:pPr>
       <w:r>
         <w:t>11. Feedback, return check and learning record</w:t>
+      </w:r>
+    </w:p>
+    <w:p>
+      <w:r>
+        <w:t>Record the first repaired step and a different case to revisit after a delay.</w:t>
       </w:r>
     </w:p>
     <w:tbl>
@@ -804,7 +1104,13 @@
       </w:tr>
     </w:tbl>
     <w:p>
-      <w:r>
+      <w:pPr>
+        <w:spacing w:line="336" w:lineRule="auto" w:after="180"/>
+      </w:pPr>
+      <w:r>
+        <w:rPr>
+          <w:b w:val="0"/>
+        </w:rPr>
         <w:t>Revisit this idea with your teacher after a delay. Familiarity is different from explaining and using it on a changed case.</w:t>
       </w:r>
     </w:p>
@@ -818,17 +1124,64 @@
     </w:p>
     <w:p>
       <w:r>
-        <w:t>Audit a forward pass by writing every value at its correct stage.</w:t>
+        <w:t>Audit a forward pass by writing every value at its correct stage. Explain the labelled step before checking the changed condition.</w:t>
       </w:r>
     </w:p>
     <w:p>
-      <w:r>
-        <w:t>Toy scalar network z=2x-1, h=ReLU(z), y=-h+4. Trace x=0 and x=2.</w:t>
+      <w:pPr>
+        <w:spacing w:line="336" w:lineRule="auto" w:after="180"/>
+      </w:pPr>
+      <w:r>
+        <w:rPr>
+          <w:b w:val="0"/>
+        </w:rPr>
+        <w:t>Audit a forward pass by writing every value at its correct stage.</w:t>
       </w:r>
     </w:p>
     <w:p>
-      <w:r>
-        <w:t>All inputs and outcomes in this worked example are invented classroom data; no real model run is claimed.</w:t>
+      <w:pPr>
+        <w:spacing w:line="336" w:lineRule="auto" w:after="180"/>
+      </w:pPr>
+      <w:r>
+        <w:rPr>
+          <w:b w:val="0"/>
+        </w:rPr>
+        <w:t xml:space="preserve">Toy scalar network z=2x-1, h=ReLU(z), y=-h+4. </w:t>
+      </w:r>
+      <w:r>
+        <w:rPr>
+          <w:b/>
+        </w:rPr>
+        <w:t>Trace</w:t>
+      </w:r>
+      <w:r>
+        <w:rPr>
+          <w:b w:val="0"/>
+        </w:rPr>
+        <w:t xml:space="preserve"> x=0 and x=2.</w:t>
+      </w:r>
+    </w:p>
+    <w:p>
+      <w:pPr>
+        <w:spacing w:line="336" w:lineRule="auto" w:after="180"/>
+      </w:pPr>
+      <w:r>
+        <w:rPr>
+          <w:b w:val="0"/>
+        </w:rPr>
+        <w:t xml:space="preserve">All </w:t>
+      </w:r>
+      <w:r>
+        <w:rPr>
+          <w:b/>
+        </w:rPr>
+        <w:t>input</w:t>
+      </w:r>
+      <w:r>
+        <w:rPr>
+          <w:b w:val="0"/>
+        </w:rPr>
+        <w:t>s and outcomes in this worked example are invented classroom data; no real model run is claimed.</w:t>
       </w:r>
     </w:p>
     <w:p>
@@ -868,8 +1221,26 @@
       </w:r>
     </w:p>
     <w:p>
-      <w:r>
-        <w:t>Why should feedback identify h before correcting only y? Point to the relevant step in the picture, then write the changed result and the rule or evidence that supports it.</w:t>
+      <w:pPr>
+        <w:spacing w:line="336" w:lineRule="auto" w:after="180"/>
+      </w:pPr>
+      <w:r>
+        <w:rPr>
+          <w:b w:val="0"/>
+        </w:rPr>
+        <w:t xml:space="preserve">Why should feedback identify h before correcting only y? Point to the relevant step in the picture, then write the changed result and the rule or </w:t>
+      </w:r>
+      <w:r>
+        <w:rPr>
+          <w:b/>
+        </w:rPr>
+        <w:t>evidence</w:t>
+      </w:r>
+      <w:r>
+        <w:rPr>
+          <w:b w:val="0"/>
+        </w:rPr>
+        <w:t xml:space="preserve"> that supports it.</w:t>
       </w:r>
     </w:p>
     <w:p>
@@ -911,36 +1282,150 @@
       </w:r>
     </w:p>
     <w:p>
-      <w:r>
-        <w:t>Support used: alone / hint / worked example. This record is practice evidence.</w:t>
+      <w:pPr>
+        <w:pStyle w:val="Heading3"/>
+      </w:pPr>
+      <w:r>
+        <w:t>Record the help used</w:t>
       </w:r>
     </w:p>
     <w:p>
-      <w:r>
-        <w:t>Project connection: For your Image-pattern Network Investigation, save the input, procedure, observed result and limitation of this check. Label this worked example as practice; use a different, previously unreviewed case when checking independent understanding.</w:t>
+      <w:pPr>
+        <w:spacing w:line="336" w:lineRule="auto" w:after="180"/>
+        <w:shd w:fill="F1F6F8"/>
+      </w:pPr>
+      <w:r>
+        <w:rPr>
+          <w:b w:val="0"/>
+        </w:rPr>
+        <w:t xml:space="preserve">Support used: alone / hint / worked example. This record is practice </w:t>
+      </w:r>
+      <w:r>
+        <w:rPr>
+          <w:b/>
+        </w:rPr>
+        <w:t>evidence</w:t>
+      </w:r>
+      <w:r>
+        <w:rPr>
+          <w:b w:val="0"/>
+        </w:rPr>
+        <w:t>.</w:t>
       </w:r>
     </w:p>
     <w:p>
       <w:pPr>
-        <w:pStyle w:val="Heading1"/>
-      </w:pPr>
-      <w:r>
-        <w:t>13. Project portfolio milestone</w:t>
+        <w:spacing w:line="336" w:lineRule="auto" w:after="180"/>
+      </w:pPr>
+      <w:r>
+        <w:rPr>
+          <w:b w:val="0"/>
+        </w:rPr>
+        <w:t xml:space="preserve">Project connection: For your Image-pattern Network Investigation, save the </w:t>
+      </w:r>
+      <w:r>
+        <w:rPr>
+          <w:b/>
+        </w:rPr>
+        <w:t>input</w:t>
+      </w:r>
+      <w:r>
+        <w:rPr>
+          <w:b w:val="0"/>
+        </w:rPr>
+        <w:t>, procedure, observed result and limitation of this check.</w:t>
       </w:r>
     </w:p>
     <w:p>
-      <w:r>
-        <w:t>Project: Image-pattern Network Investigation</w:t>
+      <w:pPr>
+        <w:spacing w:line="336" w:lineRule="auto" w:after="180"/>
+      </w:pPr>
+      <w:r>
+        <w:rPr>
+          <w:b w:val="0"/>
+        </w:rPr>
+        <w:t>Label this worked example as practice; use a different, previously unreviewed case when checking independent understanding.</w:t>
       </w:r>
     </w:p>
     <w:p>
-      <w:r>
-        <w:t>Current milestone: Frame the need. Name the user, the problem, allowed inputs and a safe simple starting method.</w:t>
+      <w:pPr>
+        <w:pStyle w:val="Heading1"/>
+      </w:pPr>
+      <w:r>
+        <w:t>13. Project portfolio milestone</w:t>
       </w:r>
     </w:p>
     <w:p>
       <w:r>
-        <w:t>For your Image-pattern Network Investigation, save the input, procedure, observed result and limitation of this check. Label this worked example as practice; use a different, previously unreviewed case when checking independent understanding.</w:t>
+        <w:t>Keep this week’s input, deciding step, result and limit together in the Image-pattern Network Investigation record.</w:t>
+      </w:r>
+    </w:p>
+    <w:p>
+      <w:pPr>
+        <w:spacing w:line="336" w:lineRule="auto" w:after="180"/>
+      </w:pPr>
+      <w:r>
+        <w:rPr>
+          <w:b w:val="0"/>
+        </w:rPr>
+        <w:t>Project: Image-pattern Network Investigation</w:t>
+      </w:r>
+    </w:p>
+    <w:p>
+      <w:pPr>
+        <w:spacing w:line="336" w:lineRule="auto" w:after="180"/>
+      </w:pPr>
+      <w:r>
+        <w:rPr>
+          <w:b w:val="0"/>
+        </w:rPr>
+        <w:t xml:space="preserve">Current milestone: Frame the need. Name the user, the problem, allowed </w:t>
+      </w:r>
+      <w:r>
+        <w:rPr>
+          <w:b/>
+        </w:rPr>
+        <w:t>input</w:t>
+      </w:r>
+      <w:r>
+        <w:rPr>
+          <w:b w:val="0"/>
+        </w:rPr>
+        <w:t>s and a safe simple starting method.</w:t>
+      </w:r>
+    </w:p>
+    <w:p>
+      <w:pPr>
+        <w:spacing w:line="336" w:lineRule="auto" w:after="180"/>
+      </w:pPr>
+      <w:r>
+        <w:rPr>
+          <w:b w:val="0"/>
+        </w:rPr>
+        <w:t xml:space="preserve">For your Image-pattern Network Investigation, save the </w:t>
+      </w:r>
+      <w:r>
+        <w:rPr>
+          <w:b/>
+        </w:rPr>
+        <w:t>input</w:t>
+      </w:r>
+      <w:r>
+        <w:rPr>
+          <w:b w:val="0"/>
+        </w:rPr>
+        <w:t>, procedure, observed result and limitation of this check.</w:t>
+      </w:r>
+    </w:p>
+    <w:p>
+      <w:pPr>
+        <w:spacing w:line="336" w:lineRule="auto" w:after="180"/>
+      </w:pPr>
+      <w:r>
+        <w:rPr>
+          <w:b w:val="0"/>
+        </w:rPr>
+        <w:t>Label this worked example as practice; use a different, previously unreviewed case when checking independent understanding.</w:t>
       </w:r>
     </w:p>
     <w:tbl>
@@ -1102,53 +1587,116 @@
     </w:p>
     <w:p>
       <w:r>
-        <w:t>Use this supported practice once, in the browser or on paper. Keep the reserved independent assessment for a separate first attempt before teacher feedback.</w:t>
+        <w:t>Try the supported questions before comparing with hints and feedback. Record what you repaired and the evidence you retained.</w:t>
       </w:r>
     </w:p>
     <w:p>
-      <w:r>
-        <w:t>Audit a forward pass by writing every value at its correct stage.</w:t>
+      <w:pPr>
+        <w:spacing w:line="336" w:lineRule="auto" w:after="180"/>
+      </w:pPr>
+      <w:r>
+        <w:rPr>
+          <w:b w:val="0"/>
+        </w:rPr>
+        <w:t>Use this supported practice once, in the browser or on paper. Keep the reserved independent assessment for a separate first attempt before teacher feedback.</w:t>
       </w:r>
     </w:p>
     <w:p>
       <w:pPr>
-        <w:pStyle w:val="Heading3"/>
-      </w:pPr>
-      <w:r>
-        <w:t>Practice 1: explain the deciding evidence</w:t>
+        <w:spacing w:line="336" w:lineRule="auto" w:after="180"/>
+      </w:pPr>
+      <w:r>
+        <w:rPr>
+          <w:b w:val="0"/>
+        </w:rPr>
+        <w:t>Audit a forward pass by writing every value at its correct stage.</w:t>
       </w:r>
     </w:p>
     <w:p>
-      <w:r>
-        <w:t>Which labelled step matches this detail? Outputs are4 and 1 respectively.</w:t>
+      <w:pPr>
+        <w:pStyle w:val="Heading3"/>
+      </w:pPr>
+      <w:r>
+        <w:t>Practice 1: explain the deciding evidence</w:t>
       </w:r>
     </w:p>
     <w:p>
-      <w:r>
-        <w:t>1. Preactivation</w:t>
+      <w:pPr>
+        <w:spacing w:line="336" w:lineRule="auto" w:after="180"/>
+      </w:pPr>
+      <w:r>
+        <w:rPr>
+          <w:b w:val="0"/>
+        </w:rPr>
+        <w:t xml:space="preserve">Which labelled step matches this detail? </w:t>
+      </w:r>
+      <w:r>
+        <w:rPr>
+          <w:b/>
+        </w:rPr>
+        <w:t>Output</w:t>
+      </w:r>
+      <w:r>
+        <w:rPr>
+          <w:b w:val="0"/>
+        </w:rPr>
+        <w:t>s are4 and 1 respectively.</w:t>
       </w:r>
     </w:p>
     <w:p>
-      <w:r>
-        <w:t>2. Output</w:t>
+      <w:pPr>
+        <w:spacing w:line="336" w:lineRule="auto" w:after="180"/>
+        <w:shd w:fill="F4F9FC"/>
+      </w:pPr>
+      <w:r>
+        <w:rPr>
+          <w:b w:val="0"/>
+        </w:rPr>
+        <w:t xml:space="preserve">1. </w:t>
+      </w:r>
+      <w:r>
+        <w:rPr>
+          <w:b/>
+        </w:rPr>
+        <w:t>Preactivation</w:t>
       </w:r>
     </w:p>
     <w:p>
-      <w:r>
-        <w:t>3. Activation</w:t>
+      <w:pPr>
+        <w:spacing w:line="336" w:lineRule="auto" w:after="180"/>
+        <w:shd w:fill="F4F9FC"/>
+      </w:pPr>
+      <w:r>
+        <w:rPr>
+          <w:b w:val="0"/>
+        </w:rPr>
+        <w:t xml:space="preserve">2. </w:t>
+      </w:r>
+      <w:r>
+        <w:rPr>
+          <w:b/>
+        </w:rPr>
+        <w:t>Output</w:t>
       </w:r>
     </w:p>
     <w:p>
       <w:pPr>
-        <w:pStyle w:val="Heading3"/>
-      </w:pPr>
-      <w:r>
-        <w:t>My selected conclusion, deciding fact and explanation</w:t>
+        <w:spacing w:line="336" w:lineRule="auto" w:after="180"/>
+        <w:shd w:fill="F4F9FC"/>
+      </w:pPr>
+      <w:r>
+        <w:rPr>
+          <w:b w:val="0"/>
+        </w:rPr>
+        <w:t>3. Activation</w:t>
       </w:r>
     </w:p>
     <w:p>
-      <w:r>
-        <w:t>________________________________________________________________</w:t>
+      <w:pPr>
+        <w:pStyle w:val="Heading3"/>
+      </w:pPr>
+      <w:r>
+        <w:t>My selected conclusion, deciding fact and explanation</w:t>
       </w:r>
     </w:p>
     <w:p>
@@ -1173,40 +1721,155 @@
     </w:p>
     <w:p>
       <w:r>
-        <w:t>Hint if needed: Read the steps in the pictorial case. Match the supplied detail to the stage that performs or records it.</w:t>
+        <w:t>________________________________________________________________</w:t>
       </w:r>
     </w:p>
     <w:p>
-      <w:r>
-        <w:t>After your attempt, compare with the supported explanation: Output Outputs are4 and 1 respectively. A forward pass applies a fixed network to an input; it does not update weights. Keep the preactivation z, activated value h and final output y in separate trace columns. For zero, ReLU changes minus one to zero. Using the earlier minus one in the output layer is the first error, even if later arithmetic follows that mistaken value correctly.</w:t>
+      <w:pPr>
+        <w:pStyle w:val="Heading3"/>
+      </w:pPr>
+      <w:r>
+        <w:t>Hint · try first</w:t>
       </w:r>
     </w:p>
     <w:p>
       <w:pPr>
-        <w:pStyle w:val="Heading3"/>
-      </w:pPr>
-      <w:r>
-        <w:t>Practice 2: explain the deciding evidence</w:t>
+        <w:spacing w:line="336" w:lineRule="auto" w:after="180"/>
+        <w:shd w:fill="F1F6F8"/>
+      </w:pPr>
+      <w:r>
+        <w:rPr>
+          <w:b w:val="0"/>
+        </w:rPr>
+        <w:t>Hint if needed: Read the steps in the pictorial case. Match the supplied detail to the stage that performs or records it.</w:t>
       </w:r>
     </w:p>
     <w:p>
-      <w:r>
-        <w:t>Changed-case practice: A submitted x = 0 trace uses h=-1 and y = 5. Which conclusion is supported by the supplied facts?</w:t>
+      <w:pPr>
+        <w:pStyle w:val="Heading3"/>
+      </w:pPr>
+      <w:r>
+        <w:t>Feedback · compare after trying</w:t>
       </w:r>
     </w:p>
     <w:p>
-      <w:r>
-        <w:t>1. Its first error is retaining the negative value after ReLU; correct h = 0 gives y = 4.</w:t>
+      <w:pPr>
+        <w:spacing w:line="336" w:lineRule="auto" w:after="180"/>
+        <w:shd w:fill="F1F6FC"/>
+      </w:pPr>
+      <w:r>
+        <w:rPr>
+          <w:b w:val="0"/>
+        </w:rPr>
+        <w:t xml:space="preserve">After your attempt, compare with the supported explanation: </w:t>
+      </w:r>
+      <w:r>
+        <w:rPr>
+          <w:b/>
+        </w:rPr>
+        <w:t>Output</w:t>
+      </w:r>
+      <w:r>
+        <w:rPr>
+          <w:b w:val="0"/>
+        </w:rPr>
+        <w:t xml:space="preserve"> </w:t>
+      </w:r>
+      <w:r>
+        <w:rPr>
+          <w:b/>
+        </w:rPr>
+        <w:t>Output</w:t>
+      </w:r>
+      <w:r>
+        <w:rPr>
+          <w:b w:val="0"/>
+        </w:rPr>
+        <w:t xml:space="preserve">s are4 and 1 respectively. A forward pass applies a fixed network to an </w:t>
+      </w:r>
+      <w:r>
+        <w:rPr>
+          <w:b/>
+        </w:rPr>
+        <w:t>input</w:t>
+      </w:r>
+      <w:r>
+        <w:rPr>
+          <w:b w:val="0"/>
+        </w:rPr>
+        <w:t>; it does not update weights.</w:t>
       </w:r>
     </w:p>
     <w:p>
-      <w:r>
-        <w:t>2. This one example guarantees correct results for every future input.</w:t>
+      <w:pPr>
+        <w:spacing w:line="336" w:lineRule="auto" w:after="180"/>
+        <w:shd w:fill="F1F6FC"/>
+      </w:pPr>
+      <w:r>
+        <w:rPr>
+          <w:b w:val="0"/>
+        </w:rPr>
+        <w:t xml:space="preserve">Keep the </w:t>
+      </w:r>
+      <w:r>
+        <w:rPr>
+          <w:b/>
+        </w:rPr>
+        <w:t>preactivation</w:t>
+      </w:r>
+      <w:r>
+        <w:rPr>
+          <w:b w:val="0"/>
+        </w:rPr>
+        <w:t xml:space="preserve"> z, activated value h and final </w:t>
+      </w:r>
+      <w:r>
+        <w:rPr>
+          <w:b/>
+        </w:rPr>
+        <w:t>output</w:t>
+      </w:r>
+      <w:r>
+        <w:rPr>
+          <w:b w:val="0"/>
+        </w:rPr>
+        <w:t xml:space="preserve"> y in separate </w:t>
+      </w:r>
+      <w:r>
+        <w:rPr>
+          <w:b/>
+        </w:rPr>
+        <w:t>trace</w:t>
+      </w:r>
+      <w:r>
+        <w:rPr>
+          <w:b w:val="0"/>
+        </w:rPr>
+        <w:t xml:space="preserve"> columns. For zero, ReLU changes minus one to zero.</w:t>
       </w:r>
     </w:p>
     <w:p>
-      <w:r>
-        <w:t>3. We can decide the result without examining the changed input or the procedure.</w:t>
+      <w:pPr>
+        <w:spacing w:line="336" w:lineRule="auto" w:after="180"/>
+        <w:shd w:fill="F1F6FC"/>
+      </w:pPr>
+      <w:r>
+        <w:rPr>
+          <w:b w:val="0"/>
+        </w:rPr>
+        <w:t xml:space="preserve">Using the earlier minus one in the </w:t>
+      </w:r>
+      <w:r>
+        <w:rPr>
+          <w:b/>
+        </w:rPr>
+        <w:t>output</w:t>
+      </w:r>
+      <w:r>
+        <w:rPr>
+          <w:b w:val="0"/>
+        </w:rPr>
+        <w:t xml:space="preserve"> layer is the first error, even if later arithmetic follows that mistaken value correctly.</w:t>
       </w:r>
     </w:p>
     <w:p>
@@ -1214,99 +1877,1372 @@
         <w:pStyle w:val="Heading3"/>
       </w:pPr>
       <w:r>
-        <w:t>My selected conclusion, deciding fact and explanation</w:t>
+        <w:t>Practice 2: explain the deciding evidence</w:t>
       </w:r>
     </w:p>
     <w:p>
-      <w:r>
-        <w:t>________________________________________________________________</w:t>
+      <w:pPr>
+        <w:pStyle w:val="Heading3"/>
+      </w:pPr>
+      <w:r>
+        <w:t>Changed case · predict first</w:t>
       </w:r>
     </w:p>
     <w:p>
-      <w:r>
-        <w:t>________________________________________________________________</w:t>
+      <w:pPr>
+        <w:spacing w:line="336" w:lineRule="auto" w:after="180"/>
+        <w:shd w:fill="F5F1FB"/>
+      </w:pPr>
+      <w:r>
+        <w:rPr>
+          <w:b w:val="0"/>
+        </w:rPr>
+        <w:t xml:space="preserve">Changed-case practice: A submitted x = 0 </w:t>
+      </w:r>
+      <w:r>
+        <w:rPr>
+          <w:b/>
+        </w:rPr>
+        <w:t>trace</w:t>
+      </w:r>
+      <w:r>
+        <w:rPr>
+          <w:b w:val="0"/>
+        </w:rPr>
+        <w:t xml:space="preserve"> uses h=-1 and y = 5. Which conclusion is supported by the supplied facts?</w:t>
       </w:r>
     </w:p>
     <w:p>
-      <w:r>
-        <w:t>________________________________________________________________</w:t>
+      <w:pPr>
+        <w:spacing w:line="336" w:lineRule="auto" w:after="180"/>
+        <w:shd w:fill="F4F9FC"/>
+      </w:pPr>
+      <w:r>
+        <w:rPr>
+          <w:b w:val="0"/>
+        </w:rPr>
+        <w:t>1. Its first error is retaining the negative value after ReLU; correct h = 0 gives y = 4.</w:t>
       </w:r>
     </w:p>
     <w:p>
-      <w:r>
-        <w:t>________________________________________________________________</w:t>
+      <w:pPr>
+        <w:spacing w:line="336" w:lineRule="auto" w:after="180"/>
+        <w:shd w:fill="F4F9FC"/>
+      </w:pPr>
+      <w:r>
+        <w:rPr>
+          <w:b w:val="0"/>
+        </w:rPr>
+        <w:t xml:space="preserve">2. This one example guarantees correct results for every future </w:t>
+      </w:r>
+      <w:r>
+        <w:rPr>
+          <w:b/>
+        </w:rPr>
+        <w:t>input</w:t>
+      </w:r>
+      <w:r>
+        <w:rPr>
+          <w:b w:val="0"/>
+        </w:rPr>
+        <w:t>.</w:t>
       </w:r>
     </w:p>
     <w:p>
-      <w:r>
-        <w:t>________________________________________________________________</w:t>
+      <w:pPr>
+        <w:spacing w:line="336" w:lineRule="auto" w:after="180"/>
+        <w:shd w:fill="F4F9FC"/>
+      </w:pPr>
+      <w:r>
+        <w:rPr>
+          <w:b w:val="0"/>
+        </w:rPr>
+        <w:t xml:space="preserve">3. We can decide the result without examining the changed </w:t>
+      </w:r>
+      <w:r>
+        <w:rPr>
+          <w:b/>
+        </w:rPr>
+        <w:t>input</w:t>
+      </w:r>
+      <w:r>
+        <w:rPr>
+          <w:b w:val="0"/>
+        </w:rPr>
+        <w:t xml:space="preserve"> or the procedure.</w:t>
       </w:r>
     </w:p>
     <w:p>
-      <w:r>
-        <w:t>Hint if needed: Use the changed condition and the deciding step in the pictorial trace. The answer must say what follows from those facts.</w:t>
+      <w:pPr>
+        <w:pStyle w:val="Heading3"/>
+      </w:pPr>
+      <w:r>
+        <w:t>My selected conclusion, deciding fact and explanation</w:t>
       </w:r>
     </w:p>
     <w:p>
       <w:r>
-        <w:t>After your attempt, compare with the supported explanation: Its first error is retaining the negative value after ReLU; correct h = 0 gives y = 4. ReLU(-1)=0, so the output must use0, not the earlier preactivation.</w:t>
+        <w:t>________________________________________________________________</w:t>
       </w:r>
     </w:p>
     <w:p>
-      <w:pPr>
-        <w:pStyle w:val="Heading3"/>
-      </w:pPr>
-      <w:r>
-        <w:t>Repair a missing building block</w:t>
+      <w:r>
+        <w:t>________________________________________________________________</w:t>
       </w:r>
     </w:p>
     <w:p>
       <w:r>
-        <w:t>Review Composing layers (ai-5/5). Goal: Trace how one layer supplies the next layer inputs. Short practice: What intermediate value explains the changed output? Point to the relevant step in the picture, then write the changed result and the rule or evidence that supports it.. Return to this week and explain what you changed.</w:t>
+        <w:t>________________________________________________________________</w:t>
       </w:r>
     </w:p>
     <w:p>
       <w:r>
-        <w:t>Review Bias terms and decision boundaries (ai-5/3). Goal: Calculate a weighted score with a bias term. Short practice: Is B positive under the original or changed model? Point to the relevant step in the picture, then write the changed result and the rule or evidence that supports it.. Return to this week and explain what you changed.</w:t>
+        <w:t>________________________________________________________________</w:t>
       </w:r>
     </w:p>
     <w:p>
-      <w:pPr>
-        <w:pStyle w:val="Heading3"/>
-      </w:pPr>
-      <w:r>
-        <w:t>Predict, run and debug</w:t>
+      <w:r>
+        <w:t>________________________________________________________________</w:t>
       </w:r>
     </w:p>
     <w:p>
-      <w:r>
-        <w:t>The browser lab lets you edit the supported Python examples already included in this lesson. Predict first, run, inspect the actual output or error, change one input, then run again. Keep code, predictions, actual results and a reasoned revision together. On paper, label your result as a trace rather than an execution.</w:t>
+      <w:pPr>
+        <w:pStyle w:val="Heading3"/>
+      </w:pPr>
+      <w:r>
+        <w:t>Hint · try first</w:t>
       </w:r>
     </w:p>
     <w:p>
       <w:pPr>
-        <w:pStyle w:val="Heading3"/>
-      </w:pPr>
-      <w:r>
-        <w:t>Keep your completed work</w:t>
+        <w:spacing w:line="336" w:lineRule="auto" w:after="180"/>
+        <w:shd w:fill="F1F6F8"/>
+      </w:pPr>
+      <w:r>
+        <w:rPr>
+          <w:b w:val="0"/>
+        </w:rPr>
+        <w:t xml:space="preserve">Hint if needed: Use the changed condition and the deciding step in the pictorial </w:t>
+      </w:r>
+      <w:r>
+        <w:rPr>
+          <w:b/>
+        </w:rPr>
+        <w:t>trace</w:t>
+      </w:r>
+      <w:r>
+        <w:rPr>
+          <w:b w:val="0"/>
+        </w:rPr>
+        <w:t>. The answer must say what follows from those facts.</w:t>
       </w:r>
     </w:p>
     <w:p>
-      <w:r>
-        <w:t>Use Download completed work in the hosted lesson to export your answers, reflections, practice feedback and code-run evidence. Open the HTML copy to read or print it. Drafts stay in this browser when storage is available; clear drafts on a shared device.</w:t>
+      <w:pPr>
+        <w:pStyle w:val="Heading3"/>
+      </w:pPr>
+      <w:r>
+        <w:t>Feedback · compare after trying</w:t>
       </w:r>
     </w:p>
     <w:p>
       <w:pPr>
-        <w:pStyle w:val="Heading3"/>
-      </w:pPr>
-      <w:r>
-        <w:t>What I repaired, the evidence I kept and the next test</w:t>
+        <w:spacing w:line="336" w:lineRule="auto" w:after="180"/>
+        <w:shd w:fill="F1F6FC"/>
+      </w:pPr>
+      <w:r>
+        <w:rPr>
+          <w:b w:val="0"/>
+        </w:rPr>
+        <w:t xml:space="preserve">After your attempt, compare with the supported explanation: Its first error is retaining the negative value after ReLU; correct h = 0 gives y = 4. ReLU(-1)=0, so the </w:t>
+      </w:r>
+      <w:r>
+        <w:rPr>
+          <w:b/>
+        </w:rPr>
+        <w:t>output</w:t>
+      </w:r>
+      <w:r>
+        <w:rPr>
+          <w:b w:val="0"/>
+        </w:rPr>
+        <w:t xml:space="preserve"> must use0, not the earlier </w:t>
+      </w:r>
+      <w:r>
+        <w:rPr>
+          <w:b/>
+        </w:rPr>
+        <w:t>preactivation</w:t>
+      </w:r>
+      <w:r>
+        <w:rPr>
+          <w:b w:val="0"/>
+        </w:rPr>
+        <w:t>.</w:t>
       </w:r>
     </w:p>
     <w:p>
+      <w:pPr>
+        <w:pStyle w:val="Heading3"/>
+      </w:pPr>
+      <w:r>
+        <w:t>Repair a missing building block</w:t>
+      </w:r>
+    </w:p>
+    <w:p>
+      <w:pPr>
+        <w:spacing w:line="336" w:lineRule="auto" w:after="180"/>
+      </w:pPr>
+      <w:r>
+        <w:rPr>
+          <w:b w:val="0"/>
+        </w:rPr>
+        <w:t xml:space="preserve">Review Composing layers (ai-5/5). Goal: </w:t>
+      </w:r>
+      <w:r>
+        <w:rPr>
+          <w:b/>
+        </w:rPr>
+        <w:t>Trace</w:t>
+      </w:r>
+      <w:r>
+        <w:rPr>
+          <w:b w:val="0"/>
+        </w:rPr>
+        <w:t xml:space="preserve"> how one layer supplies the next layer </w:t>
+      </w:r>
+      <w:r>
+        <w:rPr>
+          <w:b/>
+        </w:rPr>
+        <w:t>input</w:t>
+      </w:r>
+      <w:r>
+        <w:rPr>
+          <w:b w:val="0"/>
+        </w:rPr>
+        <w:t xml:space="preserve">s. Short practice: What intermediate value explains the changed </w:t>
+      </w:r>
+      <w:r>
+        <w:rPr>
+          <w:b/>
+        </w:rPr>
+        <w:t>output</w:t>
+      </w:r>
+      <w:r>
+        <w:rPr>
+          <w:b w:val="0"/>
+        </w:rPr>
+        <w:t>?</w:t>
+      </w:r>
+    </w:p>
+    <w:p>
+      <w:pPr>
+        <w:spacing w:line="336" w:lineRule="auto" w:after="180"/>
+      </w:pPr>
+      <w:r>
+        <w:rPr>
+          <w:b w:val="0"/>
+        </w:rPr>
+        <w:t xml:space="preserve">Point to the relevant step in the picture, then write the changed result and the rule or </w:t>
+      </w:r>
+      <w:r>
+        <w:rPr>
+          <w:b/>
+        </w:rPr>
+        <w:t>evidence</w:t>
+      </w:r>
+      <w:r>
+        <w:rPr>
+          <w:b w:val="0"/>
+        </w:rPr>
+        <w:t xml:space="preserve"> that supports it.. Return to this week and explain what you changed.</w:t>
+      </w:r>
+    </w:p>
+    <w:p>
+      <w:pPr>
+        <w:spacing w:line="336" w:lineRule="auto" w:after="180"/>
+      </w:pPr>
+      <w:r>
+        <w:rPr>
+          <w:b w:val="0"/>
+        </w:rPr>
+        <w:t>Review Bias terms and decision boundaries (ai-5/3). Goal: Calculate a weighted score with a bias term. Short practice: Is B positive under the original or changed model?</w:t>
+      </w:r>
+    </w:p>
+    <w:p>
+      <w:pPr>
+        <w:spacing w:line="336" w:lineRule="auto" w:after="180"/>
+      </w:pPr>
+      <w:r>
+        <w:rPr>
+          <w:b w:val="0"/>
+        </w:rPr>
+        <w:t xml:space="preserve">Point to the relevant step in the picture, then write the changed result and the rule or </w:t>
+      </w:r>
+      <w:r>
+        <w:rPr>
+          <w:b/>
+        </w:rPr>
+        <w:t>evidence</w:t>
+      </w:r>
+      <w:r>
+        <w:rPr>
+          <w:b w:val="0"/>
+        </w:rPr>
+        <w:t xml:space="preserve"> that supports it.. Return to this week and explain what you changed.</w:t>
+      </w:r>
+    </w:p>
+    <w:p>
+      <w:pPr>
+        <w:pStyle w:val="Heading3"/>
+      </w:pPr>
+      <w:r>
+        <w:t>Predict, run and debug</w:t>
+      </w:r>
+    </w:p>
+    <w:p>
+      <w:pPr>
+        <w:spacing w:line="336" w:lineRule="auto" w:after="180"/>
+      </w:pPr>
+      <w:r>
+        <w:rPr>
+          <w:b w:val="0"/>
+        </w:rPr>
+        <w:t xml:space="preserve">The browser lab lets you edit the supported Python examples already included in this lesson. Predict first, run, inspect the actual </w:t>
+      </w:r>
+      <w:r>
+        <w:rPr>
+          <w:b/>
+        </w:rPr>
+        <w:t>output</w:t>
+      </w:r>
+      <w:r>
+        <w:rPr>
+          <w:b w:val="0"/>
+        </w:rPr>
+        <w:t xml:space="preserve"> or error, change one </w:t>
+      </w:r>
+      <w:r>
+        <w:rPr>
+          <w:b/>
+        </w:rPr>
+        <w:t>input</w:t>
+      </w:r>
+      <w:r>
+        <w:rPr>
+          <w:b w:val="0"/>
+        </w:rPr>
+        <w:t>, then run again.</w:t>
+      </w:r>
+    </w:p>
+    <w:p>
+      <w:pPr>
+        <w:spacing w:line="336" w:lineRule="auto" w:after="180"/>
+      </w:pPr>
+      <w:r>
+        <w:rPr>
+          <w:b w:val="0"/>
+        </w:rPr>
+        <w:t xml:space="preserve">Keep code, </w:t>
+      </w:r>
+      <w:r>
+        <w:rPr>
+          <w:b/>
+        </w:rPr>
+        <w:t>prediction</w:t>
+      </w:r>
+      <w:r>
+        <w:rPr>
+          <w:b w:val="0"/>
+        </w:rPr>
+        <w:t xml:space="preserve">s, actual results and a reasoned revision together. On paper, label your result as a </w:t>
+      </w:r>
+      <w:r>
+        <w:rPr>
+          <w:b/>
+        </w:rPr>
+        <w:t>trace</w:t>
+      </w:r>
+      <w:r>
+        <w:rPr>
+          <w:b w:val="0"/>
+        </w:rPr>
+        <w:t xml:space="preserve"> rather than an execution.</w:t>
+      </w:r>
+    </w:p>
+    <w:p>
+      <w:pPr>
+        <w:pStyle w:val="Heading3"/>
+      </w:pPr>
+      <w:r>
+        <w:t>Keep your completed work</w:t>
+      </w:r>
+    </w:p>
+    <w:p>
+      <w:pPr>
+        <w:spacing w:line="336" w:lineRule="auto" w:after="180"/>
+      </w:pPr>
+      <w:r>
+        <w:rPr>
+          <w:b w:val="0"/>
+        </w:rPr>
+        <w:t xml:space="preserve">Use Download completed work in the hosted lesson to export your answers, reflections, practice feedback and code-run </w:t>
+      </w:r>
+      <w:r>
+        <w:rPr>
+          <w:b/>
+        </w:rPr>
+        <w:t>evidence</w:t>
+      </w:r>
+      <w:r>
+        <w:rPr>
+          <w:b w:val="0"/>
+        </w:rPr>
+        <w:t>. Open the HTML copy to read or print it.</w:t>
+      </w:r>
+    </w:p>
+    <w:p>
+      <w:pPr>
+        <w:spacing w:line="336" w:lineRule="auto" w:after="180"/>
+      </w:pPr>
+      <w:r>
+        <w:rPr>
+          <w:b w:val="0"/>
+        </w:rPr>
+        <w:t>Drafts stay in this browser when storage is available; clear drafts on a shared device.</w:t>
+      </w:r>
+    </w:p>
+    <w:p>
+      <w:pPr>
+        <w:pStyle w:val="Heading3"/>
+      </w:pPr>
+      <w:r>
+        <w:t>What I repaired, the evidence I kept and the next test</w:t>
+      </w:r>
+    </w:p>
+    <w:p>
       <w:r>
         <w:t>________________________________________________________________</w:t>
+      </w:r>
+    </w:p>
+    <w:p>
+      <w:r>
+        <w:t>________________________________________________________________</w:t>
+      </w:r>
+    </w:p>
+    <w:p>
+      <w:r>
+        <w:t>________________________________________________________________</w:t>
+      </w:r>
+    </w:p>
+    <w:p>
+      <w:r>
+        <w:t>________________________________________________________________</w:t>
+      </w:r>
+    </w:p>
+    <w:p>
+      <w:r>
+        <w:t>________________________________________________________________</w:t>
+      </w:r>
+    </w:p>
+    <w:p>
+      <w:pPr>
+        <w:pStyle w:val="Heading1"/>
+      </w:pPr>
+      <w:r>
+        <w:t>15. Visual concept journey</w:t>
+      </w:r>
+    </w:p>
+    <w:p>
+      <w:r>
+        <w:t>Explain each Forward passes by hand picture from its labels, then record a relevant limit.</w:t>
+      </w:r>
+    </w:p>
+    <w:p>
+      <w:pPr>
+        <w:pStyle w:val="Heading3"/>
+      </w:pPr>
+      <w:r>
+        <w:t>01. Forward passes by hand: the case</w:t>
+      </w:r>
+    </w:p>
+    <w:p>
+      <w:r>
+        <w:drawing>
+          <wp:inline xmlns:a="http://schemas.openxmlformats.org/drawingml/2006/main" xmlns:pic="http://schemas.openxmlformats.org/drawingml/2006/picture">
+            <wp:extent cx="5486400" cy="2840736"/>
+            <wp:docPr id="2" name="Picture 2" descr="Audit a forward pass by writing every value at its correct stage. Supplied facts: Toy scalar network z=2x-1, h=ReLU(z), y=-h+4. Trace x=0 and x=2. All inputs and outcomes in this worked example are invented classroom data; no real model run is claimed."/>
+            <wp:cNvGraphicFramePr>
+              <a:graphicFrameLocks noChangeAspect="1"/>
+            </wp:cNvGraphicFramePr>
+            <a:graphic>
+              <a:graphicData uri="http://schemas.openxmlformats.org/drawingml/2006/picture">
+                <pic:pic>
+                  <pic:nvPicPr>
+                    <pic:cNvPr id="0" name="academy-story-ai-5-6-01.png"/>
+                    <pic:cNvPicPr/>
+                  </pic:nvPicPr>
+                  <pic:blipFill>
+                    <a:blip r:embed="rId10"/>
+                    <a:stretch>
+                      <a:fillRect/>
+                    </a:stretch>
+                  </pic:blipFill>
+                  <pic:spPr>
+                    <a:xfrm>
+                      <a:off x="0" y="0"/>
+                      <a:ext cx="5486400" cy="2840736"/>
+                    </a:xfrm>
+                    <a:prstGeom prst="rect"/>
+                  </pic:spPr>
+                </pic:pic>
+              </a:graphicData>
+            </a:graphic>
+          </wp:inline>
+        </w:drawing>
+      </w:r>
+    </w:p>
+    <w:p>
+      <w:pPr>
+        <w:spacing w:line="336" w:lineRule="auto" w:after="180"/>
+      </w:pPr>
+      <w:r>
+        <w:rPr>
+          <w:b w:val="0"/>
+        </w:rPr>
+        <w:t xml:space="preserve">Audit a forward pass by writing every value at its correct stage. Supplied facts: Toy scalar network z=2x-1, h=ReLU(z), y=-h+4. </w:t>
+      </w:r>
+      <w:r>
+        <w:rPr>
+          <w:b/>
+        </w:rPr>
+        <w:t>Trace</w:t>
+      </w:r>
+      <w:r>
+        <w:rPr>
+          <w:b w:val="0"/>
+        </w:rPr>
+        <w:t xml:space="preserve"> x=0 and x=2.</w:t>
+      </w:r>
+    </w:p>
+    <w:p>
+      <w:pPr>
+        <w:spacing w:line="336" w:lineRule="auto" w:after="180"/>
+      </w:pPr>
+      <w:r>
+        <w:rPr>
+          <w:b w:val="0"/>
+        </w:rPr>
+        <w:t xml:space="preserve">All </w:t>
+      </w:r>
+      <w:r>
+        <w:rPr>
+          <w:b/>
+        </w:rPr>
+        <w:t>input</w:t>
+      </w:r>
+      <w:r>
+        <w:rPr>
+          <w:b w:val="0"/>
+        </w:rPr>
+        <w:t>s and outcomes in this worked example are invented classroom data; no real model run is claimed.</w:t>
+      </w:r>
+    </w:p>
+    <w:p>
+      <w:pPr>
+        <w:spacing w:line="336" w:lineRule="auto" w:after="180"/>
+        <w:shd w:fill="F5F1FB"/>
+      </w:pPr>
+      <w:r>
+        <w:rPr>
+          <w:b w:val="0"/>
+        </w:rPr>
+        <w:t>Point to the given fact that matters most. Explain why it matters.</w:t>
+      </w:r>
+    </w:p>
+    <w:p>
+      <w:pPr>
+        <w:pStyle w:val="Heading3"/>
+      </w:pPr>
+      <w:r>
+        <w:t>My picture explanation, deciding evidence and one limit</w:t>
+      </w:r>
+    </w:p>
+    <w:p>
+      <w:r>
+        <w:t>________________________________________________________________</w:t>
+      </w:r>
+    </w:p>
+    <w:p>
+      <w:r>
+        <w:t>________________________________________________________________</w:t>
+      </w:r>
+    </w:p>
+    <w:p>
+      <w:r>
+        <w:t>________________________________________________________________</w:t>
+      </w:r>
+    </w:p>
+    <w:p>
+      <w:r>
+        <w:t>________________________________________________________________</w:t>
+      </w:r>
+    </w:p>
+    <w:p>
+      <w:pPr>
+        <w:pStyle w:val="Heading3"/>
+      </w:pPr>
+      <w:r>
+        <w:t>02. Follow the deciding steps</w:t>
+      </w:r>
+    </w:p>
+    <w:p>
+      <w:r>
+        <w:drawing>
+          <wp:inline xmlns:a="http://schemas.openxmlformats.org/drawingml/2006/main" xmlns:pic="http://schemas.openxmlformats.org/drawingml/2006/picture">
+            <wp:extent cx="5486400" cy="3182112"/>
+            <wp:docPr id="3" name="Picture 3" descr="Preactivation: At x=0, z=-1; at x=2, z=3. → Activation: At x=0, h=0; at x=2, h=3. → Output: Outputs are4 and 1 respectively."/>
+            <wp:cNvGraphicFramePr>
+              <a:graphicFrameLocks noChangeAspect="1"/>
+            </wp:cNvGraphicFramePr>
+            <a:graphic>
+              <a:graphicData uri="http://schemas.openxmlformats.org/drawingml/2006/picture">
+                <pic:pic>
+                  <pic:nvPicPr>
+                    <pic:cNvPr id="0" name="academy-story-ai-5-6-02.png"/>
+                    <pic:cNvPicPr/>
+                  </pic:nvPicPr>
+                  <pic:blipFill>
+                    <a:blip r:embed="rId11"/>
+                    <a:stretch>
+                      <a:fillRect/>
+                    </a:stretch>
+                  </pic:blipFill>
+                  <pic:spPr>
+                    <a:xfrm>
+                      <a:off x="0" y="0"/>
+                      <a:ext cx="5486400" cy="3182112"/>
+                    </a:xfrm>
+                    <a:prstGeom prst="rect"/>
+                  </pic:spPr>
+                </pic:pic>
+              </a:graphicData>
+            </a:graphic>
+          </wp:inline>
+        </w:drawing>
+      </w:r>
+    </w:p>
+    <w:p>
+      <w:pPr>
+        <w:spacing w:line="336" w:lineRule="auto" w:after="180"/>
+      </w:pPr>
+      <w:r>
+        <w:rPr>
+          <w:b/>
+        </w:rPr>
+        <w:t>Preactivation</w:t>
+      </w:r>
+      <w:r>
+        <w:rPr>
+          <w:b w:val="0"/>
+        </w:rPr>
+        <w:t xml:space="preserve">: At x=0, z=-1; at x=2, z=3. → Activation: At x=0, h=0; at x=2, h=3. → </w:t>
+      </w:r>
+      <w:r>
+        <w:rPr>
+          <w:b/>
+        </w:rPr>
+        <w:t>Output</w:t>
+      </w:r>
+      <w:r>
+        <w:rPr>
+          <w:b w:val="0"/>
+        </w:rPr>
+        <w:t xml:space="preserve">: </w:t>
+      </w:r>
+      <w:r>
+        <w:rPr>
+          <w:b/>
+        </w:rPr>
+        <w:t>Output</w:t>
+      </w:r>
+      <w:r>
+        <w:rPr>
+          <w:b w:val="0"/>
+        </w:rPr>
+        <w:t>s are4 and 1 respectively.</w:t>
+      </w:r>
+    </w:p>
+    <w:p>
+      <w:pPr>
+        <w:spacing w:line="336" w:lineRule="auto" w:after="180"/>
+        <w:shd w:fill="F5F1FB"/>
+      </w:pPr>
+      <w:r>
+        <w:rPr>
+          <w:b w:val="0"/>
+        </w:rPr>
+        <w:t xml:space="preserve">Point to each numbered stage and explain which recorded </w:t>
+      </w:r>
+      <w:r>
+        <w:rPr>
+          <w:b/>
+        </w:rPr>
+        <w:t>input</w:t>
+      </w:r>
+      <w:r>
+        <w:rPr>
+          <w:b w:val="0"/>
+        </w:rPr>
+        <w:t xml:space="preserve"> it uses.</w:t>
+      </w:r>
+    </w:p>
+    <w:p>
+      <w:pPr>
+        <w:pStyle w:val="Heading3"/>
+      </w:pPr>
+      <w:r>
+        <w:t>My picture explanation, deciding evidence and one limit</w:t>
+      </w:r>
+    </w:p>
+    <w:p>
+      <w:r>
+        <w:t>________________________________________________________________</w:t>
+      </w:r>
+    </w:p>
+    <w:p>
+      <w:r>
+        <w:t>________________________________________________________________</w:t>
+      </w:r>
+    </w:p>
+    <w:p>
+      <w:r>
+        <w:t>________________________________________________________________</w:t>
+      </w:r>
+    </w:p>
+    <w:p>
+      <w:r>
+        <w:t>________________________________________________________________</w:t>
+      </w:r>
+    </w:p>
+    <w:p>
+      <w:pPr>
+        <w:pStyle w:val="Heading3"/>
+      </w:pPr>
+      <w:r>
+        <w:t>03. Correct a trace from the earliest error</w:t>
+      </w:r>
+    </w:p>
+    <w:p>
+      <w:r>
+        <w:drawing>
+          <wp:inline xmlns:a="http://schemas.openxmlformats.org/drawingml/2006/main" xmlns:pic="http://schemas.openxmlformats.org/drawingml/2006/picture">
+            <wp:extent cx="5486400" cy="2834640"/>
+            <wp:docPr id="4" name="Picture 4" descr="Correct a trace from the earliest error. Scores | [-1, 2] | [-1, 2]. ReLU activations | [0, 2] | [-1, 2]. Output | -3 | -4"/>
+            <wp:cNvGraphicFramePr>
+              <a:graphicFrameLocks noChangeAspect="1"/>
+            </wp:cNvGraphicFramePr>
+            <a:graphic>
+              <a:graphicData uri="http://schemas.openxmlformats.org/drawingml/2006/picture">
+                <pic:pic>
+                  <pic:nvPicPr>
+                    <pic:cNvPr id="0" name="academy-story-ai-5-6-03.png"/>
+                    <pic:cNvPicPr/>
+                  </pic:nvPicPr>
+                  <pic:blipFill>
+                    <a:blip r:embed="rId12"/>
+                    <a:stretch>
+                      <a:fillRect/>
+                    </a:stretch>
+                  </pic:blipFill>
+                  <pic:spPr>
+                    <a:xfrm>
+                      <a:off x="0" y="0"/>
+                      <a:ext cx="5486400" cy="2834640"/>
+                    </a:xfrm>
+                    <a:prstGeom prst="rect"/>
+                  </pic:spPr>
+                </pic:pic>
+              </a:graphicData>
+            </a:graphic>
+          </wp:inline>
+        </w:drawing>
+      </w:r>
+    </w:p>
+    <w:p>
+      <w:pPr>
+        <w:spacing w:line="336" w:lineRule="auto" w:after="180"/>
+      </w:pPr>
+      <w:r>
+        <w:rPr>
+          <w:b w:val="0"/>
+        </w:rPr>
+        <w:t xml:space="preserve">Correct a </w:t>
+      </w:r>
+      <w:r>
+        <w:rPr>
+          <w:b/>
+        </w:rPr>
+        <w:t>trace</w:t>
+      </w:r>
+      <w:r>
+        <w:rPr>
+          <w:b w:val="0"/>
+        </w:rPr>
+        <w:t xml:space="preserve"> from the earliest error. Scores | [-1, 2] | [-1, 2]. ReLU activations | [0, 2] | [-1, 2]. </w:t>
+      </w:r>
+      <w:r>
+        <w:rPr>
+          <w:b/>
+        </w:rPr>
+        <w:t>Output</w:t>
+      </w:r>
+      <w:r>
+        <w:rPr>
+          <w:b w:val="0"/>
+        </w:rPr>
+        <w:t xml:space="preserve"> | -3 | -4</w:t>
+      </w:r>
+    </w:p>
+    <w:p>
+      <w:pPr>
+        <w:spacing w:line="336" w:lineRule="auto" w:after="180"/>
+        <w:shd w:fill="F5F1FB"/>
+      </w:pPr>
+      <w:r>
+        <w:rPr>
+          <w:b w:val="0"/>
+        </w:rPr>
+        <w:t>Read the labels and values. Explain the relationship the model shows.</w:t>
+      </w:r>
+    </w:p>
+    <w:p>
+      <w:pPr>
+        <w:pStyle w:val="Heading3"/>
+      </w:pPr>
+      <w:r>
+        <w:t>My picture explanation, deciding evidence and one limit</w:t>
+      </w:r>
+    </w:p>
+    <w:p>
+      <w:r>
+        <w:t>________________________________________________________________</w:t>
+      </w:r>
+    </w:p>
+    <w:p>
+      <w:r>
+        <w:t>________________________________________________________________</w:t>
+      </w:r>
+    </w:p>
+    <w:p>
+      <w:r>
+        <w:t>________________________________________________________________</w:t>
+      </w:r>
+    </w:p>
+    <w:p>
+      <w:r>
+        <w:t>________________________________________________________________</w:t>
+      </w:r>
+    </w:p>
+    <w:p>
+      <w:pPr>
+        <w:pStyle w:val="Heading3"/>
+      </w:pPr>
+      <w:r>
+        <w:t>04. Change one thing. Trace what follows.</w:t>
+      </w:r>
+    </w:p>
+    <w:p>
+      <w:r>
+        <w:drawing>
+          <wp:inline xmlns:a="http://schemas.openxmlformats.org/drawingml/2006/main" xmlns:pic="http://schemas.openxmlformats.org/drawingml/2006/picture">
+            <wp:extent cx="5486400" cy="3026664"/>
+            <wp:docPr id="5" name="Picture 5" descr="Original case: Outputs are4 and 1 respectively. Changed condition: A submitted x = 0 trace uses h=-1 and y = 5. Expected result: Its first error is retaining the negative value after ReLU; correct h = 0 gives y = 4. Reason: ReLU(-1)=0, so the output must use0, not the earlier preactivation."/>
+            <wp:cNvGraphicFramePr>
+              <a:graphicFrameLocks noChangeAspect="1"/>
+            </wp:cNvGraphicFramePr>
+            <a:graphic>
+              <a:graphicData uri="http://schemas.openxmlformats.org/drawingml/2006/picture">
+                <pic:pic>
+                  <pic:nvPicPr>
+                    <pic:cNvPr id="0" name="academy-story-ai-5-6-04.png"/>
+                    <pic:cNvPicPr/>
+                  </pic:nvPicPr>
+                  <pic:blipFill>
+                    <a:blip r:embed="rId13"/>
+                    <a:stretch>
+                      <a:fillRect/>
+                    </a:stretch>
+                  </pic:blipFill>
+                  <pic:spPr>
+                    <a:xfrm>
+                      <a:off x="0" y="0"/>
+                      <a:ext cx="5486400" cy="3026664"/>
+                    </a:xfrm>
+                    <a:prstGeom prst="rect"/>
+                  </pic:spPr>
+                </pic:pic>
+              </a:graphicData>
+            </a:graphic>
+          </wp:inline>
+        </w:drawing>
+      </w:r>
+    </w:p>
+    <w:p>
+      <w:pPr>
+        <w:spacing w:line="336" w:lineRule="auto" w:after="180"/>
+      </w:pPr>
+      <w:r>
+        <w:rPr>
+          <w:b w:val="0"/>
+        </w:rPr>
+        <w:t xml:space="preserve">Original case: </w:t>
+      </w:r>
+      <w:r>
+        <w:rPr>
+          <w:b/>
+        </w:rPr>
+        <w:t>Output</w:t>
+      </w:r>
+      <w:r>
+        <w:rPr>
+          <w:b w:val="0"/>
+        </w:rPr>
+        <w:t xml:space="preserve">s are4 and 1 respectively. Changed condition: A submitted x = 0 </w:t>
+      </w:r>
+      <w:r>
+        <w:rPr>
+          <w:b/>
+        </w:rPr>
+        <w:t>trace</w:t>
+      </w:r>
+      <w:r>
+        <w:rPr>
+          <w:b w:val="0"/>
+        </w:rPr>
+        <w:t xml:space="preserve"> uses h=-1 and y = 5. Expected result: Its first error is retaining the negative value after ReLU; correct h = 0 gives y = 4.</w:t>
+      </w:r>
+    </w:p>
+    <w:p>
+      <w:pPr>
+        <w:spacing w:line="336" w:lineRule="auto" w:after="180"/>
+      </w:pPr>
+      <w:r>
+        <w:rPr>
+          <w:b w:val="0"/>
+        </w:rPr>
+        <w:t xml:space="preserve">Reason: ReLU(-1)=0, so the </w:t>
+      </w:r>
+      <w:r>
+        <w:rPr>
+          <w:b/>
+        </w:rPr>
+        <w:t>output</w:t>
+      </w:r>
+      <w:r>
+        <w:rPr>
+          <w:b w:val="0"/>
+        </w:rPr>
+        <w:t xml:space="preserve"> must use0, not the earlier </w:t>
+      </w:r>
+      <w:r>
+        <w:rPr>
+          <w:b/>
+        </w:rPr>
+        <w:t>preactivation</w:t>
+      </w:r>
+      <w:r>
+        <w:rPr>
+          <w:b w:val="0"/>
+        </w:rPr>
+        <w:t>.</w:t>
+      </w:r>
+    </w:p>
+    <w:p>
+      <w:pPr>
+        <w:spacing w:line="336" w:lineRule="auto" w:after="180"/>
+        <w:shd w:fill="F5F1FB"/>
+      </w:pPr>
+      <w:r>
+        <w:rPr>
+          <w:b w:val="0"/>
+        </w:rPr>
+        <w:t>Predict before checking the worked changed-case result. Name what changed and what the supplied facts allow you to conclude.</w:t>
+      </w:r>
+    </w:p>
+    <w:p>
+      <w:pPr>
+        <w:pStyle w:val="Heading3"/>
+      </w:pPr>
+      <w:r>
+        <w:t>My picture explanation, deciding evidence and one limit</w:t>
+      </w:r>
+    </w:p>
+    <w:p>
+      <w:r>
+        <w:t>________________________________________________________________</w:t>
+      </w:r>
+    </w:p>
+    <w:p>
+      <w:r>
+        <w:t>________________________________________________________________</w:t>
+      </w:r>
+    </w:p>
+    <w:p>
+      <w:r>
+        <w:t>________________________________________________________________</w:t>
+      </w:r>
+    </w:p>
+    <w:p>
+      <w:r>
+        <w:t>________________________________________________________________</w:t>
+      </w:r>
+    </w:p>
+    <w:p>
+      <w:pPr>
+        <w:pStyle w:val="Heading3"/>
+      </w:pPr>
+      <w:r>
+        <w:t>05. Connect the explanation to its limit</w:t>
+      </w:r>
+    </w:p>
+    <w:p>
+      <w:r>
+        <w:drawing>
+          <wp:inline xmlns:a="http://schemas.openxmlformats.org/drawingml/2006/main" xmlns:pic="http://schemas.openxmlformats.org/drawingml/2006/picture">
+            <wp:extent cx="5486400" cy="2834640"/>
+            <wp:docPr id="6" name="Picture 6" descr="A forward pass applies a fixed network to an input; it does not update weights. Keep the preactivation z, activated value h and final output y in separate trace columns. For zero, ReLU changes minus one to zero. Using the earlier minus one in the output layer is the first error, even if later arithmetic follows that mistaken value correctly. Limit: A correct forward trace verifies this declared computation; it does not show that the parameter choices solve a useful task."/>
+            <wp:cNvGraphicFramePr>
+              <a:graphicFrameLocks noChangeAspect="1"/>
+            </wp:cNvGraphicFramePr>
+            <a:graphic>
+              <a:graphicData uri="http://schemas.openxmlformats.org/drawingml/2006/picture">
+                <pic:pic>
+                  <pic:nvPicPr>
+                    <pic:cNvPr id="0" name="academy-story-ai-5-6-05.png"/>
+                    <pic:cNvPicPr/>
+                  </pic:nvPicPr>
+                  <pic:blipFill>
+                    <a:blip r:embed="rId14"/>
+                    <a:stretch>
+                      <a:fillRect/>
+                    </a:stretch>
+                  </pic:blipFill>
+                  <pic:spPr>
+                    <a:xfrm>
+                      <a:off x="0" y="0"/>
+                      <a:ext cx="5486400" cy="2834640"/>
+                    </a:xfrm>
+                    <a:prstGeom prst="rect"/>
+                  </pic:spPr>
+                </pic:pic>
+              </a:graphicData>
+            </a:graphic>
+          </wp:inline>
+        </w:drawing>
+      </w:r>
+    </w:p>
+    <w:p>
+      <w:pPr>
+        <w:spacing w:line="336" w:lineRule="auto" w:after="180"/>
+      </w:pPr>
+      <w:r>
+        <w:rPr>
+          <w:b w:val="0"/>
+        </w:rPr>
+        <w:t xml:space="preserve">A forward pass applies a fixed network to an </w:t>
+      </w:r>
+      <w:r>
+        <w:rPr>
+          <w:b/>
+        </w:rPr>
+        <w:t>input</w:t>
+      </w:r>
+      <w:r>
+        <w:rPr>
+          <w:b w:val="0"/>
+        </w:rPr>
+        <w:t xml:space="preserve">; it does not update weights. Keep the </w:t>
+      </w:r>
+      <w:r>
+        <w:rPr>
+          <w:b/>
+        </w:rPr>
+        <w:t>preactivation</w:t>
+      </w:r>
+      <w:r>
+        <w:rPr>
+          <w:b w:val="0"/>
+        </w:rPr>
+        <w:t xml:space="preserve"> z, activated value h and final </w:t>
+      </w:r>
+      <w:r>
+        <w:rPr>
+          <w:b/>
+        </w:rPr>
+        <w:t>output</w:t>
+      </w:r>
+      <w:r>
+        <w:rPr>
+          <w:b w:val="0"/>
+        </w:rPr>
+        <w:t xml:space="preserve"> y in separate </w:t>
+      </w:r>
+      <w:r>
+        <w:rPr>
+          <w:b/>
+        </w:rPr>
+        <w:t>trace</w:t>
+      </w:r>
+      <w:r>
+        <w:rPr>
+          <w:b w:val="0"/>
+        </w:rPr>
+        <w:t xml:space="preserve"> columns. For zero, ReLU changes minus one to zero.</w:t>
+      </w:r>
+    </w:p>
+    <w:p>
+      <w:pPr>
+        <w:spacing w:line="336" w:lineRule="auto" w:after="180"/>
+      </w:pPr>
+      <w:r>
+        <w:rPr>
+          <w:b w:val="0"/>
+        </w:rPr>
+        <w:t xml:space="preserve">Using the earlier minus one in the </w:t>
+      </w:r>
+      <w:r>
+        <w:rPr>
+          <w:b/>
+        </w:rPr>
+        <w:t>output</w:t>
+      </w:r>
+      <w:r>
+        <w:rPr>
+          <w:b w:val="0"/>
+        </w:rPr>
+        <w:t xml:space="preserve"> layer is the first error, even if later arithmetic follows that mistaken value correctly.</w:t>
+      </w:r>
+    </w:p>
+    <w:p>
+      <w:pPr>
+        <w:spacing w:line="336" w:lineRule="auto" w:after="180"/>
+      </w:pPr>
+      <w:r>
+        <w:rPr>
+          <w:b w:val="0"/>
+        </w:rPr>
+        <w:t xml:space="preserve">Limit: A correct forward </w:t>
+      </w:r>
+      <w:r>
+        <w:rPr>
+          <w:b/>
+        </w:rPr>
+        <w:t>trace</w:t>
+      </w:r>
+      <w:r>
+        <w:rPr>
+          <w:b w:val="0"/>
+        </w:rPr>
+        <w:t xml:space="preserve"> verifies this declared computation; it does not show that the parameter choices solve a useful task.</w:t>
+      </w:r>
+    </w:p>
+    <w:p>
+      <w:pPr>
+        <w:spacing w:line="336" w:lineRule="auto" w:after="180"/>
+        <w:shd w:fill="F5F1FB"/>
+      </w:pPr>
+      <w:r>
+        <w:rPr>
+          <w:b w:val="0"/>
+        </w:rPr>
+        <w:t>Explain the case, then point to a limit on the claim.</w:t>
+      </w:r>
+    </w:p>
+    <w:p>
+      <w:pPr>
+        <w:pStyle w:val="Heading3"/>
+      </w:pPr>
+      <w:r>
+        <w:t>My picture explanation, deciding evidence and one limit</w:t>
+      </w:r>
+    </w:p>
+    <w:p>
+      <w:r>
+        <w:t>________________________________________________________________</w:t>
+      </w:r>
+    </w:p>
+    <w:p>
+      <w:r>
+        <w:t>________________________________________________________________</w:t>
+      </w:r>
+    </w:p>
+    <w:p>
+      <w:r>
+        <w:t>________________________________________________________________</w:t>
+      </w:r>
+    </w:p>
+    <w:p>
+      <w:r>
+        <w:t>________________________________________________________________</w:t>
+      </w:r>
+    </w:p>
+    <w:p>
+      <w:pPr>
+        <w:pStyle w:val="Heading3"/>
+      </w:pPr>
+      <w:r>
+        <w:t>06. Make the idea visible in your project</w:t>
+      </w:r>
+    </w:p>
+    <w:p>
+      <w:r>
+        <w:drawing>
+          <wp:inline xmlns:a="http://schemas.openxmlformats.org/drawingml/2006/main" xmlns:pic="http://schemas.openxmlformats.org/drawingml/2006/picture">
+            <wp:extent cx="5486400" cy="3681984"/>
+            <wp:docPr id="7" name="Picture 7" descr="For your Image-pattern Network Investigation, save the input, procedure, observed result and limitation of this check. Label this worked example as practice; use a different, previously unreviewed case when checking independent understanding. Draw your input, deciding step, result and limit. Supported question: Why should feedback identify h before correcting only y? Point to the relevant step in the picture, then write the changed result and the rule or evidence that supports it."/>
+            <wp:cNvGraphicFramePr>
+              <a:graphicFrameLocks noChangeAspect="1"/>
+            </wp:cNvGraphicFramePr>
+            <a:graphic>
+              <a:graphicData uri="http://schemas.openxmlformats.org/drawingml/2006/picture">
+                <pic:pic>
+                  <pic:nvPicPr>
+                    <pic:cNvPr id="0" name="academy-story-ai-5-6-06.png"/>
+                    <pic:cNvPicPr/>
+                  </pic:nvPicPr>
+                  <pic:blipFill>
+                    <a:blip r:embed="rId15"/>
+                    <a:stretch>
+                      <a:fillRect/>
+                    </a:stretch>
+                  </pic:blipFill>
+                  <pic:spPr>
+                    <a:xfrm>
+                      <a:off x="0" y="0"/>
+                      <a:ext cx="5486400" cy="3681984"/>
+                    </a:xfrm>
+                    <a:prstGeom prst="rect"/>
+                  </pic:spPr>
+                </pic:pic>
+              </a:graphicData>
+            </a:graphic>
+          </wp:inline>
+        </w:drawing>
+      </w:r>
+    </w:p>
+    <w:p>
+      <w:pPr>
+        <w:spacing w:line="336" w:lineRule="auto" w:after="180"/>
+      </w:pPr>
+      <w:r>
+        <w:rPr>
+          <w:b w:val="0"/>
+        </w:rPr>
+        <w:t xml:space="preserve">For your Image-pattern Network Investigation, save the </w:t>
+      </w:r>
+      <w:r>
+        <w:rPr>
+          <w:b/>
+        </w:rPr>
+        <w:t>input</w:t>
+      </w:r>
+      <w:r>
+        <w:rPr>
+          <w:b w:val="0"/>
+        </w:rPr>
+        <w:t>, procedure, observed result and limitation of this check.</w:t>
+      </w:r>
+    </w:p>
+    <w:p>
+      <w:pPr>
+        <w:spacing w:line="336" w:lineRule="auto" w:after="180"/>
+      </w:pPr>
+      <w:r>
+        <w:rPr>
+          <w:b w:val="0"/>
+        </w:rPr>
+        <w:t xml:space="preserve">Label this worked example as practice; use a different, previously unreviewed case when checking independent understanding. Draw your </w:t>
+      </w:r>
+      <w:r>
+        <w:rPr>
+          <w:b/>
+        </w:rPr>
+        <w:t>input</w:t>
+      </w:r>
+      <w:r>
+        <w:rPr>
+          <w:b w:val="0"/>
+        </w:rPr>
+        <w:t>, deciding step, result and limit.</w:t>
+      </w:r>
+    </w:p>
+    <w:p>
+      <w:pPr>
+        <w:spacing w:line="336" w:lineRule="auto" w:after="180"/>
+      </w:pPr>
+      <w:r>
+        <w:rPr>
+          <w:b w:val="0"/>
+        </w:rPr>
+        <w:t xml:space="preserve">Supported question: Why should feedback identify h before correcting only y? Point to the relevant step in the picture, then write the changed result and the rule or </w:t>
+      </w:r>
+      <w:r>
+        <w:rPr>
+          <w:b/>
+        </w:rPr>
+        <w:t>evidence</w:t>
+      </w:r>
+      <w:r>
+        <w:rPr>
+          <w:b w:val="0"/>
+        </w:rPr>
+        <w:t xml:space="preserve"> that supports it.</w:t>
+      </w:r>
+    </w:p>
+    <w:p>
+      <w:pPr>
+        <w:spacing w:line="336" w:lineRule="auto" w:after="180"/>
+        <w:shd w:fill="F5F1FB"/>
+      </w:pPr>
+      <w:r>
+        <w:rPr>
+          <w:b w:val="0"/>
+        </w:rPr>
+        <w:t xml:space="preserve">Draw your project </w:t>
+      </w:r>
+      <w:r>
+        <w:rPr>
+          <w:b/>
+        </w:rPr>
+        <w:t>trace</w:t>
+      </w:r>
+      <w:r>
+        <w:rPr>
+          <w:b w:val="0"/>
+        </w:rPr>
+        <w:t xml:space="preserve"> and justify the deciding step using </w:t>
+      </w:r>
+      <w:r>
+        <w:rPr>
+          <w:b/>
+        </w:rPr>
+        <w:t>evidence</w:t>
+      </w:r>
+      <w:r>
+        <w:rPr>
+          <w:b w:val="0"/>
+        </w:rPr>
+        <w:t>.</w:t>
+      </w:r>
+    </w:p>
+    <w:p>
+      <w:pPr>
+        <w:pStyle w:val="Heading3"/>
+      </w:pPr>
+      <w:r>
+        <w:t>My picture explanation, deciding evidence and one limit</w:t>
       </w:r>
     </w:p>
     <w:p>

--- a/downloads/workbook/ai-5-week-06.docx
+++ b/downloads/workbook/ai-5-week-06.docx
@@ -126,6 +126,373 @@
     <w:p>
       <w:r>
         <w:t>________________________________________________________________</w:t>
+      </w:r>
+    </w:p>
+    <w:p>
+      <w:pPr>
+        <w:pStyle w:val="Heading3"/>
+      </w:pPr>
+      <w:r>
+        <w:t>Lesson reference for workbook practice</w:t>
+      </w:r>
+    </w:p>
+    <w:p>
+      <w:pPr>
+        <w:spacing w:line="336" w:lineRule="auto" w:after="180"/>
+        <w:shd w:fill="F1F6F8"/>
+      </w:pPr>
+      <w:r>
+        <w:rPr>
+          <w:b w:val="0"/>
+        </w:rPr>
+        <w:t>Use this reference for the original W1–W3 and W5 exercises. The separately named independent case supplies its own changed facts; use those facts for that attempt before feedback.</w:t>
+      </w:r>
+    </w:p>
+    <w:p>
+      <w:pPr>
+        <w:spacing w:line="336" w:lineRule="auto" w:after="180"/>
+      </w:pPr>
+      <w:r>
+        <w:rPr>
+          <w:b w:val="0"/>
+        </w:rPr>
+        <w:t>Use a new one-</w:t>
+      </w:r>
+      <w:r>
+        <w:rPr>
+          <w:b/>
+        </w:rPr>
+        <w:t>input</w:t>
+      </w:r>
+      <w:r>
+        <w:rPr>
+          <w:b w:val="0"/>
+        </w:rPr>
+        <w:t xml:space="preserve"> network with two hidden units. Its scores are z1 = 2x - 1 and z2 = -x + 2. Apply ReLU to obtain h1 and h2. The </w:t>
+      </w:r>
+      <w:r>
+        <w:rPr>
+          <w:b/>
+        </w:rPr>
+        <w:t>output</w:t>
+      </w:r>
+      <w:r>
+        <w:rPr>
+          <w:b w:val="0"/>
+        </w:rPr>
+        <w:t xml:space="preserve"> is y = h1 - 2h2 + 1. Parameters stay fixed while the </w:t>
+      </w:r>
+      <w:r>
+        <w:rPr>
+          <w:b/>
+        </w:rPr>
+        <w:t>input</w:t>
+      </w:r>
+      <w:r>
+        <w:rPr>
+          <w:b w:val="0"/>
+        </w:rPr>
+        <w:t xml:space="preserve"> changes.</w:t>
+      </w:r>
+    </w:p>
+    <w:p>
+      <w:pPr>
+        <w:spacing w:line="336" w:lineRule="auto" w:after="180"/>
+      </w:pPr>
+      <w:r>
+        <w:rPr>
+          <w:b w:val="0"/>
+        </w:rPr>
+        <w:t xml:space="preserve">The </w:t>
+      </w:r>
+      <w:r>
+        <w:rPr>
+          <w:b/>
+        </w:rPr>
+        <w:t>input</w:t>
+      </w:r>
+      <w:r>
+        <w:rPr>
+          <w:b w:val="0"/>
+        </w:rPr>
+        <w:t xml:space="preserve"> x is an abstract number; these are arithmetic examples, not measurements of children.</w:t>
+      </w:r>
+    </w:p>
+    <w:p>
+      <w:pPr>
+        <w:spacing w:line="336" w:lineRule="auto" w:after="180"/>
+      </w:pPr>
+      <w:r>
+        <w:rPr>
+          <w:b w:val="0"/>
+        </w:rPr>
+        <w:t xml:space="preserve">A forward pass evaluates this network in </w:t>
+      </w:r>
+      <w:r>
+        <w:rPr>
+          <w:b/>
+        </w:rPr>
+        <w:t>dependency</w:t>
+      </w:r>
+      <w:r>
+        <w:rPr>
+          <w:b w:val="0"/>
+        </w:rPr>
+        <w:t xml:space="preserve"> order. Compute both scores from x, then both activations, then the </w:t>
+      </w:r>
+      <w:r>
+        <w:rPr>
+          <w:b/>
+        </w:rPr>
+        <w:t>output</w:t>
+      </w:r>
+      <w:r>
+        <w:rPr>
+          <w:b w:val="0"/>
+        </w:rPr>
+        <w:t xml:space="preserve"> contributions h1 and -2h2, and finally add bias 1.</w:t>
+      </w:r>
+    </w:p>
+    <w:p>
+      <w:pPr>
+        <w:spacing w:line="336" w:lineRule="auto" w:after="180"/>
+      </w:pPr>
+      <w:r>
+        <w:rPr>
+          <w:b w:val="0"/>
+        </w:rPr>
+        <w:t xml:space="preserve">A </w:t>
+      </w:r>
+      <w:r>
+        <w:rPr>
+          <w:b/>
+        </w:rPr>
+        <w:t>trace</w:t>
+      </w:r>
+      <w:r>
+        <w:rPr>
+          <w:b w:val="0"/>
+        </w:rPr>
+        <w:t xml:space="preserve"> table makes an omitted bias or a sign error easier to locate than a final answer alone.</w:t>
+      </w:r>
+    </w:p>
+    <w:tbl>
+      <w:tblPr>
+        <w:tblStyle w:val="LightShading-Accent1"/>
+        <w:tblW w:type="auto" w:w="0"/>
+        <w:tblLook w:firstColumn="1" w:firstRow="1" w:lastColumn="0" w:lastRow="0" w:noHBand="0" w:noVBand="1" w:val="04A0"/>
+      </w:tblPr>
+      <w:tblGrid>
+        <w:gridCol w:w="2556"/>
+        <w:gridCol w:w="2556"/>
+        <w:gridCol w:w="2556"/>
+        <w:gridCol w:w="2556"/>
+      </w:tblGrid>
+      <w:tr>
+        <w:trPr>
+          <w:tblHeader/>
+        </w:trPr>
+        <w:tc>
+          <w:tcPr>
+            <w:tcW w:type="dxa" w:w="2556"/>
+          </w:tcPr>
+          <w:p>
+            <w:r>
+              <w:t>x</w:t>
+            </w:r>
+          </w:p>
+        </w:tc>
+        <w:tc>
+          <w:tcPr>
+            <w:tcW w:type="dxa" w:w="2556"/>
+          </w:tcPr>
+          <w:p>
+            <w:r>
+              <w:t>z1 and z2</w:t>
+            </w:r>
+          </w:p>
+        </w:tc>
+        <w:tc>
+          <w:tcPr>
+            <w:tcW w:type="dxa" w:w="2556"/>
+          </w:tcPr>
+          <w:p>
+            <w:r>
+              <w:t>h1 and h2</w:t>
+            </w:r>
+          </w:p>
+        </w:tc>
+        <w:tc>
+          <w:tcPr>
+            <w:tcW w:type="dxa" w:w="2556"/>
+          </w:tcPr>
+          <w:p>
+            <w:r>
+              <w:t>y</w:t>
+            </w:r>
+          </w:p>
+        </w:tc>
+      </w:tr>
+      <w:tr>
+        <w:tc>
+          <w:tcPr>
+            <w:tcW w:type="dxa" w:w="2556"/>
+          </w:tcPr>
+          <w:p>
+            <w:r>
+              <w:t>0</w:t>
+            </w:r>
+          </w:p>
+        </w:tc>
+        <w:tc>
+          <w:tcPr>
+            <w:tcW w:type="dxa" w:w="2556"/>
+          </w:tcPr>
+          <w:p>
+            <w:r>
+              <w:t>-1 and 2</w:t>
+            </w:r>
+          </w:p>
+        </w:tc>
+        <w:tc>
+          <w:tcPr>
+            <w:tcW w:type="dxa" w:w="2556"/>
+          </w:tcPr>
+          <w:p>
+            <w:r>
+              <w:t>0 and 2</w:t>
+            </w:r>
+          </w:p>
+        </w:tc>
+        <w:tc>
+          <w:tcPr>
+            <w:tcW w:type="dxa" w:w="2556"/>
+          </w:tcPr>
+          <w:p>
+            <w:r>
+              <w:t>-3</w:t>
+            </w:r>
+          </w:p>
+        </w:tc>
+      </w:tr>
+      <w:tr>
+        <w:tc>
+          <w:tcPr>
+            <w:tcW w:type="dxa" w:w="2556"/>
+          </w:tcPr>
+          <w:p>
+            <w:r>
+              <w:t>1</w:t>
+            </w:r>
+          </w:p>
+        </w:tc>
+        <w:tc>
+          <w:tcPr>
+            <w:tcW w:type="dxa" w:w="2556"/>
+          </w:tcPr>
+          <w:p>
+            <w:r>
+              <w:t>1 and 1</w:t>
+            </w:r>
+          </w:p>
+        </w:tc>
+        <w:tc>
+          <w:tcPr>
+            <w:tcW w:type="dxa" w:w="2556"/>
+          </w:tcPr>
+          <w:p>
+            <w:r>
+              <w:t>1 and 1</w:t>
+            </w:r>
+          </w:p>
+        </w:tc>
+        <w:tc>
+          <w:tcPr>
+            <w:tcW w:type="dxa" w:w="2556"/>
+          </w:tcPr>
+          <w:p>
+            <w:r>
+              <w:t>0</w:t>
+            </w:r>
+          </w:p>
+        </w:tc>
+      </w:tr>
+      <w:tr>
+        <w:tc>
+          <w:tcPr>
+            <w:tcW w:type="dxa" w:w="2556"/>
+          </w:tcPr>
+          <w:p>
+            <w:r>
+              <w:t>3</w:t>
+            </w:r>
+          </w:p>
+        </w:tc>
+        <w:tc>
+          <w:tcPr>
+            <w:tcW w:type="dxa" w:w="2556"/>
+          </w:tcPr>
+          <w:p>
+            <w:r>
+              <w:t>5 and -1</w:t>
+            </w:r>
+          </w:p>
+        </w:tc>
+        <w:tc>
+          <w:tcPr>
+            <w:tcW w:type="dxa" w:w="2556"/>
+          </w:tcPr>
+          <w:p>
+            <w:r>
+              <w:t>5 and 0</w:t>
+            </w:r>
+          </w:p>
+        </w:tc>
+        <w:tc>
+          <w:tcPr>
+            <w:tcW w:type="dxa" w:w="2556"/>
+          </w:tcPr>
+          <w:p>
+            <w:r>
+              <w:t>6</w:t>
+            </w:r>
+          </w:p>
+        </w:tc>
+      </w:tr>
+    </w:tbl>
+    <w:p>
+      <w:pPr>
+        <w:spacing w:line="336" w:lineRule="auto" w:after="180"/>
+      </w:pPr>
+      <w:r>
+        <w:rPr>
+          <w:b w:val="0"/>
+        </w:rPr>
+        <w:t xml:space="preserve">At x = 1 the </w:t>
+      </w:r>
+      <w:r>
+        <w:rPr>
+          <w:b/>
+        </w:rPr>
+        <w:t>output</w:t>
+      </w:r>
+      <w:r>
+        <w:rPr>
+          <w:b w:val="0"/>
+        </w:rPr>
+        <w:t xml:space="preserve"> is exactly zero. If we later declare class 1 for y &gt;= 0, equality belongs to class 1. Applying ReLU in the hidden layer does not make the final </w:t>
+      </w:r>
+      <w:r>
+        <w:rPr>
+          <w:b/>
+        </w:rPr>
+        <w:t>output</w:t>
+      </w:r>
+      <w:r>
+        <w:rPr>
+          <w:b w:val="0"/>
+        </w:rPr>
+        <w:t xml:space="preserve"> nonnegative.</w:t>
       </w:r>
     </w:p>
     <w:p>
@@ -1189,7 +1556,7 @@
         <w:drawing>
           <wp:inline xmlns:a="http://schemas.openxmlformats.org/drawingml/2006/main" xmlns:pic="http://schemas.openxmlformats.org/drawingml/2006/picture">
             <wp:extent cx="5486400" cy="5145314"/>
-            <wp:docPr id="1" name="Picture 1" descr="Forward passes by hand. Preactivation: At x=0, z=-1; at x=2, z=3.. Activation: At x=0, h=0; at x=2, h=3.. Output: Outputs are4 and 1 respectively."/>
+            <wp:docPr id="1" name="Picture 1" descr="Forward passes by hand. Preactivation: At x=0, z=-1; at x=2, z=3.. Activation: At x=0, h=0; at x=2, h=3.. Output: Outputs are 4 and 1 respectively."/>
             <wp:cNvGraphicFramePr>
               <a:graphicFrameLocks noChangeAspect="1"/>
             </wp:cNvGraphicFramePr>
@@ -1640,7 +2007,7 @@
         <w:rPr>
           <w:b w:val="0"/>
         </w:rPr>
-        <w:t>s are4 and 1 respectively.</w:t>
+        <w:t>s are 4 and 1 respectively.</w:t>
       </w:r>
     </w:p>
     <w:p>
@@ -1785,7 +2152,7 @@
         <w:rPr>
           <w:b w:val="0"/>
         </w:rPr>
-        <w:t xml:space="preserve">s are4 and 1 respectively. A forward pass applies a fixed network to an </w:t>
+        <w:t xml:space="preserve">s are 4 and 1 respectively. A forward pass applies a fixed network to an </w:t>
       </w:r>
       <w:r>
         <w:rPr>
@@ -2066,7 +2433,7 @@
         <w:rPr>
           <w:b w:val="0"/>
         </w:rPr>
-        <w:t xml:space="preserve"> must use0, not the earlier </w:t>
+        <w:t xml:space="preserve"> must use 0, not the earlier </w:t>
       </w:r>
       <w:r>
         <w:rPr>
@@ -2502,7 +2869,7 @@
         <w:drawing>
           <wp:inline xmlns:a="http://schemas.openxmlformats.org/drawingml/2006/main" xmlns:pic="http://schemas.openxmlformats.org/drawingml/2006/picture">
             <wp:extent cx="5486400" cy="3182112"/>
-            <wp:docPr id="3" name="Picture 3" descr="Preactivation: At x=0, z=-1; at x=2, z=3. → Activation: At x=0, h=0; at x=2, h=3. → Output: Outputs are4 and 1 respectively."/>
+            <wp:docPr id="3" name="Picture 3" descr="Preactivation: At x=0, z=-1; at x=2, z=3. → Activation: At x=0, h=0; at x=2, h=3. → Output: Outputs are 4 and 1 respectively."/>
             <wp:cNvGraphicFramePr>
               <a:graphicFrameLocks noChangeAspect="1"/>
             </wp:cNvGraphicFramePr>
@@ -2571,7 +2938,7 @@
         <w:rPr>
           <w:b w:val="0"/>
         </w:rPr>
-        <w:t>s are4 and 1 respectively.</w:t>
+        <w:t>s are 4 and 1 respectively.</w:t>
       </w:r>
     </w:p>
     <w:p>
@@ -2758,7 +3125,7 @@
         <w:drawing>
           <wp:inline xmlns:a="http://schemas.openxmlformats.org/drawingml/2006/main" xmlns:pic="http://schemas.openxmlformats.org/drawingml/2006/picture">
             <wp:extent cx="5486400" cy="3026664"/>
-            <wp:docPr id="5" name="Picture 5" descr="Original case: Outputs are4 and 1 respectively. Changed condition: A submitted x = 0 trace uses h=-1 and y = 5. Expected result: Its first error is retaining the negative value after ReLU; correct h = 0 gives y = 4. Reason: ReLU(-1)=0, so the output must use0, not the earlier preactivation."/>
+            <wp:docPr id="5" name="Picture 5" descr="Original case: Outputs are 4 and 1 respectively. Changed condition: A submitted x = 0 trace uses h=-1 and y = 5. Expected result: Its first error is retaining the negative value after ReLU; correct h = 0 gives y = 4. Reason: ReLU(-1)=0, so the output must use 0, not the earlier preactivation."/>
             <wp:cNvGraphicFramePr>
               <a:graphicFrameLocks noChangeAspect="1"/>
             </wp:cNvGraphicFramePr>
@@ -2809,7 +3176,7 @@
         <w:rPr>
           <w:b w:val="0"/>
         </w:rPr>
-        <w:t xml:space="preserve">s are4 and 1 respectively. Changed condition: A submitted x = 0 </w:t>
+        <w:t xml:space="preserve">s are 4 and 1 respectively. Changed condition: A submitted x = 0 </w:t>
       </w:r>
       <w:r>
         <w:rPr>
@@ -2844,7 +3211,7 @@
         <w:rPr>
           <w:b w:val="0"/>
         </w:rPr>
-        <w:t xml:space="preserve"> must use0, not the earlier </w:t>
+        <w:t xml:space="preserve"> must use 0, not the earlier </w:t>
       </w:r>
       <w:r>
         <w:rPr>

--- a/downloads/workbook/ai-5-week-06.docx
+++ b/downloads/workbook/ai-5-week-06.docx
@@ -25,22 +25,45 @@
         <w:pStyle w:val="Heading1"/>
       </w:pPr>
       <w:r>
-        <w:t>01. Recall and choose your starting point</w:t>
-      </w:r>
-    </w:p>
-    <w:p>
-      <w:r>
-        <w:t>Record your starting explanation for Forward passes by hand before opening notes. Show any later correction separately.</w:t>
-      </w:r>
-    </w:p>
-    <w:p>
-      <w:pPr>
-        <w:spacing w:line="336" w:lineRule="auto" w:after="180"/>
-      </w:pPr>
-      <w:r>
-        <w:rPr>
-          <w:b w:val="0"/>
-        </w:rPr>
+        <w:t>One readable forward-debugging record.</w:t>
+      </w:r>
+    </w:p>
+    <w:p>
+      <w:r>
+        <w:t>Separate expected/actual values,repair the first invalid step and retain discriminating tests.</w:t>
+      </w:r>
+    </w:p>
+    <w:p>
+      <w:r>
+        <w:t>W1–W3/W5 → selected new audit → project regression record → changed-case return.</w:t>
+      </w:r>
+    </w:p>
+    <w:p>
+      <w:pPr>
+        <w:pStyle w:val="Heading1"/>
+      </w:pPr>
+      <w:r>
+        <w:t>01. Recall · Retrieve before notes</w:t>
+      </w:r>
+    </w:p>
+    <w:p>
+      <w:r>
+        <w:t>Keep this task’s inputs,rule and response together.</w:t>
+      </w:r>
+    </w:p>
+    <w:p>
+      <w:pPr>
+        <w:pStyle w:val="Heading2"/>
+      </w:pPr>
+      <w:r>
+        <w:t>Complete task and evidence</w:t>
+      </w:r>
+    </w:p>
+    <w:p>
+      <w:pPr>
+        <w:pStyle w:val="ListBullet"/>
+      </w:pPr>
+      <w:r>
         <w:t>Try the recall before opening notes. Then use a different colour or a labelled second line to correct your explanation.</w:t>
       </w:r>
     </w:p>
@@ -54,12 +77,9 @@
     </w:p>
     <w:p>
       <w:pPr>
-        <w:spacing w:line="336" w:lineRule="auto" w:after="180"/>
-      </w:pPr>
-      <w:r>
-        <w:rPr>
-          <w:b w:val="0"/>
-        </w:rPr>
+        <w:pStyle w:val="ListBullet"/>
+      </w:pPr>
+      <w:r>
         <w:t>Without opening the old lesson, explain one key idea from Composing layers. Give an example and a mistake that the idea helps you avoid.</w:t>
       </w:r>
     </w:p>
@@ -96,12 +116,9 @@
     </w:p>
     <w:p>
       <w:pPr>
-        <w:spacing w:line="336" w:lineRule="auto" w:after="180"/>
-      </w:pPr>
-      <w:r>
-        <w:rPr>
-          <w:b w:val="0"/>
-        </w:rPr>
+        <w:pStyle w:val="ListBullet"/>
+      </w:pPr>
+      <w:r>
         <w:t>Without opening the old lesson, explain one key idea from Bias terms and decision boundaries. Give an example and a mistake that the idea helps you avoid.</w:t>
       </w:r>
     </w:p>
@@ -138,142 +155,26 @@
     </w:p>
     <w:p>
       <w:pPr>
-        <w:spacing w:line="336" w:lineRule="auto" w:after="180"/>
-        <w:shd w:fill="F1F6F8"/>
-      </w:pPr>
-      <w:r>
-        <w:rPr>
-          <w:b w:val="0"/>
-        </w:rPr>
+        <w:pStyle w:val="ListBullet"/>
+      </w:pPr>
+      <w:r>
         <w:t>Use this reference for the original W1–W3 and W5 exercises. The separately named independent case supplies its own changed facts; use those facts for that attempt before feedback.</w:t>
       </w:r>
     </w:p>
     <w:p>
       <w:pPr>
-        <w:spacing w:line="336" w:lineRule="auto" w:after="180"/>
-      </w:pPr>
-      <w:r>
-        <w:rPr>
-          <w:b w:val="0"/>
-        </w:rPr>
-        <w:t>Use a new one-</w:t>
-      </w:r>
-      <w:r>
-        <w:rPr>
-          <w:b/>
-        </w:rPr>
-        <w:t>input</w:t>
-      </w:r>
-      <w:r>
-        <w:rPr>
-          <w:b w:val="0"/>
-        </w:rPr>
-        <w:t xml:space="preserve"> network with two hidden units. Its scores are z1 = 2x - 1 and z2 = -x + 2. Apply ReLU to obtain h1 and h2. The </w:t>
-      </w:r>
-      <w:r>
-        <w:rPr>
-          <w:b/>
-        </w:rPr>
-        <w:t>output</w:t>
-      </w:r>
-      <w:r>
-        <w:rPr>
-          <w:b w:val="0"/>
-        </w:rPr>
-        <w:t xml:space="preserve"> is y = h1 - 2h2 + 1. Parameters stay fixed while the </w:t>
-      </w:r>
-      <w:r>
-        <w:rPr>
-          <w:b/>
-        </w:rPr>
-        <w:t>input</w:t>
-      </w:r>
-      <w:r>
-        <w:rPr>
-          <w:b w:val="0"/>
-        </w:rPr>
-        <w:t xml:space="preserve"> changes.</w:t>
-      </w:r>
-    </w:p>
-    <w:p>
-      <w:pPr>
-        <w:spacing w:line="336" w:lineRule="auto" w:after="180"/>
-      </w:pPr>
-      <w:r>
-        <w:rPr>
-          <w:b w:val="0"/>
-        </w:rPr>
-        <w:t xml:space="preserve">The </w:t>
-      </w:r>
-      <w:r>
-        <w:rPr>
-          <w:b/>
-        </w:rPr>
-        <w:t>input</w:t>
-      </w:r>
-      <w:r>
-        <w:rPr>
-          <w:b w:val="0"/>
-        </w:rPr>
-        <w:t xml:space="preserve"> x is an abstract number; these are arithmetic examples, not measurements of children.</w:t>
-      </w:r>
-    </w:p>
-    <w:p>
-      <w:pPr>
-        <w:spacing w:line="336" w:lineRule="auto" w:after="180"/>
-      </w:pPr>
-      <w:r>
-        <w:rPr>
-          <w:b w:val="0"/>
-        </w:rPr>
-        <w:t xml:space="preserve">A forward pass evaluates this network in </w:t>
-      </w:r>
-      <w:r>
-        <w:rPr>
-          <w:b/>
-        </w:rPr>
-        <w:t>dependency</w:t>
-      </w:r>
-      <w:r>
-        <w:rPr>
-          <w:b w:val="0"/>
-        </w:rPr>
-        <w:t xml:space="preserve"> order. Compute both scores from x, then both activations, then the </w:t>
-      </w:r>
-      <w:r>
-        <w:rPr>
-          <w:b/>
-        </w:rPr>
-        <w:t>output</w:t>
-      </w:r>
-      <w:r>
-        <w:rPr>
-          <w:b w:val="0"/>
-        </w:rPr>
-        <w:t xml:space="preserve"> contributions h1 and -2h2, and finally add bias 1.</w:t>
-      </w:r>
-    </w:p>
-    <w:p>
-      <w:pPr>
-        <w:spacing w:line="336" w:lineRule="auto" w:after="180"/>
-      </w:pPr>
-      <w:r>
-        <w:rPr>
-          <w:b w:val="0"/>
-        </w:rPr>
-        <w:t xml:space="preserve">A </w:t>
-      </w:r>
-      <w:r>
-        <w:rPr>
-          <w:b/>
-        </w:rPr>
-        <w:t>trace</w:t>
-      </w:r>
-      <w:r>
-        <w:rPr>
-          <w:b w:val="0"/>
-        </w:rPr>
-        <w:t xml:space="preserve"> table makes an omitted bias or a sign error easier to locate than a final answer alone.</w:t>
+        <w:pStyle w:val="ListBullet"/>
+      </w:pPr>
+      <w:r>
+        <w:t>Use a new one-input network with two hidden units. Its scores are z1 = 2x - 1 and z2 = -x + 2. Apply ReLU to obtain h1 and h2. The output is y = h1 - 2h2 + 1. Parameters stay fixed while the input changes. The input x is an abstract number; these are arithmetic examples, not measurements of children.</w:t>
+      </w:r>
+    </w:p>
+    <w:p>
+      <w:pPr>
+        <w:pStyle w:val="ListBullet"/>
+      </w:pPr>
+      <w:r>
+        <w:t>A forward pass evaluates this network in dependency order. Compute both scores from x, then both activations, then the output contributions h1 and -2h2, and finally add bias 1. A trace table makes an omitted bias or a sign error easier to locate than a final answer alone.</w:t>
       </w:r>
     </w:p>
     <w:tbl>
@@ -462,37 +363,10 @@
     </w:tbl>
     <w:p>
       <w:pPr>
-        <w:spacing w:line="336" w:lineRule="auto" w:after="180"/>
-      </w:pPr>
-      <w:r>
-        <w:rPr>
-          <w:b w:val="0"/>
-        </w:rPr>
-        <w:t xml:space="preserve">At x = 1 the </w:t>
-      </w:r>
-      <w:r>
-        <w:rPr>
-          <w:b/>
-        </w:rPr>
-        <w:t>output</w:t>
-      </w:r>
-      <w:r>
-        <w:rPr>
-          <w:b w:val="0"/>
-        </w:rPr>
-        <w:t xml:space="preserve"> is exactly zero. If we later declare class 1 for y &gt;= 0, equality belongs to class 1. Applying ReLU in the hidden layer does not make the final </w:t>
-      </w:r>
-      <w:r>
-        <w:rPr>
-          <w:b/>
-        </w:rPr>
-        <w:t>output</w:t>
-      </w:r>
-      <w:r>
-        <w:rPr>
-          <w:b w:val="0"/>
-        </w:rPr>
-        <w:t xml:space="preserve"> nonnegative.</w:t>
+        <w:pStyle w:val="ListBullet"/>
+      </w:pPr>
+      <w:r>
+        <w:t>At x = 1 the output is exactly zero. If we later declare class 1 for y &gt;= 0, equality belongs to class 1. Applying ReLU in the hidden layer does not make the final output nonnegative.</w:t>
       </w:r>
     </w:p>
     <w:p>
@@ -500,123 +374,44 @@
         <w:pStyle w:val="Heading1"/>
       </w:pPr>
       <w:r>
-        <w:t>02. Practise with fading help</w:t>
-      </w:r>
-    </w:p>
-    <w:p>
-      <w:r>
-        <w:t>Complete the supported Forward passes by hand trace and record the first step you can explain without help.</w:t>
-      </w:r>
-    </w:p>
-    <w:p>
-      <w:pPr>
-        <w:spacing w:line="336" w:lineRule="auto" w:after="180"/>
-      </w:pPr>
-      <w:r>
-        <w:rPr>
-          <w:b w:val="0"/>
-        </w:rPr>
-        <w:t>Use W2: Locate a bias omission for Forward passes by hand. Record the answer once; the lesson and workbook refer to the same attempt.</w:t>
-      </w:r>
-    </w:p>
-    <w:tbl>
-      <w:tblPr>
-        <w:tblStyle w:val="LightShading-Accent1"/>
-        <w:tblW w:type="auto" w:w="0"/>
-        <w:tblLook w:firstColumn="1" w:firstRow="1" w:lastColumn="0" w:lastRow="0" w:noHBand="0" w:noVBand="1" w:val="04A0"/>
-      </w:tblPr>
-      <w:tblGrid>
-        <w:gridCol w:w="2556"/>
-        <w:gridCol w:w="2556"/>
-        <w:gridCol w:w="2556"/>
-        <w:gridCol w:w="2556"/>
-      </w:tblGrid>
-      <w:tr>
-        <w:trPr>
-          <w:tblHeader/>
-        </w:trPr>
-        <w:tc>
-          <w:tcPr>
-            <w:tcW w:type="dxa" w:w="2556"/>
-          </w:tcPr>
-          <w:p>
-            <w:r>
-              <w:t>Given inputs</w:t>
-            </w:r>
-          </w:p>
-        </w:tc>
-        <w:tc>
-          <w:tcPr>
-            <w:tcW w:type="dxa" w:w="2556"/>
-          </w:tcPr>
-          <w:p>
-            <w:r>
-              <w:t>Procedure I chose</w:t>
-            </w:r>
-          </w:p>
-        </w:tc>
-        <w:tc>
-          <w:tcPr>
-            <w:tcW w:type="dxa" w:w="2556"/>
-          </w:tcPr>
-          <w:p>
-            <w:r>
-              <w:t>Middle steps</w:t>
-            </w:r>
-          </w:p>
-        </w:tc>
-        <w:tc>
-          <w:tcPr>
-            <w:tcW w:type="dxa" w:w="2556"/>
-          </w:tcPr>
-          <w:p>
-            <w:r>
-              <w:t>Result and check</w:t>
-            </w:r>
-          </w:p>
-        </w:tc>
-      </w:tr>
-      <w:tr>
-        <w:tc>
-          <w:tcPr>
-            <w:tcW w:type="dxa" w:w="2556"/>
-          </w:tcPr>
-          <w:p>
-            <w:r/>
-          </w:p>
-        </w:tc>
-        <w:tc>
-          <w:tcPr>
-            <w:tcW w:type="dxa" w:w="2556"/>
-          </w:tcPr>
-          <w:p>
-            <w:r/>
-          </w:p>
-        </w:tc>
-        <w:tc>
-          <w:tcPr>
-            <w:tcW w:type="dxa" w:w="2556"/>
-          </w:tcPr>
-          <w:p>
-            <w:r/>
-          </w:p>
-        </w:tc>
-        <w:tc>
-          <w:tcPr>
-            <w:tcW w:type="dxa" w:w="2556"/>
-          </w:tcPr>
-          <w:p>
-            <w:r/>
-          </w:p>
-        </w:tc>
-      </w:tr>
-    </w:tbl>
+        <w:t>05. W1 · Explain the current example</w:t>
+      </w:r>
+    </w:p>
+    <w:p>
+      <w:r>
+        <w:t>Keep this task’s inputs,rule and response together.</w:t>
+      </w:r>
+    </w:p>
+    <w:p>
+      <w:pPr>
+        <w:pStyle w:val="Heading2"/>
+      </w:pPr>
+      <w:r>
+        <w:t>Complete task and evidence</w:t>
+      </w:r>
+    </w:p>
+    <w:p>
+      <w:pPr>
+        <w:pStyle w:val="ListBullet"/>
+      </w:pPr>
+      <w:r>
+        <w:t>Main network z[2x−1, −x+2], hReLU each, y=h1−2h2+1. x0:z[−1, 2], h[0, 2], y−3; x.5:z[0, 1.5], h[0, 1.5], y−2; x1:z[1, 1], h[1, 1], y0; x2:z[3, 0], h[3, 0], y4; x3:z[5, −1], h[5, 0], y6. W2 submittedx3y5 omits output bias; z/hare correct. x1 equalhiddenvalues cannot reveal a swap; mainx 0 swappedh[2, 0]wouldgivey 3. Separate scalar picturez 2x−1, hReLU, y−h+4:x0y4, x2y1; submittedx 0h−1 firstfails atactivation. Numerical inputs assumed; no task labels or accuracy supplied. Independent model has different formulas.</w:t>
+      </w:r>
+    </w:p>
+    <w:p>
+      <w:pPr>
+        <w:pStyle w:val="ListBullet"/>
+      </w:pPr>
+      <w:r>
+        <w:t>Trace x = -1 through the lesson network. Record z, h and y.</w:t>
+      </w:r>
+    </w:p>
     <w:p>
       <w:pPr>
         <w:pStyle w:val="Heading3"/>
       </w:pPr>
       <w:r>
-        <w:t>The step I completed without help, and the hint I needed</w:t>
+        <w:t>My reasoning and evidence</w:t>
       </w:r>
     </w:p>
     <w:p>
@@ -635,50 +430,55 @@
       </w:r>
     </w:p>
     <w:p>
+      <w:r>
+        <w:t>________________________________________________________________</w:t>
+      </w:r>
+    </w:p>
+    <w:p>
+      <w:r>
+        <w:t>________________________________________________________________</w:t>
+      </w:r>
+    </w:p>
+    <w:p>
+      <w:r>
+        <w:t>________________________________________________________________</w:t>
+      </w:r>
+    </w:p>
+    <w:p>
       <w:pPr>
         <w:pStyle w:val="Heading1"/>
       </w:pPr>
       <w:r>
-        <w:t>03. Individual reasoning check</w:t>
-      </w:r>
-    </w:p>
-    <w:p>
-      <w:r>
-        <w:t>Check the proposed Forward passes by hand explanation against the supplied facts before discussing it.</w:t>
-      </w:r>
-    </w:p>
-    <w:p>
-      <w:pPr>
-        <w:spacing w:line="336" w:lineRule="auto" w:after="180"/>
-      </w:pPr>
-      <w:r>
-        <w:rPr>
-          <w:b w:val="0"/>
-        </w:rPr>
-        <w:t xml:space="preserve">Use the worked case for Forward passes by hand. Proposed explanation: “ReLU means the </w:t>
-      </w:r>
-      <w:r>
-        <w:rPr>
-          <w:b/>
-        </w:rPr>
-        <w:t>output</w:t>
-      </w:r>
-      <w:r>
-        <w:rPr>
-          <w:b w:val="0"/>
-        </w:rPr>
-        <w:t xml:space="preserve"> cannot be negative”. Decide whether this explanation is supported.</w:t>
-      </w:r>
-    </w:p>
-    <w:p>
-      <w:pPr>
-        <w:spacing w:line="336" w:lineRule="auto" w:after="180"/>
-      </w:pPr>
-      <w:r>
-        <w:rPr>
-          <w:b w:val="0"/>
-        </w:rPr>
-        <w:t>Point to the step or supplied fact that decides; explain your repair if needed.</w:t>
+        <w:t>06. W2 · Trace the calculation</w:t>
+      </w:r>
+    </w:p>
+    <w:p>
+      <w:r>
+        <w:t>Keep this task’s inputs,rule and response together.</w:t>
+      </w:r>
+    </w:p>
+    <w:p>
+      <w:pPr>
+        <w:pStyle w:val="Heading2"/>
+      </w:pPr>
+      <w:r>
+        <w:t>Complete task and evidence</w:t>
+      </w:r>
+    </w:p>
+    <w:p>
+      <w:pPr>
+        <w:pStyle w:val="ListBullet"/>
+      </w:pPr>
+      <w:r>
+        <w:t>Main network z[2x−1, −x+2], hReLU each, y=h1−2h2+1. x0:z[−1, 2], h[0, 2], y−3; x.5:z[0, 1.5], h[0, 1.5], y−2; x1:z[1, 1], h[1, 1], y0; x2:z[3, 0], h[3, 0], y4; x3:z[5, −1], h[5, 0], y6. W2 submittedx3y5 omits output bias; z/hare correct. x1 equalhiddenvalues cannot reveal a swap; mainx 0 swappedh[2, 0]wouldgivey 3. Separate scalar picturez 2x−1, hReLU, y−h+4:x0y4, x2y1; submittedx 0h−1 firstfails atactivation. Numerical inputs assumed; no task labels or accuracy supplied. Independent model has different formulas.</w:t>
+      </w:r>
+    </w:p>
+    <w:p>
+      <w:pPr>
+        <w:pStyle w:val="ListBullet"/>
+      </w:pPr>
+      <w:r>
+        <w:t>At x = 3 a trace gives z = [5, -1], h = [5, 0] and y = 5. Identify the first incorrect stage and repair it.</w:t>
       </w:r>
     </w:p>
     <w:p>
@@ -686,7 +486,7 @@
         <w:pStyle w:val="Heading3"/>
       </w:pPr>
       <w:r>
-        <w:t>My explanation before partner discussion</w:t>
+        <w:t>My reasoning and evidence</w:t>
       </w:r>
     </w:p>
     <w:p>
@@ -710,16 +510,50 @@
       </w:r>
     </w:p>
     <w:p>
+      <w:r>
+        <w:t>________________________________________________________________</w:t>
+      </w:r>
+    </w:p>
+    <w:p>
+      <w:r>
+        <w:t>________________________________________________________________</w:t>
+      </w:r>
+    </w:p>
+    <w:p>
       <w:pPr>
         <w:pStyle w:val="Heading1"/>
       </w:pPr>
       <w:r>
-        <w:t>04. Independent transfer case</w:t>
-      </w:r>
-    </w:p>
-    <w:p>
-      <w:r>
-        <w:t>Write one first attempt at the reserved independent case before feedback. Repeated copies of that case refer to the same recorded attempt.</w:t>
+        <w:t>07. W3 · Repair a misconception</w:t>
+      </w:r>
+    </w:p>
+    <w:p>
+      <w:r>
+        <w:t>Keep this task’s inputs,rule and response together.</w:t>
+      </w:r>
+    </w:p>
+    <w:p>
+      <w:pPr>
+        <w:pStyle w:val="Heading2"/>
+      </w:pPr>
+      <w:r>
+        <w:t>Complete task and evidence</w:t>
+      </w:r>
+    </w:p>
+    <w:p>
+      <w:pPr>
+        <w:pStyle w:val="ListBullet"/>
+      </w:pPr>
+      <w:r>
+        <w:t>Main network z[2x−1, −x+2], hReLU each, y=h1−2h2+1. x0:z[−1, 2], h[0, 2], y−3; x.5:z[0, 1.5], h[0, 1.5], y−2; x1:z[1, 1], h[1, 1], y0; x2:z[3, 0], h[3, 0], y4; x3:z[5, −1], h[5, 0], y6. W2 submittedx3y5 omits output bias; z/hare correct. x1 equalhiddenvalues cannot reveal a swap; mainx 0 swappedh[2, 0]wouldgivey 3. Separate scalar picturez 2x−1, hReLU, y−h+4:x0y4, x2y1; submittedx 0h−1 firstfails atactivation. Numerical inputs assumed; no task labels or accuracy supplied. Independent model has different formulas.</w:t>
+      </w:r>
+    </w:p>
+    <w:p>
+      <w:pPr>
+        <w:pStyle w:val="ListBullet"/>
+      </w:pPr>
+      <w:r>
+        <w:t>Trace x = 0.5 and x = 2. Which hidden score is zero in each case?</w:t>
       </w:r>
     </w:p>
     <w:p>
@@ -727,42 +561,149 @@
         <w:pStyle w:val="Heading3"/>
       </w:pPr>
       <w:r>
+        <w:t>My reasoning and evidence</w:t>
+      </w:r>
+    </w:p>
+    <w:p>
+      <w:r>
+        <w:t>________________________________________________________________</w:t>
+      </w:r>
+    </w:p>
+    <w:p>
+      <w:r>
+        <w:t>________________________________________________________________</w:t>
+      </w:r>
+    </w:p>
+    <w:p>
+      <w:r>
+        <w:t>________________________________________________________________</w:t>
+      </w:r>
+    </w:p>
+    <w:p>
+      <w:r>
+        <w:t>________________________________________________________________</w:t>
+      </w:r>
+    </w:p>
+    <w:p>
+      <w:r>
+        <w:t>________________________________________________________________</w:t>
+      </w:r>
+    </w:p>
+    <w:p>
+      <w:r>
+        <w:t>________________________________________________________________</w:t>
+      </w:r>
+    </w:p>
+    <w:p>
+      <w:pPr>
+        <w:pStyle w:val="Heading1"/>
+      </w:pPr>
+      <w:r>
+        <w:t>09. W5 · Explain the limitation</w:t>
+      </w:r>
+    </w:p>
+    <w:p>
+      <w:r>
+        <w:t>Keep this task’s inputs,rule and response together.</w:t>
+      </w:r>
+    </w:p>
+    <w:p>
+      <w:pPr>
+        <w:pStyle w:val="Heading2"/>
+      </w:pPr>
+      <w:r>
+        <w:t>Complete task and evidence</w:t>
+      </w:r>
+    </w:p>
+    <w:p>
+      <w:pPr>
+        <w:pStyle w:val="ListBullet"/>
+      </w:pPr>
+      <w:r>
+        <w:t>Main network z[2x−1, −x+2], hReLU each, y=h1−2h2+1. x0:z[−1, 2], h[0, 2], y−3; x.5:z[0, 1.5], h[0, 1.5], y−2; x1:z[1, 1], h[1, 1], y0; x2:z[3, 0], h[3, 0], y4; x3:z[5, −1], h[5, 0], y6. W2 submittedx3y5 omits output bias; z/hare correct. x1 equalhiddenvalues cannot reveal a swap; mainx 0 swappedh[2, 0]wouldgivey 3. Separate scalar picturez 2x−1, hReLU, y−h+4:x0y4, x2y1; submittedx 0h−1 firstfails atactivation. Numerical inputs assumed; no task labels or accuracy supplied. Independent model has different formulas.</w:t>
+      </w:r>
+    </w:p>
+    <w:p>
+      <w:pPr>
+        <w:pStyle w:val="ListBullet"/>
+      </w:pPr>
+      <w:r>
+        <w:t>Explain why testing only x = 1 in the lesson model may miss a hidden-order swap.</w:t>
+      </w:r>
+    </w:p>
+    <w:p>
+      <w:pPr>
+        <w:pStyle w:val="Heading3"/>
+      </w:pPr>
+      <w:r>
+        <w:t>My reasoning and evidence</w:t>
+      </w:r>
+    </w:p>
+    <w:p>
+      <w:r>
+        <w:t>________________________________________________________________</w:t>
+      </w:r>
+    </w:p>
+    <w:p>
+      <w:r>
+        <w:t>________________________________________________________________</w:t>
+      </w:r>
+    </w:p>
+    <w:p>
+      <w:r>
+        <w:t>________________________________________________________________</w:t>
+      </w:r>
+    </w:p>
+    <w:p>
+      <w:r>
+        <w:t>________________________________________________________________</w:t>
+      </w:r>
+    </w:p>
+    <w:p>
+      <w:r>
+        <w:t>________________________________________________________________</w:t>
+      </w:r>
+    </w:p>
+    <w:p>
+      <w:r>
+        <w:t>________________________________________________________________</w:t>
+      </w:r>
+    </w:p>
+    <w:p>
+      <w:pPr>
+        <w:pStyle w:val="Heading1"/>
+      </w:pPr>
+      <w:r>
+        <w:t>04. Try alone · Selected transfer</w:t>
+      </w:r>
+    </w:p>
+    <w:p>
+      <w:r>
+        <w:t>Keep this task’s inputs,rule and response together.</w:t>
+      </w:r>
+    </w:p>
+    <w:p>
+      <w:pPr>
+        <w:pStyle w:val="Heading2"/>
+      </w:pPr>
+      <w:r>
+        <w:t>Complete task and evidence</w:t>
+      </w:r>
+    </w:p>
+    <w:p>
+      <w:pPr>
+        <w:pStyle w:val="Heading3"/>
+      </w:pPr>
+      <w:r>
         <w:t>Independent case: Audit a different network independently</w:t>
       </w:r>
     </w:p>
     <w:p>
       <w:pPr>
-        <w:spacing w:line="336" w:lineRule="auto" w:after="180"/>
-      </w:pPr>
-      <w:r>
-        <w:rPr>
-          <w:b w:val="0"/>
-        </w:rPr>
-        <w:t xml:space="preserve">Use z1 = x + 1, z2 = 2 - 2x, h = ReLU(z) component by component, and y = 2h1 + h2 - 3. </w:t>
-      </w:r>
-      <w:r>
-        <w:rPr>
-          <w:b/>
-        </w:rPr>
-        <w:t>Trace</w:t>
-      </w:r>
-      <w:r>
-        <w:rPr>
-          <w:b w:val="0"/>
-        </w:rPr>
-        <w:t xml:space="preserve"> x = 0 and x = 2. A submitted x = 2 </w:t>
-      </w:r>
-      <w:r>
-        <w:rPr>
-          <w:b/>
-        </w:rPr>
-        <w:t>trace</w:t>
-      </w:r>
-      <w:r>
-        <w:rPr>
-          <w:b w:val="0"/>
-        </w:rPr>
-        <w:t xml:space="preserve"> uses h = [3, -2] and y = 1. Find its first error and correct all later values.</w:t>
+        <w:pStyle w:val="ListBullet"/>
+      </w:pPr>
+      <w:r>
+        <w:t>Use z1 = x + 1, z2 = 2 - 2x, h = ReLU(z) component by component, and y = 2h1 + h2 - 3. Trace x = 0 and x = 2. A submitted x = 2 trace uses h = [3, -2] and y = 1. Find its first error and correct all later values.</w:t>
       </w:r>
     </w:p>
     <w:p>
@@ -810,12 +751,9 @@
     </w:p>
     <w:p>
       <w:pPr>
-        <w:spacing w:line="336" w:lineRule="auto" w:after="180"/>
-      </w:pPr>
-      <w:r>
-        <w:rPr>
-          <w:b w:val="0"/>
-        </w:rPr>
+        <w:pStyle w:val="ListBullet"/>
+      </w:pPr>
+      <w:r>
         <w:t>Attempt this case before feedback. Record any help. Earlier examples below are further practice; a case already practised with feedback cannot establish fresh transfer.</w:t>
       </w:r>
     </w:p>
@@ -824,29 +762,28 @@
         <w:pStyle w:val="Heading1"/>
       </w:pPr>
       <w:r>
-        <w:t>05. W1 Complete a fresh row</w:t>
-      </w:r>
-    </w:p>
-    <w:p>
-      <w:r>
-        <w:t>Complete a fresh row. Apply the supplied Forward passes by hand facts and keep your reasoning.</w:t>
-      </w:r>
-    </w:p>
-    <w:p>
-      <w:pPr>
-        <w:spacing w:line="336" w:lineRule="auto" w:after="180"/>
-      </w:pPr>
-      <w:r>
-        <w:rPr>
-          <w:b/>
-        </w:rPr>
-        <w:t>Trace</w:t>
-      </w:r>
-      <w:r>
-        <w:rPr>
-          <w:b w:val="0"/>
-        </w:rPr>
-        <w:t xml:space="preserve"> x = -1 through the lesson network. Record z, h and y.</w:t>
+        <w:t>10. Project · Keep the mathematical evidence</w:t>
+      </w:r>
+    </w:p>
+    <w:p>
+      <w:r>
+        <w:t>Keep this task’s inputs,rule and response together.</w:t>
+      </w:r>
+    </w:p>
+    <w:p>
+      <w:pPr>
+        <w:pStyle w:val="Heading2"/>
+      </w:pPr>
+      <w:r>
+        <w:t>Complete task and evidence</w:t>
+      </w:r>
+    </w:p>
+    <w:p>
+      <w:pPr>
+        <w:pStyle w:val="ListBullet"/>
+      </w:pPr>
+      <w:r>
+        <w:t>Add a labelled forward passes by hand evidence sheet to Image-pattern Network Investigation. Show how you can record scores and activations in dependency order. Use the supplied fictional case and keep its inputs, intermediate steps, calculation or prediction, and limitation. Connect this record to last week’s record; a matching answer without a trace is insufficient.</w:t>
       </w:r>
     </w:p>
     <w:p>
@@ -854,7 +791,7 @@
         <w:pStyle w:val="Heading3"/>
       </w:pPr>
       <w:r>
-        <w:t>My reasoning and evidence</w:t>
+        <w:t>My project change, supporting evidence and remaining limit</w:t>
       </w:r>
     </w:p>
     <w:p>
@@ -892,446 +829,20 @@
         <w:pStyle w:val="Heading1"/>
       </w:pPr>
       <w:r>
-        <w:t>06. W2 Locate a bias omission</w:t>
-      </w:r>
-    </w:p>
-    <w:p>
-      <w:r>
-        <w:t>Locate a bias omission. Apply the supplied Forward passes by hand facts and keep your reasoning.</w:t>
-      </w:r>
-    </w:p>
-    <w:p>
-      <w:pPr>
-        <w:spacing w:line="336" w:lineRule="auto" w:after="180"/>
-      </w:pPr>
-      <w:r>
-        <w:rPr>
-          <w:b w:val="0"/>
-        </w:rPr>
-        <w:t xml:space="preserve">At x = 3 a </w:t>
-      </w:r>
-      <w:r>
-        <w:rPr>
-          <w:b/>
-        </w:rPr>
-        <w:t>trace</w:t>
-      </w:r>
-      <w:r>
-        <w:rPr>
-          <w:b w:val="0"/>
-        </w:rPr>
-        <w:t xml:space="preserve"> gives z = [5, -1], h = [5, 0] and y = 5. Identify the first incorrect stage and repair it.</w:t>
-      </w:r>
-    </w:p>
-    <w:p>
-      <w:pPr>
-        <w:pStyle w:val="Heading3"/>
-      </w:pPr>
-      <w:r>
-        <w:t>My reasoning and evidence</w:t>
-      </w:r>
-    </w:p>
-    <w:p>
-      <w:r>
-        <w:t>________________________________________________________________</w:t>
-      </w:r>
-    </w:p>
-    <w:p>
-      <w:r>
-        <w:t>________________________________________________________________</w:t>
-      </w:r>
-    </w:p>
-    <w:p>
-      <w:r>
-        <w:t>________________________________________________________________</w:t>
-      </w:r>
-    </w:p>
-    <w:p>
-      <w:r>
-        <w:t>________________________________________________________________</w:t>
-      </w:r>
-    </w:p>
-    <w:p>
-      <w:r>
-        <w:t>________________________________________________________________</w:t>
-      </w:r>
-    </w:p>
-    <w:p>
-      <w:r>
-        <w:t>________________________________________________________________</w:t>
-      </w:r>
-    </w:p>
-    <w:p>
-      <w:pPr>
-        <w:pStyle w:val="Heading1"/>
-      </w:pPr>
-      <w:r>
-        <w:t>07. W3 Check both boundaries</w:t>
-      </w:r>
-    </w:p>
-    <w:p>
-      <w:r>
-        <w:t>Check both boundaries. Apply the supplied Forward passes by hand facts and keep your reasoning.</w:t>
-      </w:r>
-    </w:p>
-    <w:p>
-      <w:pPr>
-        <w:spacing w:line="336" w:lineRule="auto" w:after="180"/>
-        <w:shd w:fill="F5F1FB"/>
-      </w:pPr>
-      <w:r>
-        <w:rPr>
-          <w:b/>
-        </w:rPr>
-        <w:t>Trace</w:t>
-      </w:r>
-      <w:r>
-        <w:rPr>
-          <w:b w:val="0"/>
-        </w:rPr>
-        <w:t xml:space="preserve"> x = 0.5 and x = 2. Which hidden score is zero in each case?</w:t>
-      </w:r>
-    </w:p>
-    <w:p>
-      <w:pPr>
-        <w:pStyle w:val="Heading3"/>
-      </w:pPr>
-      <w:r>
-        <w:t>My reasoning and evidence</w:t>
-      </w:r>
-    </w:p>
-    <w:p>
-      <w:r>
-        <w:t>________________________________________________________________</w:t>
-      </w:r>
-    </w:p>
-    <w:p>
-      <w:r>
-        <w:t>________________________________________________________________</w:t>
-      </w:r>
-    </w:p>
-    <w:p>
-      <w:r>
-        <w:t>________________________________________________________________</w:t>
-      </w:r>
-    </w:p>
-    <w:p>
-      <w:r>
-        <w:t>________________________________________________________________</w:t>
-      </w:r>
-    </w:p>
-    <w:p>
-      <w:r>
-        <w:t>________________________________________________________________</w:t>
-      </w:r>
-    </w:p>
-    <w:p>
-      <w:r>
-        <w:t>________________________________________________________________</w:t>
-      </w:r>
-    </w:p>
-    <w:p>
-      <w:pPr>
-        <w:pStyle w:val="Heading1"/>
-      </w:pPr>
-      <w:r>
-        <w:t>08. W4 Audit a different network independently</w:t>
-      </w:r>
-    </w:p>
-    <w:p>
-      <w:r>
-        <w:t>Attempt before feedback. If this repeats the selected independent case, reuse that first attempt; otherwise keep a separate record. Audit a different network independently. Apply the supplied Forward passes by hand facts and keep your reasoning.</w:t>
-      </w:r>
-    </w:p>
-    <w:p>
-      <w:pPr>
-        <w:spacing w:line="336" w:lineRule="auto" w:after="180"/>
-      </w:pPr>
-      <w:r>
-        <w:rPr>
-          <w:b w:val="0"/>
-        </w:rPr>
-        <w:t xml:space="preserve">Use z1 = x + 1, z2 = 2 - 2x, h = ReLU(z) component by component, and y = 2h1 + h2 - 3. </w:t>
-      </w:r>
-      <w:r>
-        <w:rPr>
-          <w:b/>
-        </w:rPr>
-        <w:t>Trace</w:t>
-      </w:r>
-      <w:r>
-        <w:rPr>
-          <w:b w:val="0"/>
-        </w:rPr>
-        <w:t xml:space="preserve"> x = 0 and x = 2. A submitted x = 2 </w:t>
-      </w:r>
-      <w:r>
-        <w:rPr>
-          <w:b/>
-        </w:rPr>
-        <w:t>trace</w:t>
-      </w:r>
-      <w:r>
-        <w:rPr>
-          <w:b w:val="0"/>
-        </w:rPr>
-        <w:t xml:space="preserve"> uses h = [3, -2] and y = 1. Find its first error and correct all later values.</w:t>
-      </w:r>
-    </w:p>
-    <w:p>
-      <w:pPr>
-        <w:pStyle w:val="Heading3"/>
-      </w:pPr>
-      <w:r>
-        <w:t>My reasoning and evidence</w:t>
-      </w:r>
-    </w:p>
-    <w:p>
-      <w:r>
-        <w:t>________________________________________________________________</w:t>
-      </w:r>
-    </w:p>
-    <w:p>
-      <w:r>
-        <w:t>________________________________________________________________</w:t>
-      </w:r>
-    </w:p>
-    <w:p>
-      <w:r>
-        <w:t>________________________________________________________________</w:t>
-      </w:r>
-    </w:p>
-    <w:p>
-      <w:r>
-        <w:t>________________________________________________________________</w:t>
-      </w:r>
-    </w:p>
-    <w:p>
-      <w:r>
-        <w:t>________________________________________________________________</w:t>
-      </w:r>
-    </w:p>
-    <w:p>
-      <w:r>
-        <w:t>________________________________________________________________</w:t>
-      </w:r>
-    </w:p>
-    <w:p>
-      <w:r>
-        <w:t>________________________________________________________________</w:t>
-      </w:r>
-    </w:p>
-    <w:p>
-      <w:r>
-        <w:t>________________________________________________________________</w:t>
-      </w:r>
-    </w:p>
-    <w:p>
-      <w:pPr>
-        <w:pStyle w:val="Heading1"/>
-      </w:pPr>
-      <w:r>
-        <w:t>09. W5 Limit a passing test</w:t>
-      </w:r>
-    </w:p>
-    <w:p>
-      <w:r>
-        <w:t>Limit a passing test. Apply the supplied Forward passes by hand facts and keep your reasoning.</w:t>
-      </w:r>
-    </w:p>
-    <w:p>
-      <w:pPr>
-        <w:spacing w:line="336" w:lineRule="auto" w:after="180"/>
-      </w:pPr>
-      <w:r>
-        <w:rPr>
-          <w:b w:val="0"/>
-        </w:rPr>
-        <w:t>Explain why testing only x = 1 in the lesson model may miss a hidden-order swap.</w:t>
-      </w:r>
-    </w:p>
-    <w:p>
-      <w:pPr>
-        <w:pStyle w:val="Heading3"/>
-      </w:pPr>
-      <w:r>
-        <w:t>My reasoning and evidence</w:t>
-      </w:r>
-    </w:p>
-    <w:p>
-      <w:r>
-        <w:t>________________________________________________________________</w:t>
-      </w:r>
-    </w:p>
-    <w:p>
-      <w:r>
-        <w:t>________________________________________________________________</w:t>
-      </w:r>
-    </w:p>
-    <w:p>
-      <w:r>
-        <w:t>________________________________________________________________</w:t>
-      </w:r>
-    </w:p>
-    <w:p>
-      <w:r>
-        <w:t>________________________________________________________________</w:t>
-      </w:r>
-    </w:p>
-    <w:p>
-      <w:r>
-        <w:t>________________________________________________________________</w:t>
-      </w:r>
-    </w:p>
-    <w:p>
-      <w:r>
-        <w:t>________________________________________________________________</w:t>
-      </w:r>
-    </w:p>
-    <w:p>
-      <w:pPr>
-        <w:pStyle w:val="Heading1"/>
-      </w:pPr>
-      <w:r>
-        <w:t>10. Project checkpoint and reflection</w:t>
-      </w:r>
-    </w:p>
-    <w:p>
-      <w:r>
-        <w:t>Connect Forward passes by hand to Image-pattern Network Investigation, identify a limit and choose the next useful test.</w:t>
-      </w:r>
-    </w:p>
-    <w:p>
-      <w:pPr>
-        <w:spacing w:line="336" w:lineRule="auto" w:after="180"/>
-      </w:pPr>
-      <w:r>
-        <w:rPr>
-          <w:b w:val="0"/>
-        </w:rPr>
-        <w:t xml:space="preserve">Add a labelled forward passes by hand </w:t>
-      </w:r>
-      <w:r>
-        <w:rPr>
-          <w:b/>
-        </w:rPr>
-        <w:t>evidence</w:t>
-      </w:r>
-      <w:r>
-        <w:rPr>
-          <w:b w:val="0"/>
-        </w:rPr>
-        <w:t xml:space="preserve"> sheet to Image-pattern Network Investigation. Show how you can record scores and activations in </w:t>
-      </w:r>
-      <w:r>
-        <w:rPr>
-          <w:b/>
-        </w:rPr>
-        <w:t>dependency</w:t>
-      </w:r>
-      <w:r>
-        <w:rPr>
-          <w:b w:val="0"/>
-        </w:rPr>
-        <w:t xml:space="preserve"> order.</w:t>
-      </w:r>
-    </w:p>
-    <w:p>
-      <w:pPr>
-        <w:spacing w:line="336" w:lineRule="auto" w:after="180"/>
-      </w:pPr>
-      <w:r>
-        <w:rPr>
-          <w:b w:val="0"/>
-        </w:rPr>
-        <w:t xml:space="preserve">Use the supplied fictional case and keep its </w:t>
-      </w:r>
-      <w:r>
-        <w:rPr>
-          <w:b/>
-        </w:rPr>
-        <w:t>input</w:t>
-      </w:r>
-      <w:r>
-        <w:rPr>
-          <w:b w:val="0"/>
-        </w:rPr>
-        <w:t xml:space="preserve">s, intermediate steps, calculation or </w:t>
-      </w:r>
-      <w:r>
-        <w:rPr>
-          <w:b/>
-        </w:rPr>
-        <w:t>prediction</w:t>
-      </w:r>
-      <w:r>
-        <w:rPr>
-          <w:b w:val="0"/>
-        </w:rPr>
-        <w:t xml:space="preserve">, and limitation. Connect this record to last week’s record; a matching answer without a </w:t>
-      </w:r>
-      <w:r>
-        <w:rPr>
-          <w:b/>
-        </w:rPr>
-        <w:t>trace</w:t>
-      </w:r>
-      <w:r>
-        <w:rPr>
-          <w:b w:val="0"/>
-        </w:rPr>
-        <w:t xml:space="preserve"> is insufficient.</w:t>
-      </w:r>
-    </w:p>
-    <w:p>
-      <w:pPr>
-        <w:pStyle w:val="Heading3"/>
-      </w:pPr>
-      <w:r>
-        <w:t>My project change, supporting evidence and remaining limit</w:t>
-      </w:r>
-    </w:p>
-    <w:p>
-      <w:r>
-        <w:t>________________________________________________________________</w:t>
-      </w:r>
-    </w:p>
-    <w:p>
-      <w:r>
-        <w:t>________________________________________________________________</w:t>
-      </w:r>
-    </w:p>
-    <w:p>
-      <w:r>
-        <w:t>________________________________________________________________</w:t>
-      </w:r>
-    </w:p>
-    <w:p>
-      <w:r>
-        <w:t>________________________________________________________________</w:t>
-      </w:r>
-    </w:p>
-    <w:p>
-      <w:r>
-        <w:t>________________________________________________________________</w:t>
-      </w:r>
-    </w:p>
-    <w:p>
-      <w:r>
-        <w:t>________________________________________________________________</w:t>
-      </w:r>
-    </w:p>
-    <w:p>
-      <w:pPr>
-        <w:pStyle w:val="Heading1"/>
-      </w:pPr>
-      <w:r>
-        <w:t>11. Feedback, return check and learning record</w:t>
-      </w:r>
-    </w:p>
-    <w:p>
-      <w:r>
-        <w:t>Record the first repaired step and a different case to revisit after a delay.</w:t>
+        <w:t>11. Feedback · Repair and return</w:t>
+      </w:r>
+    </w:p>
+    <w:p>
+      <w:r>
+        <w:t>Keep this task’s inputs,rule and response together.</w:t>
+      </w:r>
+    </w:p>
+    <w:p>
+      <w:pPr>
+        <w:pStyle w:val="Heading2"/>
+      </w:pPr>
+      <w:r>
+        <w:t>Complete task and evidence</w:t>
       </w:r>
     </w:p>
     <w:tbl>
@@ -1472,12 +983,9 @@
     </w:tbl>
     <w:p>
       <w:pPr>
-        <w:spacing w:line="336" w:lineRule="auto" w:after="180"/>
-      </w:pPr>
-      <w:r>
-        <w:rPr>
-          <w:b w:val="0"/>
-        </w:rPr>
+        <w:pStyle w:val="ListBullet"/>
+      </w:pPr>
+      <w:r>
         <w:t>Revisit this idea with your teacher after a delay. Familiarity is different from explaining and using it on a changed case.</w:t>
       </w:r>
     </w:p>
@@ -1486,69 +994,330 @@
         <w:pStyle w:val="Heading1"/>
       </w:pPr>
       <w:r>
-        <w:t>12. Pictorial case practice: Forward passes by hand</w:t>
-      </w:r>
-    </w:p>
-    <w:p>
-      <w:r>
-        <w:t>Audit a forward pass by writing every value at its correct stage. Explain the labelled step before checking the changed condition.</w:t>
-      </w:r>
-    </w:p>
-    <w:p>
-      <w:pPr>
-        <w:spacing w:line="336" w:lineRule="auto" w:after="180"/>
-      </w:pPr>
-      <w:r>
-        <w:rPr>
-          <w:b w:val="0"/>
-        </w:rPr>
+        <w:t>Reference bank and extra practice</w:t>
+      </w:r>
+    </w:p>
+    <w:p>
+      <w:pPr>
+        <w:pStyle w:val="Heading1"/>
+      </w:pPr>
+      <w:r>
+        <w:t>02. Reference · Supported W2 record</w:t>
+      </w:r>
+    </w:p>
+    <w:p>
+      <w:r>
+        <w:t>Keep this task’s inputs,rule and response together.</w:t>
+      </w:r>
+    </w:p>
+    <w:p>
+      <w:pPr>
+        <w:pStyle w:val="Heading2"/>
+      </w:pPr>
+      <w:r>
+        <w:t>Complete task and evidence</w:t>
+      </w:r>
+    </w:p>
+    <w:p>
+      <w:pPr>
+        <w:pStyle w:val="ListBullet"/>
+      </w:pPr>
+      <w:r>
+        <w:t>Use W2: Locate a bias omission for Forward passes by hand. Record the answer once; the lesson and workbook refer to the same attempt.</w:t>
+      </w:r>
+    </w:p>
+    <w:tbl>
+      <w:tblPr>
+        <w:tblStyle w:val="LightShading-Accent1"/>
+        <w:tblW w:type="auto" w:w="0"/>
+        <w:tblLook w:firstColumn="1" w:firstRow="1" w:lastColumn="0" w:lastRow="0" w:noHBand="0" w:noVBand="1" w:val="04A0"/>
+      </w:tblPr>
+      <w:tblGrid>
+        <w:gridCol w:w="2556"/>
+        <w:gridCol w:w="2556"/>
+        <w:gridCol w:w="2556"/>
+        <w:gridCol w:w="2556"/>
+      </w:tblGrid>
+      <w:tr>
+        <w:trPr>
+          <w:tblHeader/>
+        </w:trPr>
+        <w:tc>
+          <w:tcPr>
+            <w:tcW w:type="dxa" w:w="2556"/>
+          </w:tcPr>
+          <w:p>
+            <w:r>
+              <w:t>Given inputs</w:t>
+            </w:r>
+          </w:p>
+        </w:tc>
+        <w:tc>
+          <w:tcPr>
+            <w:tcW w:type="dxa" w:w="2556"/>
+          </w:tcPr>
+          <w:p>
+            <w:r>
+              <w:t>Procedure I chose</w:t>
+            </w:r>
+          </w:p>
+        </w:tc>
+        <w:tc>
+          <w:tcPr>
+            <w:tcW w:type="dxa" w:w="2556"/>
+          </w:tcPr>
+          <w:p>
+            <w:r>
+              <w:t>Middle steps</w:t>
+            </w:r>
+          </w:p>
+        </w:tc>
+        <w:tc>
+          <w:tcPr>
+            <w:tcW w:type="dxa" w:w="2556"/>
+          </w:tcPr>
+          <w:p>
+            <w:r>
+              <w:t>Result and check</w:t>
+            </w:r>
+          </w:p>
+        </w:tc>
+      </w:tr>
+      <w:tr>
+        <w:tc>
+          <w:tcPr>
+            <w:tcW w:type="dxa" w:w="2556"/>
+          </w:tcPr>
+          <w:p>
+            <w:r/>
+          </w:p>
+        </w:tc>
+        <w:tc>
+          <w:tcPr>
+            <w:tcW w:type="dxa" w:w="2556"/>
+          </w:tcPr>
+          <w:p>
+            <w:r/>
+          </w:p>
+        </w:tc>
+        <w:tc>
+          <w:tcPr>
+            <w:tcW w:type="dxa" w:w="2556"/>
+          </w:tcPr>
+          <w:p>
+            <w:r/>
+          </w:p>
+        </w:tc>
+        <w:tc>
+          <w:tcPr>
+            <w:tcW w:type="dxa" w:w="2556"/>
+          </w:tcPr>
+          <w:p>
+            <w:r/>
+          </w:p>
+        </w:tc>
+      </w:tr>
+    </w:tbl>
+    <w:p>
+      <w:pPr>
+        <w:pStyle w:val="Heading3"/>
+      </w:pPr>
+      <w:r>
+        <w:t>The step I completed without help, and the hint I needed</w:t>
+      </w:r>
+    </w:p>
+    <w:p>
+      <w:r>
+        <w:t>________________________________________________________________</w:t>
+      </w:r>
+    </w:p>
+    <w:p>
+      <w:r>
+        <w:t>________________________________________________________________</w:t>
+      </w:r>
+    </w:p>
+    <w:p>
+      <w:r>
+        <w:t>________________________________________________________________</w:t>
+      </w:r>
+    </w:p>
+    <w:p>
+      <w:pPr>
+        <w:pStyle w:val="Heading1"/>
+      </w:pPr>
+      <w:r>
+        <w:t>03. Extra practice · Individual reasoning check</w:t>
+      </w:r>
+    </w:p>
+    <w:p>
+      <w:r>
+        <w:t>Keep this task’s inputs,rule and response together.</w:t>
+      </w:r>
+    </w:p>
+    <w:p>
+      <w:pPr>
+        <w:pStyle w:val="Heading2"/>
+      </w:pPr>
+      <w:r>
+        <w:t>Complete task and evidence</w:t>
+      </w:r>
+    </w:p>
+    <w:p>
+      <w:pPr>
+        <w:pStyle w:val="ListBullet"/>
+      </w:pPr>
+      <w:r>
+        <w:t>Use the worked case for Forward passes by hand. Proposed explanation: “ReLU means the output cannot be negative”. Decide whether this explanation is supported. Point to the step or supplied fact that decides; explain your repair if needed.</w:t>
+      </w:r>
+    </w:p>
+    <w:p>
+      <w:pPr>
+        <w:pStyle w:val="Heading3"/>
+      </w:pPr>
+      <w:r>
+        <w:t>My explanation before partner discussion</w:t>
+      </w:r>
+    </w:p>
+    <w:p>
+      <w:r>
+        <w:t>________________________________________________________________</w:t>
+      </w:r>
+    </w:p>
+    <w:p>
+      <w:r>
+        <w:t>________________________________________________________________</w:t>
+      </w:r>
+    </w:p>
+    <w:p>
+      <w:r>
+        <w:t>________________________________________________________________</w:t>
+      </w:r>
+    </w:p>
+    <w:p>
+      <w:r>
+        <w:t>________________________________________________________________</w:t>
+      </w:r>
+    </w:p>
+    <w:p>
+      <w:pPr>
+        <w:pStyle w:val="Heading1"/>
+      </w:pPr>
+      <w:r>
+        <w:t>08. Reference · Earlier W4 response copy</w:t>
+      </w:r>
+    </w:p>
+    <w:p>
+      <w:r>
+        <w:t>Keep this task’s inputs,rule and response together.</w:t>
+      </w:r>
+    </w:p>
+    <w:p>
+      <w:pPr>
+        <w:pStyle w:val="Heading2"/>
+      </w:pPr>
+      <w:r>
+        <w:t>Complete task and evidence</w:t>
+      </w:r>
+    </w:p>
+    <w:p>
+      <w:pPr>
+        <w:pStyle w:val="ListBullet"/>
+      </w:pPr>
+      <w:r>
+        <w:t>Use z1 = x + 1, z2 = 2 - 2x, h = ReLU(z) component by component, and y = 2h1 + h2 - 3. Trace x = 0 and x = 2. A submitted x = 2 trace uses h = [3, -2] and y = 1. Find its first error and correct all later values.</w:t>
+      </w:r>
+    </w:p>
+    <w:p>
+      <w:pPr>
+        <w:pStyle w:val="Heading3"/>
+      </w:pPr>
+      <w:r>
+        <w:t>My reasoning and evidence</w:t>
+      </w:r>
+    </w:p>
+    <w:p>
+      <w:r>
+        <w:t>________________________________________________________________</w:t>
+      </w:r>
+    </w:p>
+    <w:p>
+      <w:r>
+        <w:t>________________________________________________________________</w:t>
+      </w:r>
+    </w:p>
+    <w:p>
+      <w:r>
+        <w:t>________________________________________________________________</w:t>
+      </w:r>
+    </w:p>
+    <w:p>
+      <w:r>
+        <w:t>________________________________________________________________</w:t>
+      </w:r>
+    </w:p>
+    <w:p>
+      <w:r>
+        <w:t>________________________________________________________________</w:t>
+      </w:r>
+    </w:p>
+    <w:p>
+      <w:r>
+        <w:t>________________________________________________________________</w:t>
+      </w:r>
+    </w:p>
+    <w:p>
+      <w:r>
+        <w:t>________________________________________________________________</w:t>
+      </w:r>
+    </w:p>
+    <w:p>
+      <w:r>
+        <w:t>________________________________________________________________</w:t>
+      </w:r>
+    </w:p>
+    <w:p>
+      <w:pPr>
+        <w:pStyle w:val="Heading1"/>
+      </w:pPr>
+      <w:r>
+        <w:t>12. Extra practice · Pictured case</w:t>
+      </w:r>
+    </w:p>
+    <w:p>
+      <w:r>
+        <w:t>Keep this task’s inputs,rule and response together.</w:t>
+      </w:r>
+    </w:p>
+    <w:p>
+      <w:pPr>
+        <w:pStyle w:val="Heading2"/>
+      </w:pPr>
+      <w:r>
+        <w:t>Complete task and evidence</w:t>
+      </w:r>
+    </w:p>
+    <w:p>
+      <w:pPr>
+        <w:pStyle w:val="ListBullet"/>
+      </w:pPr>
+      <w:r>
         <w:t>Audit a forward pass by writing every value at its correct stage.</w:t>
       </w:r>
     </w:p>
     <w:p>
       <w:pPr>
-        <w:spacing w:line="336" w:lineRule="auto" w:after="180"/>
-      </w:pPr>
-      <w:r>
-        <w:rPr>
-          <w:b w:val="0"/>
-        </w:rPr>
-        <w:t xml:space="preserve">Toy scalar network z=2x-1, h=ReLU(z), y=-h+4. </w:t>
-      </w:r>
-      <w:r>
-        <w:rPr>
-          <w:b/>
-        </w:rPr>
-        <w:t>Trace</w:t>
-      </w:r>
-      <w:r>
-        <w:rPr>
-          <w:b w:val="0"/>
-        </w:rPr>
-        <w:t xml:space="preserve"> x=0 and x=2.</w:t>
-      </w:r>
-    </w:p>
-    <w:p>
-      <w:pPr>
-        <w:spacing w:line="336" w:lineRule="auto" w:after="180"/>
-      </w:pPr>
-      <w:r>
-        <w:rPr>
-          <w:b w:val="0"/>
-        </w:rPr>
-        <w:t xml:space="preserve">All </w:t>
-      </w:r>
-      <w:r>
-        <w:rPr>
-          <w:b/>
-        </w:rPr>
-        <w:t>input</w:t>
-      </w:r>
-      <w:r>
-        <w:rPr>
-          <w:b w:val="0"/>
-        </w:rPr>
-        <w:t>s and outcomes in this worked example are invented classroom data; no real model run is claimed.</w:t>
+        <w:pStyle w:val="ListBullet"/>
+      </w:pPr>
+      <w:r>
+        <w:t>Toy scalar network z=2x-1, h=ReLU(z), y=-h+4. Trace x=0 and x=2.</w:t>
+      </w:r>
+    </w:p>
+    <w:p>
+      <w:pPr>
+        <w:pStyle w:val="ListBullet"/>
+      </w:pPr>
+      <w:r>
+        <w:t>All inputs and outcomes in this worked example are invented classroom data; no real model run is claimed.</w:t>
       </w:r>
     </w:p>
     <w:p>
@@ -1589,25 +1358,10 @@
     </w:p>
     <w:p>
       <w:pPr>
-        <w:spacing w:line="336" w:lineRule="auto" w:after="180"/>
-      </w:pPr>
-      <w:r>
-        <w:rPr>
-          <w:b w:val="0"/>
-        </w:rPr>
-        <w:t xml:space="preserve">Why should feedback identify h before correcting only y? Point to the relevant step in the picture, then write the changed result and the rule or </w:t>
-      </w:r>
-      <w:r>
-        <w:rPr>
-          <w:b/>
-        </w:rPr>
-        <w:t>evidence</w:t>
-      </w:r>
-      <w:r>
-        <w:rPr>
-          <w:b w:val="0"/>
-        </w:rPr>
-        <w:t xml:space="preserve"> that supports it.</w:t>
+        <w:pStyle w:val="ListBullet"/>
+      </w:pPr>
+      <w:r>
+        <w:t>Why should feedback identify h before correcting only y? Point to the relevant step in the picture, then write the changed result and the rule or evidence that supports it.</w:t>
       </w:r>
     </w:p>
     <w:p>
@@ -1650,68 +1404,18 @@
     </w:p>
     <w:p>
       <w:pPr>
-        <w:pStyle w:val="Heading3"/>
-      </w:pPr>
-      <w:r>
-        <w:t>Record the help used</w:t>
-      </w:r>
-    </w:p>
-    <w:p>
-      <w:pPr>
-        <w:spacing w:line="336" w:lineRule="auto" w:after="180"/>
-        <w:shd w:fill="F1F6F8"/>
-      </w:pPr>
-      <w:r>
-        <w:rPr>
-          <w:b w:val="0"/>
-        </w:rPr>
-        <w:t xml:space="preserve">Support used: alone / hint / worked example. This record is practice </w:t>
-      </w:r>
-      <w:r>
-        <w:rPr>
-          <w:b/>
-        </w:rPr>
-        <w:t>evidence</w:t>
-      </w:r>
-      <w:r>
-        <w:rPr>
-          <w:b w:val="0"/>
-        </w:rPr>
-        <w:t>.</w:t>
-      </w:r>
-    </w:p>
-    <w:p>
-      <w:pPr>
-        <w:spacing w:line="336" w:lineRule="auto" w:after="180"/>
-      </w:pPr>
-      <w:r>
-        <w:rPr>
-          <w:b w:val="0"/>
-        </w:rPr>
-        <w:t xml:space="preserve">Project connection: For your Image-pattern Network Investigation, save the </w:t>
-      </w:r>
-      <w:r>
-        <w:rPr>
-          <w:b/>
-        </w:rPr>
-        <w:t>input</w:t>
-      </w:r>
-      <w:r>
-        <w:rPr>
-          <w:b w:val="0"/>
-        </w:rPr>
-        <w:t>, procedure, observed result and limitation of this check.</w:t>
-      </w:r>
-    </w:p>
-    <w:p>
-      <w:pPr>
-        <w:spacing w:line="336" w:lineRule="auto" w:after="180"/>
-      </w:pPr>
-      <w:r>
-        <w:rPr>
-          <w:b w:val="0"/>
-        </w:rPr>
-        <w:t>Label this worked example as practice; use a different, previously unreviewed case when checking independent understanding.</w:t>
+        <w:pStyle w:val="ListBullet"/>
+      </w:pPr>
+      <w:r>
+        <w:t>Support used: alone / hint / worked example. This record is practice evidence.</w:t>
+      </w:r>
+    </w:p>
+    <w:p>
+      <w:pPr>
+        <w:pStyle w:val="ListBullet"/>
+      </w:pPr>
+      <w:r>
+        <w:t>Project connection: For your Image-pattern Network Investigation, save the input, procedure, observed result and limitation of this check. Label this worked example as practice; use a different, previously unreviewed case when checking independent understanding.</w:t>
       </w:r>
     </w:p>
     <w:p>
@@ -1719,80 +1423,44 @@
         <w:pStyle w:val="Heading1"/>
       </w:pPr>
       <w:r>
-        <w:t>13. Project portfolio milestone</w:t>
-      </w:r>
-    </w:p>
-    <w:p>
-      <w:r>
-        <w:t>Keep this week’s input, deciding step, result and limit together in the Image-pattern Network Investigation record.</w:t>
-      </w:r>
-    </w:p>
-    <w:p>
-      <w:pPr>
-        <w:spacing w:line="336" w:lineRule="auto" w:after="180"/>
-      </w:pPr>
-      <w:r>
-        <w:rPr>
-          <w:b w:val="0"/>
-        </w:rPr>
+        <w:t>13. Reference · Project milestone</w:t>
+      </w:r>
+    </w:p>
+    <w:p>
+      <w:r>
+        <w:t>Keep this task’s inputs,rule and response together.</w:t>
+      </w:r>
+    </w:p>
+    <w:p>
+      <w:pPr>
+        <w:pStyle w:val="Heading2"/>
+      </w:pPr>
+      <w:r>
+        <w:t>Complete task and evidence</w:t>
+      </w:r>
+    </w:p>
+    <w:p>
+      <w:pPr>
+        <w:pStyle w:val="ListBullet"/>
+      </w:pPr>
+      <w:r>
         <w:t>Project: Image-pattern Network Investigation</w:t>
       </w:r>
     </w:p>
     <w:p>
       <w:pPr>
-        <w:spacing w:line="336" w:lineRule="auto" w:after="180"/>
-      </w:pPr>
-      <w:r>
-        <w:rPr>
-          <w:b w:val="0"/>
-        </w:rPr>
-        <w:t xml:space="preserve">Current milestone: Frame the need. Name the user, the problem, allowed </w:t>
-      </w:r>
-      <w:r>
-        <w:rPr>
-          <w:b/>
-        </w:rPr>
-        <w:t>input</w:t>
-      </w:r>
-      <w:r>
-        <w:rPr>
-          <w:b w:val="0"/>
-        </w:rPr>
-        <w:t>s and a safe simple starting method.</w:t>
-      </w:r>
-    </w:p>
-    <w:p>
-      <w:pPr>
-        <w:spacing w:line="336" w:lineRule="auto" w:after="180"/>
-      </w:pPr>
-      <w:r>
-        <w:rPr>
-          <w:b w:val="0"/>
-        </w:rPr>
-        <w:t xml:space="preserve">For your Image-pattern Network Investigation, save the </w:t>
-      </w:r>
-      <w:r>
-        <w:rPr>
-          <w:b/>
-        </w:rPr>
-        <w:t>input</w:t>
-      </w:r>
-      <w:r>
-        <w:rPr>
-          <w:b w:val="0"/>
-        </w:rPr>
-        <w:t>, procedure, observed result and limitation of this check.</w:t>
-      </w:r>
-    </w:p>
-    <w:p>
-      <w:pPr>
-        <w:spacing w:line="336" w:lineRule="auto" w:after="180"/>
-      </w:pPr>
-      <w:r>
-        <w:rPr>
-          <w:b w:val="0"/>
-        </w:rPr>
-        <w:t>Label this worked example as practice; use a different, previously unreviewed case when checking independent understanding.</w:t>
+        <w:pStyle w:val="ListBullet"/>
+      </w:pPr>
+      <w:r>
+        <w:t>Current milestone: Frame the need. Name the user, the problem, allowed inputs and a safe simple starting method.</w:t>
+      </w:r>
+    </w:p>
+    <w:p>
+      <w:pPr>
+        <w:pStyle w:val="ListBullet"/>
+      </w:pPr>
+      <w:r>
+        <w:t>For your Image-pattern Network Investigation, save the input, procedure, observed result and limitation of this check. Label this worked example as practice; use a different, previously unreviewed case when checking independent understanding.</w:t>
       </w:r>
     </w:p>
     <w:tbl>
@@ -1949,12 +1617,623 @@
         <w:pStyle w:val="Heading1"/>
       </w:pPr>
       <w:r>
-        <w:t>14. Supported practice and learning evidence</w:t>
-      </w:r>
-    </w:p>
-    <w:p>
-      <w:r>
-        <w:t>Try the supported questions before comparing with hints and feedback. Record what you repaired and the evidence you retained.</w:t>
+        <w:t>14. Extra practice · Predict,check and repair</w:t>
+      </w:r>
+    </w:p>
+    <w:p>
+      <w:r>
+        <w:t>Keep supported feedback separate from the independent case.</w:t>
+      </w:r>
+    </w:p>
+    <w:p>
+      <w:pPr>
+        <w:pStyle w:val="Heading2"/>
+      </w:pPr>
+      <w:r>
+        <w:t>First supported question and optional hint</w:t>
+      </w:r>
+    </w:p>
+    <w:p>
+      <w:pPr>
+        <w:pStyle w:val="ListBullet"/>
+      </w:pPr>
+      <w:r>
+        <w:t>Audit a forward pass by writing every value at its correct stage.</w:t>
+      </w:r>
+    </w:p>
+    <w:p>
+      <w:pPr>
+        <w:pStyle w:val="Heading3"/>
+      </w:pPr>
+      <w:r>
+        <w:t>Practice 1: explain the deciding evidence</w:t>
+      </w:r>
+    </w:p>
+    <w:p>
+      <w:pPr>
+        <w:pStyle w:val="ListBullet"/>
+      </w:pPr>
+      <w:r>
+        <w:t>Which labelled step matches this detail? Outputs are 4 and 1 respectively.</w:t>
+      </w:r>
+    </w:p>
+    <w:p>
+      <w:pPr>
+        <w:pStyle w:val="ListBullet"/>
+      </w:pPr>
+      <w:r>
+        <w:t>1. Preactivation</w:t>
+      </w:r>
+    </w:p>
+    <w:p>
+      <w:pPr>
+        <w:pStyle w:val="ListBullet"/>
+      </w:pPr>
+      <w:r>
+        <w:t>2. Output</w:t>
+      </w:r>
+    </w:p>
+    <w:p>
+      <w:pPr>
+        <w:pStyle w:val="ListBullet"/>
+      </w:pPr>
+      <w:r>
+        <w:t>3. Activation</w:t>
+      </w:r>
+    </w:p>
+    <w:p>
+      <w:pPr>
+        <w:pStyle w:val="Heading3"/>
+      </w:pPr>
+      <w:r>
+        <w:t>My selected conclusion, deciding fact and explanation</w:t>
+      </w:r>
+    </w:p>
+    <w:p>
+      <w:r>
+        <w:t>________________________________________________________________</w:t>
+      </w:r>
+    </w:p>
+    <w:p>
+      <w:r>
+        <w:t>________________________________________________________________</w:t>
+      </w:r>
+    </w:p>
+    <w:p>
+      <w:r>
+        <w:t>________________________________________________________________</w:t>
+      </w:r>
+    </w:p>
+    <w:p>
+      <w:r>
+        <w:t>________________________________________________________________</w:t>
+      </w:r>
+    </w:p>
+    <w:p>
+      <w:r>
+        <w:t>________________________________________________________________</w:t>
+      </w:r>
+    </w:p>
+    <w:p>
+      <w:pPr>
+        <w:pStyle w:val="ListBullet"/>
+      </w:pPr>
+      <w:r>
+        <w:t>Hint if needed: Read the steps in the pictorial case. Match the supplied detail to the stage that performs or records it.</w:t>
+      </w:r>
+    </w:p>
+    <w:p>
+      <w:pPr>
+        <w:pStyle w:val="Heading2"/>
+      </w:pPr>
+      <w:r>
+        <w:t>Check after the first attempt · reference / check after trying</w:t>
+      </w:r>
+    </w:p>
+    <w:p>
+      <w:pPr>
+        <w:spacing w:line="336" w:lineRule="auto" w:after="180"/>
+      </w:pPr>
+      <w:r>
+        <w:rPr>
+          <w:b w:val="0"/>
+        </w:rPr>
+        <w:t xml:space="preserve">After your attempt, compare with the supported explanation: </w:t>
+      </w:r>
+      <w:r>
+        <w:rPr>
+          <w:b/>
+        </w:rPr>
+        <w:t>Output</w:t>
+      </w:r>
+      <w:r>
+        <w:rPr>
+          <w:b w:val="0"/>
+        </w:rPr>
+        <w:t xml:space="preserve"> </w:t>
+      </w:r>
+      <w:r>
+        <w:rPr>
+          <w:b/>
+        </w:rPr>
+        <w:t>Output</w:t>
+      </w:r>
+      <w:r>
+        <w:rPr>
+          <w:b w:val="0"/>
+        </w:rPr>
+        <w:t xml:space="preserve">s are 4 and 1 respectively. A forward pass applies a fixed network to an </w:t>
+      </w:r>
+      <w:r>
+        <w:rPr>
+          <w:b/>
+        </w:rPr>
+        <w:t>input</w:t>
+      </w:r>
+      <w:r>
+        <w:rPr>
+          <w:b w:val="0"/>
+        </w:rPr>
+        <w:t>; it does not update weights.</w:t>
+      </w:r>
+    </w:p>
+    <w:p>
+      <w:pPr>
+        <w:spacing w:line="336" w:lineRule="auto" w:after="180"/>
+      </w:pPr>
+      <w:r>
+        <w:rPr>
+          <w:b w:val="0"/>
+        </w:rPr>
+        <w:t xml:space="preserve">Keep the </w:t>
+      </w:r>
+      <w:r>
+        <w:rPr>
+          <w:b/>
+        </w:rPr>
+        <w:t>preactivation</w:t>
+      </w:r>
+      <w:r>
+        <w:rPr>
+          <w:b w:val="0"/>
+        </w:rPr>
+        <w:t xml:space="preserve"> z, activated value h and final </w:t>
+      </w:r>
+      <w:r>
+        <w:rPr>
+          <w:b/>
+        </w:rPr>
+        <w:t>output</w:t>
+      </w:r>
+      <w:r>
+        <w:rPr>
+          <w:b w:val="0"/>
+        </w:rPr>
+        <w:t xml:space="preserve"> y in separate </w:t>
+      </w:r>
+      <w:r>
+        <w:rPr>
+          <w:b/>
+        </w:rPr>
+        <w:t>trace</w:t>
+      </w:r>
+      <w:r>
+        <w:rPr>
+          <w:b w:val="0"/>
+        </w:rPr>
+        <w:t xml:space="preserve"> columns. For zero, ReLU changes minus one to zero.</w:t>
+      </w:r>
+    </w:p>
+    <w:p>
+      <w:pPr>
+        <w:spacing w:line="336" w:lineRule="auto" w:after="180"/>
+      </w:pPr>
+      <w:r>
+        <w:rPr>
+          <w:b w:val="0"/>
+        </w:rPr>
+        <w:t xml:space="preserve">Using the earlier minus one in the </w:t>
+      </w:r>
+      <w:r>
+        <w:rPr>
+          <w:b/>
+        </w:rPr>
+        <w:t>output</w:t>
+      </w:r>
+      <w:r>
+        <w:rPr>
+          <w:b w:val="0"/>
+        </w:rPr>
+        <w:t xml:space="preserve"> layer is the first error, even if later arithmetic follows that mistaken value correctly.</w:t>
+      </w:r>
+    </w:p>
+    <w:p>
+      <w:pPr>
+        <w:pStyle w:val="Heading2"/>
+      </w:pPr>
+      <w:r>
+        <w:t>Changed-case question and optional hint</w:t>
+      </w:r>
+    </w:p>
+    <w:p>
+      <w:pPr>
+        <w:pStyle w:val="Heading3"/>
+      </w:pPr>
+      <w:r>
+        <w:t>Practice 2: explain the deciding evidence</w:t>
+      </w:r>
+    </w:p>
+    <w:p>
+      <w:pPr>
+        <w:pStyle w:val="ListBullet"/>
+      </w:pPr>
+      <w:r>
+        <w:t>Changed-case practice: A submitted x = 0 trace uses h=-1 and y = 5. Which conclusion is supported by the supplied facts?</w:t>
+      </w:r>
+    </w:p>
+    <w:p>
+      <w:pPr>
+        <w:pStyle w:val="ListBullet"/>
+      </w:pPr>
+      <w:r>
+        <w:t>1. Its first error is retaining the negative value after ReLU; correct h = 0 gives y = 4.</w:t>
+      </w:r>
+    </w:p>
+    <w:p>
+      <w:pPr>
+        <w:pStyle w:val="ListBullet"/>
+      </w:pPr>
+      <w:r>
+        <w:t>2. This one example guarantees correct results for every future input.</w:t>
+      </w:r>
+    </w:p>
+    <w:p>
+      <w:pPr>
+        <w:pStyle w:val="ListBullet"/>
+      </w:pPr>
+      <w:r>
+        <w:t>3. We can decide the result without examining the changed input or the procedure.</w:t>
+      </w:r>
+    </w:p>
+    <w:p>
+      <w:pPr>
+        <w:pStyle w:val="Heading3"/>
+      </w:pPr>
+      <w:r>
+        <w:t>My selected conclusion, deciding fact and explanation</w:t>
+      </w:r>
+    </w:p>
+    <w:p>
+      <w:r>
+        <w:t>________________________________________________________________</w:t>
+      </w:r>
+    </w:p>
+    <w:p>
+      <w:r>
+        <w:t>________________________________________________________________</w:t>
+      </w:r>
+    </w:p>
+    <w:p>
+      <w:r>
+        <w:t>________________________________________________________________</w:t>
+      </w:r>
+    </w:p>
+    <w:p>
+      <w:r>
+        <w:t>________________________________________________________________</w:t>
+      </w:r>
+    </w:p>
+    <w:p>
+      <w:r>
+        <w:t>________________________________________________________________</w:t>
+      </w:r>
+    </w:p>
+    <w:p>
+      <w:pPr>
+        <w:pStyle w:val="ListBullet"/>
+      </w:pPr>
+      <w:r>
+        <w:t>Hint if needed: Use the changed condition and the deciding step in the pictorial trace. The answer must say what follows from those facts.</w:t>
+      </w:r>
+    </w:p>
+    <w:p>
+      <w:pPr>
+        <w:pStyle w:val="Heading2"/>
+      </w:pPr>
+      <w:r>
+        <w:t>Check after the changed attempt · reference / check after trying</w:t>
+      </w:r>
+    </w:p>
+    <w:p>
+      <w:pPr>
+        <w:spacing w:line="336" w:lineRule="auto" w:after="180"/>
+      </w:pPr>
+      <w:r>
+        <w:rPr>
+          <w:b w:val="0"/>
+        </w:rPr>
+        <w:t xml:space="preserve">After your attempt, compare with the supported explanation: Its first error is retaining the negative value after ReLU; correct h = 0 gives y = 4. ReLU(-1)=0, so the </w:t>
+      </w:r>
+      <w:r>
+        <w:rPr>
+          <w:b/>
+        </w:rPr>
+        <w:t>output</w:t>
+      </w:r>
+      <w:r>
+        <w:rPr>
+          <w:b w:val="0"/>
+        </w:rPr>
+        <w:t xml:space="preserve"> must use 0, not the earlier </w:t>
+      </w:r>
+      <w:r>
+        <w:rPr>
+          <w:b/>
+        </w:rPr>
+        <w:t>preactivation</w:t>
+      </w:r>
+      <w:r>
+        <w:rPr>
+          <w:b w:val="0"/>
+        </w:rPr>
+        <w:t>.</w:t>
+      </w:r>
+    </w:p>
+    <w:p>
+      <w:pPr>
+        <w:pStyle w:val="Heading2"/>
+      </w:pPr>
+      <w:r>
+        <w:t>Repair and retain the record</w:t>
+      </w:r>
+    </w:p>
+    <w:p>
+      <w:pPr>
+        <w:spacing w:line="336" w:lineRule="auto" w:after="180"/>
+      </w:pPr>
+      <w:r>
+        <w:rPr>
+          <w:b w:val="0"/>
+        </w:rPr>
+        <w:t xml:space="preserve">Review Composing layers (ai-5/5). Goal: </w:t>
+      </w:r>
+      <w:r>
+        <w:rPr>
+          <w:b/>
+        </w:rPr>
+        <w:t>Trace</w:t>
+      </w:r>
+      <w:r>
+        <w:rPr>
+          <w:b w:val="0"/>
+        </w:rPr>
+        <w:t xml:space="preserve"> how one layer supplies the next layer </w:t>
+      </w:r>
+      <w:r>
+        <w:rPr>
+          <w:b/>
+        </w:rPr>
+        <w:t>input</w:t>
+      </w:r>
+      <w:r>
+        <w:rPr>
+          <w:b w:val="0"/>
+        </w:rPr>
+        <w:t xml:space="preserve">s. Short practice: What intermediate value explains the changed </w:t>
+      </w:r>
+      <w:r>
+        <w:rPr>
+          <w:b/>
+        </w:rPr>
+        <w:t>output</w:t>
+      </w:r>
+      <w:r>
+        <w:rPr>
+          <w:b w:val="0"/>
+        </w:rPr>
+        <w:t>?</w:t>
+      </w:r>
+    </w:p>
+    <w:p>
+      <w:pPr>
+        <w:spacing w:line="336" w:lineRule="auto" w:after="180"/>
+      </w:pPr>
+      <w:r>
+        <w:rPr>
+          <w:b w:val="0"/>
+        </w:rPr>
+        <w:t xml:space="preserve">Point to the relevant step in the picture, then write the changed result and the rule or </w:t>
+      </w:r>
+      <w:r>
+        <w:rPr>
+          <w:b/>
+        </w:rPr>
+        <w:t>evidence</w:t>
+      </w:r>
+      <w:r>
+        <w:rPr>
+          <w:b w:val="0"/>
+        </w:rPr>
+        <w:t xml:space="preserve"> that supports it.. Return to this week and explain what you changed.</w:t>
+      </w:r>
+    </w:p>
+    <w:p>
+      <w:pPr>
+        <w:spacing w:line="336" w:lineRule="auto" w:after="180"/>
+      </w:pPr>
+      <w:r>
+        <w:rPr>
+          <w:b w:val="0"/>
+        </w:rPr>
+        <w:t>Review Bias terms and decision boundaries (ai-5/3). Goal: Calculate a weighted score with a bias term. Short practice: Is B positive under the original or changed model?</w:t>
+      </w:r>
+    </w:p>
+    <w:p>
+      <w:pPr>
+        <w:spacing w:line="336" w:lineRule="auto" w:after="180"/>
+      </w:pPr>
+      <w:r>
+        <w:rPr>
+          <w:b w:val="0"/>
+        </w:rPr>
+        <w:t xml:space="preserve">Point to the relevant step in the picture, then write the changed result and the rule or </w:t>
+      </w:r>
+      <w:r>
+        <w:rPr>
+          <w:b/>
+        </w:rPr>
+        <w:t>evidence</w:t>
+      </w:r>
+      <w:r>
+        <w:rPr>
+          <w:b w:val="0"/>
+        </w:rPr>
+        <w:t xml:space="preserve"> that supports it.. Return to this week and explain what you changed.</w:t>
+      </w:r>
+    </w:p>
+    <w:p>
+      <w:pPr>
+        <w:spacing w:line="336" w:lineRule="auto" w:after="180"/>
+      </w:pPr>
+      <w:r>
+        <w:rPr>
+          <w:b w:val="0"/>
+        </w:rPr>
+        <w:t xml:space="preserve">The browser lab lets you edit the supported Python examples already included in this lesson. Predict first, run, inspect the actual </w:t>
+      </w:r>
+      <w:r>
+        <w:rPr>
+          <w:b/>
+        </w:rPr>
+        <w:t>output</w:t>
+      </w:r>
+      <w:r>
+        <w:rPr>
+          <w:b w:val="0"/>
+        </w:rPr>
+        <w:t xml:space="preserve"> or error, change one </w:t>
+      </w:r>
+      <w:r>
+        <w:rPr>
+          <w:b/>
+        </w:rPr>
+        <w:t>input</w:t>
+      </w:r>
+      <w:r>
+        <w:rPr>
+          <w:b w:val="0"/>
+        </w:rPr>
+        <w:t>, then run again.</w:t>
+      </w:r>
+    </w:p>
+    <w:p>
+      <w:pPr>
+        <w:spacing w:line="336" w:lineRule="auto" w:after="180"/>
+      </w:pPr>
+      <w:r>
+        <w:rPr>
+          <w:b w:val="0"/>
+        </w:rPr>
+        <w:t xml:space="preserve">Keep code, </w:t>
+      </w:r>
+      <w:r>
+        <w:rPr>
+          <w:b/>
+        </w:rPr>
+        <w:t>prediction</w:t>
+      </w:r>
+      <w:r>
+        <w:rPr>
+          <w:b w:val="0"/>
+        </w:rPr>
+        <w:t xml:space="preserve">s, actual results and a reasoned revision together. On paper, label your result as a </w:t>
+      </w:r>
+      <w:r>
+        <w:rPr>
+          <w:b/>
+        </w:rPr>
+        <w:t>trace</w:t>
+      </w:r>
+      <w:r>
+        <w:rPr>
+          <w:b w:val="0"/>
+        </w:rPr>
+        <w:t xml:space="preserve"> rather than an execution.</w:t>
+      </w:r>
+    </w:p>
+    <w:p>
+      <w:pPr>
+        <w:spacing w:line="336" w:lineRule="auto" w:after="180"/>
+      </w:pPr>
+      <w:r>
+        <w:rPr>
+          <w:b w:val="0"/>
+        </w:rPr>
+        <w:t xml:space="preserve">Use Download completed work in the hosted lesson to export your answers, reflections, practice feedback and code-run </w:t>
+      </w:r>
+      <w:r>
+        <w:rPr>
+          <w:b/>
+        </w:rPr>
+        <w:t>evidence</w:t>
+      </w:r>
+      <w:r>
+        <w:rPr>
+          <w:b w:val="0"/>
+        </w:rPr>
+        <w:t>. Open the HTML copy to read or print it.</w:t>
+      </w:r>
+    </w:p>
+    <w:p>
+      <w:pPr>
+        <w:spacing w:line="336" w:lineRule="auto" w:after="180"/>
+      </w:pPr>
+      <w:r>
+        <w:rPr>
+          <w:b w:val="0"/>
+        </w:rPr>
+        <w:t>Drafts stay in this browser when storage is available; clear drafts on a shared device.</w:t>
+      </w:r>
+    </w:p>
+    <w:p>
+      <w:pPr>
+        <w:pStyle w:val="Heading3"/>
+      </w:pPr>
+      <w:r>
+        <w:t>What I repaired, the evidence I kept and the next test</w:t>
+      </w:r>
+    </w:p>
+    <w:p>
+      <w:r>
+        <w:t>________________________________________________________________</w:t>
+      </w:r>
+    </w:p>
+    <w:p>
+      <w:r>
+        <w:t>________________________________________________________________</w:t>
+      </w:r>
+    </w:p>
+    <w:p>
+      <w:r>
+        <w:t>________________________________________________________________</w:t>
+      </w:r>
+    </w:p>
+    <w:p>
+      <w:r>
+        <w:t>________________________________________________________________</w:t>
+      </w:r>
+    </w:p>
+    <w:p>
+      <w:r>
+        <w:t>________________________________________________________________</w:t>
+      </w:r>
+    </w:p>
+    <w:p>
+      <w:pPr>
+        <w:pStyle w:val="Heading2"/>
+      </w:pPr>
+      <w:r>
+        <w:t>Earlier wording, alternatives and picture transcripts · reference / check after trying</w:t>
       </w:r>
     </w:p>
     <w:p>
@@ -1970,92 +2249,10 @@
     </w:p>
     <w:p>
       <w:pPr>
-        <w:spacing w:line="336" w:lineRule="auto" w:after="180"/>
-      </w:pPr>
-      <w:r>
-        <w:rPr>
-          <w:b w:val="0"/>
-        </w:rPr>
-        <w:t>Audit a forward pass by writing every value at its correct stage.</w:t>
-      </w:r>
-    </w:p>
-    <w:p>
-      <w:pPr>
         <w:pStyle w:val="Heading3"/>
       </w:pPr>
       <w:r>
-        <w:t>Practice 1: explain the deciding evidence</w:t>
-      </w:r>
-    </w:p>
-    <w:p>
-      <w:pPr>
-        <w:spacing w:line="336" w:lineRule="auto" w:after="180"/>
-      </w:pPr>
-      <w:r>
-        <w:rPr>
-          <w:b w:val="0"/>
-        </w:rPr>
-        <w:t xml:space="preserve">Which labelled step matches this detail? </w:t>
-      </w:r>
-      <w:r>
-        <w:rPr>
-          <w:b/>
-        </w:rPr>
-        <w:t>Output</w:t>
-      </w:r>
-      <w:r>
-        <w:rPr>
-          <w:b w:val="0"/>
-        </w:rPr>
-        <w:t>s are 4 and 1 respectively.</w:t>
-      </w:r>
-    </w:p>
-    <w:p>
-      <w:pPr>
-        <w:spacing w:line="336" w:lineRule="auto" w:after="180"/>
-        <w:shd w:fill="F4F9FC"/>
-      </w:pPr>
-      <w:r>
-        <w:rPr>
-          <w:b w:val="0"/>
-        </w:rPr>
-        <w:t xml:space="preserve">1. </w:t>
-      </w:r>
-      <w:r>
-        <w:rPr>
-          <w:b/>
-        </w:rPr>
-        <w:t>Preactivation</w:t>
-      </w:r>
-    </w:p>
-    <w:p>
-      <w:pPr>
-        <w:spacing w:line="336" w:lineRule="auto" w:after="180"/>
-        <w:shd w:fill="F4F9FC"/>
-      </w:pPr>
-      <w:r>
-        <w:rPr>
-          <w:b w:val="0"/>
-        </w:rPr>
-        <w:t xml:space="preserve">2. </w:t>
-      </w:r>
-      <w:r>
-        <w:rPr>
-          <w:b/>
-        </w:rPr>
-        <w:t>Output</w:t>
-      </w:r>
-    </w:p>
-    <w:p>
-      <w:pPr>
-        <w:spacing w:line="336" w:lineRule="auto" w:after="180"/>
-        <w:shd w:fill="F4F9FC"/>
-      </w:pPr>
-      <w:r>
-        <w:rPr>
-          <w:b w:val="0"/>
-        </w:rPr>
-        <w:t>3. Activation</w:t>
+        <w:t>Repair a missing building block</w:t>
       </w:r>
     </w:p>
     <w:p>
@@ -2063,32 +2260,7 @@
         <w:pStyle w:val="Heading3"/>
       </w:pPr>
       <w:r>
-        <w:t>My selected conclusion, deciding fact and explanation</w:t>
-      </w:r>
-    </w:p>
-    <w:p>
-      <w:r>
-        <w:t>________________________________________________________________</w:t>
-      </w:r>
-    </w:p>
-    <w:p>
-      <w:r>
-        <w:t>________________________________________________________________</w:t>
-      </w:r>
-    </w:p>
-    <w:p>
-      <w:r>
-        <w:t>________________________________________________________________</w:t>
-      </w:r>
-    </w:p>
-    <w:p>
-      <w:r>
-        <w:t>________________________________________________________________</w:t>
-      </w:r>
-    </w:p>
-    <w:p>
-      <w:r>
-        <w:t>________________________________________________________________</w:t>
+        <w:t>Predict, run and debug</w:t>
       </w:r>
     </w:p>
     <w:p>
@@ -2096,639 +2268,25 @@
         <w:pStyle w:val="Heading3"/>
       </w:pPr>
       <w:r>
-        <w:t>Hint · try first</w:t>
-      </w:r>
-    </w:p>
-    <w:p>
-      <w:pPr>
-        <w:spacing w:line="336" w:lineRule="auto" w:after="180"/>
-        <w:shd w:fill="F1F6F8"/>
-      </w:pPr>
-      <w:r>
-        <w:rPr>
-          <w:b w:val="0"/>
-        </w:rPr>
-        <w:t>Hint if needed: Read the steps in the pictorial case. Match the supplied detail to the stage that performs or records it.</w:t>
-      </w:r>
-    </w:p>
-    <w:p>
-      <w:pPr>
-        <w:pStyle w:val="Heading3"/>
-      </w:pPr>
-      <w:r>
-        <w:t>Feedback · compare after trying</w:t>
-      </w:r>
-    </w:p>
-    <w:p>
-      <w:pPr>
-        <w:spacing w:line="336" w:lineRule="auto" w:after="180"/>
-        <w:shd w:fill="F1F6FC"/>
-      </w:pPr>
-      <w:r>
-        <w:rPr>
-          <w:b w:val="0"/>
-        </w:rPr>
-        <w:t xml:space="preserve">After your attempt, compare with the supported explanation: </w:t>
-      </w:r>
-      <w:r>
-        <w:rPr>
-          <w:b/>
-        </w:rPr>
-        <w:t>Output</w:t>
-      </w:r>
-      <w:r>
-        <w:rPr>
-          <w:b w:val="0"/>
-        </w:rPr>
-        <w:t xml:space="preserve"> </w:t>
-      </w:r>
-      <w:r>
-        <w:rPr>
-          <w:b/>
-        </w:rPr>
-        <w:t>Output</w:t>
-      </w:r>
-      <w:r>
-        <w:rPr>
-          <w:b w:val="0"/>
-        </w:rPr>
-        <w:t xml:space="preserve">s are 4 and 1 respectively. A forward pass applies a fixed network to an </w:t>
-      </w:r>
-      <w:r>
-        <w:rPr>
-          <w:b/>
-        </w:rPr>
-        <w:t>input</w:t>
-      </w:r>
-      <w:r>
-        <w:rPr>
-          <w:b w:val="0"/>
-        </w:rPr>
-        <w:t>; it does not update weights.</w:t>
-      </w:r>
-    </w:p>
-    <w:p>
-      <w:pPr>
-        <w:spacing w:line="336" w:lineRule="auto" w:after="180"/>
-        <w:shd w:fill="F1F6FC"/>
-      </w:pPr>
-      <w:r>
-        <w:rPr>
-          <w:b w:val="0"/>
-        </w:rPr>
-        <w:t xml:space="preserve">Keep the </w:t>
-      </w:r>
-      <w:r>
-        <w:rPr>
-          <w:b/>
-        </w:rPr>
-        <w:t>preactivation</w:t>
-      </w:r>
-      <w:r>
-        <w:rPr>
-          <w:b w:val="0"/>
-        </w:rPr>
-        <w:t xml:space="preserve"> z, activated value h and final </w:t>
-      </w:r>
-      <w:r>
-        <w:rPr>
-          <w:b/>
-        </w:rPr>
-        <w:t>output</w:t>
-      </w:r>
-      <w:r>
-        <w:rPr>
-          <w:b w:val="0"/>
-        </w:rPr>
-        <w:t xml:space="preserve"> y in separate </w:t>
-      </w:r>
-      <w:r>
-        <w:rPr>
-          <w:b/>
-        </w:rPr>
-        <w:t>trace</w:t>
-      </w:r>
-      <w:r>
-        <w:rPr>
-          <w:b w:val="0"/>
-        </w:rPr>
-        <w:t xml:space="preserve"> columns. For zero, ReLU changes minus one to zero.</w:t>
-      </w:r>
-    </w:p>
-    <w:p>
-      <w:pPr>
-        <w:spacing w:line="336" w:lineRule="auto" w:after="180"/>
-        <w:shd w:fill="F1F6FC"/>
-      </w:pPr>
-      <w:r>
-        <w:rPr>
-          <w:b w:val="0"/>
-        </w:rPr>
-        <w:t xml:space="preserve">Using the earlier minus one in the </w:t>
-      </w:r>
-      <w:r>
-        <w:rPr>
-          <w:b/>
-        </w:rPr>
-        <w:t>output</w:t>
-      </w:r>
-      <w:r>
-        <w:rPr>
-          <w:b w:val="0"/>
-        </w:rPr>
-        <w:t xml:space="preserve"> layer is the first error, even if later arithmetic follows that mistaken value correctly.</w:t>
-      </w:r>
-    </w:p>
-    <w:p>
-      <w:pPr>
-        <w:pStyle w:val="Heading3"/>
-      </w:pPr>
-      <w:r>
-        <w:t>Practice 2: explain the deciding evidence</w:t>
-      </w:r>
-    </w:p>
-    <w:p>
-      <w:pPr>
-        <w:pStyle w:val="Heading3"/>
-      </w:pPr>
-      <w:r>
-        <w:t>Changed case · predict first</w:t>
-      </w:r>
-    </w:p>
-    <w:p>
-      <w:pPr>
-        <w:spacing w:line="336" w:lineRule="auto" w:after="180"/>
-        <w:shd w:fill="F5F1FB"/>
-      </w:pPr>
-      <w:r>
-        <w:rPr>
-          <w:b w:val="0"/>
-        </w:rPr>
-        <w:t xml:space="preserve">Changed-case practice: A submitted x = 0 </w:t>
-      </w:r>
-      <w:r>
-        <w:rPr>
-          <w:b/>
-        </w:rPr>
-        <w:t>trace</w:t>
-      </w:r>
-      <w:r>
-        <w:rPr>
-          <w:b w:val="0"/>
-        </w:rPr>
-        <w:t xml:space="preserve"> uses h=-1 and y = 5. Which conclusion is supported by the supplied facts?</w:t>
-      </w:r>
-    </w:p>
-    <w:p>
-      <w:pPr>
-        <w:spacing w:line="336" w:lineRule="auto" w:after="180"/>
-        <w:shd w:fill="F4F9FC"/>
-      </w:pPr>
-      <w:r>
-        <w:rPr>
-          <w:b w:val="0"/>
-        </w:rPr>
-        <w:t>1. Its first error is retaining the negative value after ReLU; correct h = 0 gives y = 4.</w:t>
-      </w:r>
-    </w:p>
-    <w:p>
-      <w:pPr>
-        <w:spacing w:line="336" w:lineRule="auto" w:after="180"/>
-        <w:shd w:fill="F4F9FC"/>
-      </w:pPr>
-      <w:r>
-        <w:rPr>
-          <w:b w:val="0"/>
-        </w:rPr>
-        <w:t xml:space="preserve">2. This one example guarantees correct results for every future </w:t>
-      </w:r>
-      <w:r>
-        <w:rPr>
-          <w:b/>
-        </w:rPr>
-        <w:t>input</w:t>
-      </w:r>
-      <w:r>
-        <w:rPr>
-          <w:b w:val="0"/>
-        </w:rPr>
-        <w:t>.</w:t>
-      </w:r>
-    </w:p>
-    <w:p>
-      <w:pPr>
-        <w:spacing w:line="336" w:lineRule="auto" w:after="180"/>
-        <w:shd w:fill="F4F9FC"/>
-      </w:pPr>
-      <w:r>
-        <w:rPr>
-          <w:b w:val="0"/>
-        </w:rPr>
-        <w:t xml:space="preserve">3. We can decide the result without examining the changed </w:t>
-      </w:r>
-      <w:r>
-        <w:rPr>
-          <w:b/>
-        </w:rPr>
-        <w:t>input</w:t>
-      </w:r>
-      <w:r>
-        <w:rPr>
-          <w:b w:val="0"/>
-        </w:rPr>
-        <w:t xml:space="preserve"> or the procedure.</w:t>
-      </w:r>
-    </w:p>
-    <w:p>
-      <w:pPr>
-        <w:pStyle w:val="Heading3"/>
-      </w:pPr>
-      <w:r>
-        <w:t>My selected conclusion, deciding fact and explanation</w:t>
-      </w:r>
-    </w:p>
-    <w:p>
-      <w:r>
-        <w:t>________________________________________________________________</w:t>
-      </w:r>
-    </w:p>
-    <w:p>
-      <w:r>
-        <w:t>________________________________________________________________</w:t>
-      </w:r>
-    </w:p>
-    <w:p>
-      <w:r>
-        <w:t>________________________________________________________________</w:t>
-      </w:r>
-    </w:p>
-    <w:p>
-      <w:r>
-        <w:t>________________________________________________________________</w:t>
-      </w:r>
-    </w:p>
-    <w:p>
-      <w:r>
-        <w:t>________________________________________________________________</w:t>
-      </w:r>
-    </w:p>
-    <w:p>
-      <w:pPr>
-        <w:pStyle w:val="Heading3"/>
-      </w:pPr>
-      <w:r>
-        <w:t>Hint · try first</w:t>
-      </w:r>
-    </w:p>
-    <w:p>
-      <w:pPr>
-        <w:spacing w:line="336" w:lineRule="auto" w:after="180"/>
-        <w:shd w:fill="F1F6F8"/>
-      </w:pPr>
-      <w:r>
-        <w:rPr>
-          <w:b w:val="0"/>
-        </w:rPr>
-        <w:t xml:space="preserve">Hint if needed: Use the changed condition and the deciding step in the pictorial </w:t>
-      </w:r>
-      <w:r>
-        <w:rPr>
-          <w:b/>
-        </w:rPr>
-        <w:t>trace</w:t>
-      </w:r>
-      <w:r>
-        <w:rPr>
-          <w:b w:val="0"/>
-        </w:rPr>
-        <w:t>. The answer must say what follows from those facts.</w:t>
-      </w:r>
-    </w:p>
-    <w:p>
-      <w:pPr>
-        <w:pStyle w:val="Heading3"/>
-      </w:pPr>
-      <w:r>
-        <w:t>Feedback · compare after trying</w:t>
-      </w:r>
-    </w:p>
-    <w:p>
-      <w:pPr>
-        <w:spacing w:line="336" w:lineRule="auto" w:after="180"/>
-        <w:shd w:fill="F1F6FC"/>
-      </w:pPr>
-      <w:r>
-        <w:rPr>
-          <w:b w:val="0"/>
-        </w:rPr>
-        <w:t xml:space="preserve">After your attempt, compare with the supported explanation: Its first error is retaining the negative value after ReLU; correct h = 0 gives y = 4. ReLU(-1)=0, so the </w:t>
-      </w:r>
-      <w:r>
-        <w:rPr>
-          <w:b/>
-        </w:rPr>
-        <w:t>output</w:t>
-      </w:r>
-      <w:r>
-        <w:rPr>
-          <w:b w:val="0"/>
-        </w:rPr>
-        <w:t xml:space="preserve"> must use 0, not the earlier </w:t>
-      </w:r>
-      <w:r>
-        <w:rPr>
-          <w:b/>
-        </w:rPr>
-        <w:t>preactivation</w:t>
-      </w:r>
-      <w:r>
-        <w:rPr>
-          <w:b w:val="0"/>
-        </w:rPr>
-        <w:t>.</w:t>
-      </w:r>
-    </w:p>
-    <w:p>
-      <w:pPr>
-        <w:pStyle w:val="Heading3"/>
-      </w:pPr>
-      <w:r>
-        <w:t>Repair a missing building block</w:t>
-      </w:r>
-    </w:p>
-    <w:p>
-      <w:pPr>
-        <w:spacing w:line="336" w:lineRule="auto" w:after="180"/>
-      </w:pPr>
-      <w:r>
-        <w:rPr>
-          <w:b w:val="0"/>
-        </w:rPr>
-        <w:t xml:space="preserve">Review Composing layers (ai-5/5). Goal: </w:t>
-      </w:r>
-      <w:r>
-        <w:rPr>
-          <w:b/>
-        </w:rPr>
-        <w:t>Trace</w:t>
-      </w:r>
-      <w:r>
-        <w:rPr>
-          <w:b w:val="0"/>
-        </w:rPr>
-        <w:t xml:space="preserve"> how one layer supplies the next layer </w:t>
-      </w:r>
-      <w:r>
-        <w:rPr>
-          <w:b/>
-        </w:rPr>
-        <w:t>input</w:t>
-      </w:r>
-      <w:r>
-        <w:rPr>
-          <w:b w:val="0"/>
-        </w:rPr>
-        <w:t xml:space="preserve">s. Short practice: What intermediate value explains the changed </w:t>
-      </w:r>
-      <w:r>
-        <w:rPr>
-          <w:b/>
-        </w:rPr>
-        <w:t>output</w:t>
-      </w:r>
-      <w:r>
-        <w:rPr>
-          <w:b w:val="0"/>
-        </w:rPr>
-        <w:t>?</w:t>
-      </w:r>
-    </w:p>
-    <w:p>
-      <w:pPr>
-        <w:spacing w:line="336" w:lineRule="auto" w:after="180"/>
-      </w:pPr>
-      <w:r>
-        <w:rPr>
-          <w:b w:val="0"/>
-        </w:rPr>
-        <w:t xml:space="preserve">Point to the relevant step in the picture, then write the changed result and the rule or </w:t>
-      </w:r>
-      <w:r>
-        <w:rPr>
-          <w:b/>
-        </w:rPr>
-        <w:t>evidence</w:t>
-      </w:r>
-      <w:r>
-        <w:rPr>
-          <w:b w:val="0"/>
-        </w:rPr>
-        <w:t xml:space="preserve"> that supports it.. Return to this week and explain what you changed.</w:t>
-      </w:r>
-    </w:p>
-    <w:p>
-      <w:pPr>
-        <w:spacing w:line="336" w:lineRule="auto" w:after="180"/>
-      </w:pPr>
-      <w:r>
-        <w:rPr>
-          <w:b w:val="0"/>
-        </w:rPr>
-        <w:t>Review Bias terms and decision boundaries (ai-5/3). Goal: Calculate a weighted score with a bias term. Short practice: Is B positive under the original or changed model?</w:t>
-      </w:r>
-    </w:p>
-    <w:p>
-      <w:pPr>
-        <w:spacing w:line="336" w:lineRule="auto" w:after="180"/>
-      </w:pPr>
-      <w:r>
-        <w:rPr>
-          <w:b w:val="0"/>
-        </w:rPr>
-        <w:t xml:space="preserve">Point to the relevant step in the picture, then write the changed result and the rule or </w:t>
-      </w:r>
-      <w:r>
-        <w:rPr>
-          <w:b/>
-        </w:rPr>
-        <w:t>evidence</w:t>
-      </w:r>
-      <w:r>
-        <w:rPr>
-          <w:b w:val="0"/>
-        </w:rPr>
-        <w:t xml:space="preserve"> that supports it.. Return to this week and explain what you changed.</w:t>
-      </w:r>
-    </w:p>
-    <w:p>
-      <w:pPr>
-        <w:pStyle w:val="Heading3"/>
-      </w:pPr>
-      <w:r>
-        <w:t>Predict, run and debug</w:t>
-      </w:r>
-    </w:p>
-    <w:p>
-      <w:pPr>
-        <w:spacing w:line="336" w:lineRule="auto" w:after="180"/>
-      </w:pPr>
-      <w:r>
-        <w:rPr>
-          <w:b w:val="0"/>
-        </w:rPr>
-        <w:t xml:space="preserve">The browser lab lets you edit the supported Python examples already included in this lesson. Predict first, run, inspect the actual </w:t>
-      </w:r>
-      <w:r>
-        <w:rPr>
-          <w:b/>
-        </w:rPr>
-        <w:t>output</w:t>
-      </w:r>
-      <w:r>
-        <w:rPr>
-          <w:b w:val="0"/>
-        </w:rPr>
-        <w:t xml:space="preserve"> or error, change one </w:t>
-      </w:r>
-      <w:r>
-        <w:rPr>
-          <w:b/>
-        </w:rPr>
-        <w:t>input</w:t>
-      </w:r>
-      <w:r>
-        <w:rPr>
-          <w:b w:val="0"/>
-        </w:rPr>
-        <w:t>, then run again.</w:t>
-      </w:r>
-    </w:p>
-    <w:p>
-      <w:pPr>
-        <w:spacing w:line="336" w:lineRule="auto" w:after="180"/>
-      </w:pPr>
-      <w:r>
-        <w:rPr>
-          <w:b w:val="0"/>
-        </w:rPr>
-        <w:t xml:space="preserve">Keep code, </w:t>
-      </w:r>
-      <w:r>
-        <w:rPr>
-          <w:b/>
-        </w:rPr>
-        <w:t>prediction</w:t>
-      </w:r>
-      <w:r>
-        <w:rPr>
-          <w:b w:val="0"/>
-        </w:rPr>
-        <w:t xml:space="preserve">s, actual results and a reasoned revision together. On paper, label your result as a </w:t>
-      </w:r>
-      <w:r>
-        <w:rPr>
-          <w:b/>
-        </w:rPr>
-        <w:t>trace</w:t>
-      </w:r>
-      <w:r>
-        <w:rPr>
-          <w:b w:val="0"/>
-        </w:rPr>
-        <w:t xml:space="preserve"> rather than an execution.</w:t>
-      </w:r>
-    </w:p>
-    <w:p>
-      <w:pPr>
-        <w:pStyle w:val="Heading3"/>
-      </w:pPr>
-      <w:r>
         <w:t>Keep your completed work</w:t>
       </w:r>
     </w:p>
     <w:p>
       <w:pPr>
-        <w:spacing w:line="336" w:lineRule="auto" w:after="180"/>
-      </w:pPr>
-      <w:r>
-        <w:rPr>
-          <w:b w:val="0"/>
-        </w:rPr>
-        <w:t xml:space="preserve">Use Download completed work in the hosted lesson to export your answers, reflections, practice feedback and code-run </w:t>
-      </w:r>
-      <w:r>
-        <w:rPr>
-          <w:b/>
-        </w:rPr>
-        <w:t>evidence</w:t>
-      </w:r>
-      <w:r>
-        <w:rPr>
-          <w:b w:val="0"/>
-        </w:rPr>
-        <w:t>. Open the HTML copy to read or print it.</w:t>
-      </w:r>
-    </w:p>
-    <w:p>
-      <w:pPr>
-        <w:spacing w:line="336" w:lineRule="auto" w:after="180"/>
-      </w:pPr>
-      <w:r>
-        <w:rPr>
-          <w:b w:val="0"/>
-        </w:rPr>
-        <w:t>Drafts stay in this browser when storage is available; clear drafts on a shared device.</w:t>
-      </w:r>
-    </w:p>
-    <w:p>
-      <w:pPr>
-        <w:pStyle w:val="Heading3"/>
-      </w:pPr>
-      <w:r>
-        <w:t>What I repaired, the evidence I kept and the next test</w:t>
-      </w:r>
-    </w:p>
-    <w:p>
-      <w:r>
-        <w:t>________________________________________________________________</w:t>
-      </w:r>
-    </w:p>
-    <w:p>
-      <w:r>
-        <w:t>________________________________________________________________</w:t>
-      </w:r>
-    </w:p>
-    <w:p>
-      <w:r>
-        <w:t>________________________________________________________________</w:t>
-      </w:r>
-    </w:p>
-    <w:p>
-      <w:r>
-        <w:t>________________________________________________________________</w:t>
-      </w:r>
-    </w:p>
-    <w:p>
-      <w:r>
-        <w:t>________________________________________________________________</w:t>
-      </w:r>
-    </w:p>
-    <w:p>
-      <w:pPr>
         <w:pStyle w:val="Heading1"/>
       </w:pPr>
       <w:r>
-        <w:t>15. Visual concept journey</w:t>
-      </w:r>
-    </w:p>
-    <w:p>
-      <w:r>
-        <w:t>Explain each Forward passes by hand picture from its labels, then record a relevant limit.</w:t>
-      </w:r>
-    </w:p>
-    <w:p>
-      <w:pPr>
-        <w:pStyle w:val="Heading3"/>
+        <w:t>15. Reference · Six-picture response sheets</w:t>
+      </w:r>
+    </w:p>
+    <w:p>
+      <w:r>
+        <w:t>Choose the picture that helps explain the current step.</w:t>
+      </w:r>
+    </w:p>
+    <w:p>
+      <w:pPr>
+        <w:pStyle w:val="Heading2"/>
       </w:pPr>
       <w:r>
         <w:t>01. Forward passes by hand: the case</w:t>
@@ -2819,7 +2377,6 @@
     <w:p>
       <w:pPr>
         <w:spacing w:line="336" w:lineRule="auto" w:after="180"/>
-        <w:shd w:fill="F5F1FB"/>
       </w:pPr>
       <w:r>
         <w:rPr>
@@ -2858,7 +2415,7 @@
     </w:p>
     <w:p>
       <w:pPr>
-        <w:pStyle w:val="Heading3"/>
+        <w:pStyle w:val="Heading2"/>
       </w:pPr>
       <w:r>
         <w:t>02. Follow the deciding steps</w:t>
@@ -2944,7 +2501,6 @@
     <w:p>
       <w:pPr>
         <w:spacing w:line="336" w:lineRule="auto" w:after="180"/>
-        <w:shd w:fill="F5F1FB"/>
       </w:pPr>
       <w:r>
         <w:rPr>
@@ -2995,7 +2551,7 @@
     </w:p>
     <w:p>
       <w:pPr>
-        <w:pStyle w:val="Heading3"/>
+        <w:pStyle w:val="Heading2"/>
       </w:pPr>
       <w:r>
         <w:t>03. Correct a trace from the earliest error</w:t>
@@ -3075,7 +2631,6 @@
     <w:p>
       <w:pPr>
         <w:spacing w:line="336" w:lineRule="auto" w:after="180"/>
-        <w:shd w:fill="F5F1FB"/>
       </w:pPr>
       <w:r>
         <w:rPr>
@@ -3114,7 +2669,7 @@
     </w:p>
     <w:p>
       <w:pPr>
-        <w:pStyle w:val="Heading3"/>
+        <w:pStyle w:val="Heading2"/>
       </w:pPr>
       <w:r>
         <w:t>04. Change one thing. Trace what follows.</w:t>
@@ -3229,7 +2784,6 @@
     <w:p>
       <w:pPr>
         <w:spacing w:line="336" w:lineRule="auto" w:after="180"/>
-        <w:shd w:fill="F5F1FB"/>
       </w:pPr>
       <w:r>
         <w:rPr>
@@ -3268,7 +2822,7 @@
     </w:p>
     <w:p>
       <w:pPr>
-        <w:pStyle w:val="Heading3"/>
+        <w:pStyle w:val="Heading2"/>
       </w:pPr>
       <w:r>
         <w:t>05. Connect the explanation to its limit</w:t>
@@ -3418,7 +2972,6 @@
     <w:p>
       <w:pPr>
         <w:spacing w:line="336" w:lineRule="auto" w:after="180"/>
-        <w:shd w:fill="F5F1FB"/>
       </w:pPr>
       <w:r>
         <w:rPr>
@@ -3457,7 +3010,7 @@
     </w:p>
     <w:p>
       <w:pPr>
-        <w:pStyle w:val="Heading3"/>
+        <w:pStyle w:val="Heading2"/>
       </w:pPr>
       <w:r>
         <w:t>06. Make the idea visible in your project</w:t>
@@ -3571,7 +3124,6 @@
     <w:p>
       <w:pPr>
         <w:spacing w:line="336" w:lineRule="auto" w:after="180"/>
-        <w:shd w:fill="F5F1FB"/>
       </w:pPr>
       <w:r>
         <w:rPr>
@@ -3630,6 +3182,62 @@
     <w:p>
       <w:r>
         <w:t>________________________________________________________________</w:t>
+      </w:r>
+    </w:p>
+    <w:p>
+      <w:pPr>
+        <w:pStyle w:val="Heading2"/>
+      </w:pPr>
+      <w:r>
+        <w:t>Earlier wording, alternatives and picture transcripts · reference / check after trying</w:t>
+      </w:r>
+    </w:p>
+    <w:p>
+      <w:pPr>
+        <w:pStyle w:val="Heading3"/>
+      </w:pPr>
+      <w:r>
+        <w:t>01. Forward passes by hand: the case</w:t>
+      </w:r>
+    </w:p>
+    <w:p>
+      <w:pPr>
+        <w:pStyle w:val="Heading3"/>
+      </w:pPr>
+      <w:r>
+        <w:t>02. Follow the deciding steps</w:t>
+      </w:r>
+    </w:p>
+    <w:p>
+      <w:pPr>
+        <w:pStyle w:val="Heading3"/>
+      </w:pPr>
+      <w:r>
+        <w:t>03. Correct a trace from the earliest error</w:t>
+      </w:r>
+    </w:p>
+    <w:p>
+      <w:pPr>
+        <w:pStyle w:val="Heading3"/>
+      </w:pPr>
+      <w:r>
+        <w:t>04. Change one thing. Trace what follows.</w:t>
+      </w:r>
+    </w:p>
+    <w:p>
+      <w:pPr>
+        <w:pStyle w:val="Heading3"/>
+      </w:pPr>
+      <w:r>
+        <w:t>05. Connect the explanation to its limit</w:t>
+      </w:r>
+    </w:p>
+    <w:p>
+      <w:pPr>
+        <w:pStyle w:val="Heading3"/>
+      </w:pPr>
+      <w:r>
+        <w:t>06. Make the idea visible in your project</w:t>
       </w:r>
     </w:p>
     <w:sectPr>
